--- a/8-资源管理/流程制度规范类文件/100102-服务台管理制度.docx
+++ b/8-资源管理/流程制度规范类文件/100102-服务台管理制度.docx
@@ -1,14 +1,13 @@
 
 <file path=word/document.xml><?xml version="1.0" encoding="utf-8"?>
-<w:document xmlns:wpc="http://schemas.microsoft.com/office/word/2010/wordprocessingCanvas" xmlns:mc="http://schemas.openxmlformats.org/markup-compatibility/2006" xmlns:o="urn:schemas-microsoft-com:office:office" xmlns:r="http://schemas.openxmlformats.org/officeDocument/2006/relationships" xmlns:m="http://schemas.openxmlformats.org/officeDocument/2006/math" xmlns:v="urn:schemas-microsoft-com:vml" xmlns:wp14="http://schemas.microsoft.com/office/word/2010/wordprocessingDrawing" xmlns:wp="http://schemas.openxmlformats.org/drawingml/2006/wordprocessingDrawing" xmlns:w10="urn:schemas-microsoft-com:office:word" xmlns:w="http://schemas.openxmlformats.org/wordprocessingml/2006/main" xmlns:w14="http://schemas.microsoft.com/office/word/2010/wordml" xmlns:w15="http://schemas.microsoft.com/office/word/2012/wordml" xmlns:wne="http://schemas.microsoft.com/office/word/2006/wordml" xmlns:wpg="http://schemas.microsoft.com/office/word/2010/wordprocessingGroup" xmlns:wpi="http://schemas.microsoft.com/office/word/2010/wordprocessingInk" xmlns:wps="http://schemas.microsoft.com/office/word/2010/wordprocessingShape" mc:Ignorable="w14 w15 wp14">
-  <!-- Generated by Aspose.Words for .NET 13.3.0.1 -->
+<w:document xmlns:wpc="http://schemas.microsoft.com/office/word/2010/wordprocessingCanvas" xmlns:mc="http://schemas.openxmlformats.org/markup-compatibility/2006" xmlns:o="urn:schemas-microsoft-com:office:office" xmlns:r="http://schemas.openxmlformats.org/officeDocument/2006/relationships" xmlns:m="http://schemas.openxmlformats.org/officeDocument/2006/math" xmlns:v="urn:schemas-microsoft-com:vml" xmlns:wp14="http://schemas.microsoft.com/office/word/2010/wordprocessingDrawing" xmlns:wp="http://schemas.openxmlformats.org/drawingml/2006/wordprocessingDrawing" xmlns:w="http://schemas.openxmlformats.org/wordprocessingml/2006/main" xmlns:w14="http://schemas.microsoft.com/office/word/2010/wordml" xmlns:w10="urn:schemas-microsoft-com:office:word" xmlns:w15="http://schemas.microsoft.com/office/word/2012/wordml" xmlns:wpg="http://schemas.microsoft.com/office/word/2010/wordprocessingGroup" xmlns:wpi="http://schemas.microsoft.com/office/word/2010/wordprocessingInk" xmlns:wne="http://schemas.microsoft.com/office/word/2006/wordml" xmlns:wps="http://schemas.microsoft.com/office/word/2010/wordprocessingShape" xmlns:wpsCustomData="http://www.wps.cn/officeDocument/2013/wpsCustomData" mc:Ignorable="w14 w15 wp14">
   <w:body>
     <w:p>
       <w:pPr>
         <w:spacing w:before="78" w:line="219" w:lineRule="auto"/>
         <w:ind w:left="25"/>
         <w:rPr>
-          <w:rFonts w:ascii="宋体" w:eastAsia="宋体" w:hAnsi="宋体" w:cs="宋体" w:hint="default"/>
+          <w:rFonts w:hint="default" w:ascii="宋体" w:hAnsi="宋体" w:eastAsia="宋体" w:cs="宋体"/>
           <w:sz w:val="24"/>
           <w:szCs w:val="24"/>
           <w:lang w:val="en-US" w:eastAsia="zh-CN"/>
@@ -16,7 +15,7 @@
       </w:pPr>
       <w:r>
         <w:rPr>
-          <w:rFonts w:ascii="宋体" w:eastAsia="宋体" w:hAnsi="宋体" w:cs="宋体"/>
+          <w:rFonts w:ascii="宋体" w:hAnsi="宋体" w:eastAsia="宋体" w:cs="宋体"/>
           <w:b/>
           <w:bCs/>
           <w:spacing w:val="-3"/>
@@ -27,7 +26,7 @@
       </w:r>
       <w:r>
         <w:rPr>
-          <w:rFonts w:ascii="宋体" w:eastAsia="宋体" w:hAnsi="宋体" w:cs="宋体" w:hint="eastAsia"/>
+          <w:rFonts w:hint="eastAsia" w:ascii="宋体" w:hAnsi="宋体" w:eastAsia="宋体" w:cs="宋体"/>
           <w:b/>
           <w:bCs/>
           <w:spacing w:val="-3"/>
@@ -57,14 +56,14 @@
         <w:ind w:left="23"/>
         <w:textAlignment w:val="auto"/>
         <w:rPr>
-          <w:rFonts w:ascii="宋体" w:eastAsia="宋体" w:hAnsi="宋体" w:cs="宋体"/>
+          <w:rFonts w:ascii="宋体" w:hAnsi="宋体" w:eastAsia="宋体" w:cs="宋体"/>
           <w:sz w:val="24"/>
           <w:szCs w:val="24"/>
         </w:rPr>
       </w:pPr>
       <w:r>
         <w:rPr>
-          <w:rFonts w:ascii="宋体" w:eastAsia="宋体" w:hAnsi="宋体" w:cs="宋体"/>
+          <w:rFonts w:ascii="宋体" w:hAnsi="宋体" w:eastAsia="宋体" w:cs="宋体"/>
           <w:b/>
           <w:bCs/>
           <w:spacing w:val="240"/>
@@ -76,7 +75,7 @@
       </w:r>
       <w:r>
         <w:rPr>
-          <w:rFonts w:ascii="宋体" w:eastAsia="宋体" w:hAnsi="宋体" w:cs="宋体"/>
+          <w:rFonts w:ascii="宋体" w:hAnsi="宋体" w:eastAsia="宋体" w:cs="宋体"/>
           <w:b/>
           <w:bCs/>
           <w:spacing w:val="0"/>
@@ -88,7 +87,7 @@
       </w:r>
       <w:r>
         <w:rPr>
-          <w:rFonts w:ascii="宋体" w:eastAsia="宋体" w:hAnsi="宋体" w:cs="宋体"/>
+          <w:rFonts w:ascii="宋体" w:hAnsi="宋体" w:eastAsia="宋体" w:cs="宋体"/>
           <w:b/>
           <w:bCs/>
           <w:spacing w:val="-5"/>
@@ -100,7 +99,7 @@
     </w:p>
     <w:p>
       <w:pPr>
-        <w:pStyle w:val="a"/>
+        <w:pStyle w:val="24"/>
         <w:bidi w:val="0"/>
       </w:pPr>
       <w:bookmarkStart w:id="0" w:name="_Toc6079"/>
@@ -115,7 +114,7 @@
     </w:p>
     <w:p>
       <w:pPr>
-        <w:pStyle w:val="a0"/>
+        <w:pStyle w:val="25"/>
         <w:bidi w:val="0"/>
         <w:rPr>
           <w:rFonts w:hint="default"/>
@@ -134,17 +133,18 @@
     </w:p>
     <w:tbl>
       <w:tblPr>
-        <w:tblStyle w:val="TableGrid"/>
+        <w:tblStyle w:val="21"/>
         <w:tblW w:w="0" w:type="auto"/>
         <w:tblInd w:w="2443" w:type="dxa"/>
         <w:tblBorders>
-          <w:top w:val="nil"/>
-          <w:left w:val="nil"/>
-          <w:bottom w:val="nil"/>
-          <w:right w:val="nil"/>
-          <w:insideH w:val="nil"/>
-          <w:insideV w:val="nil"/>
+          <w:top w:val="none" w:color="auto" w:sz="0" w:space="0"/>
+          <w:left w:val="none" w:color="auto" w:sz="0" w:space="0"/>
+          <w:bottom w:val="none" w:color="auto" w:sz="0" w:space="0"/>
+          <w:right w:val="none" w:color="auto" w:sz="0" w:space="0"/>
+          <w:insideH w:val="none" w:color="auto" w:sz="0" w:space="0"/>
+          <w:insideV w:val="none" w:color="auto" w:sz="0" w:space="0"/>
         </w:tblBorders>
+        <w:tblLayout w:type="autofit"/>
         <w:tblCellMar>
           <w:top w:w="0" w:type="dxa"/>
           <w:left w:w="108" w:type="dxa"/>
@@ -158,15 +158,13 @@
       </w:tblGrid>
       <w:tr>
         <w:tblPrEx>
-          <w:tblW w:w="0" w:type="auto"/>
-          <w:tblInd w:w="2443" w:type="dxa"/>
           <w:tblBorders>
-            <w:top w:val="nil"/>
-            <w:left w:val="nil"/>
-            <w:bottom w:val="nil"/>
-            <w:right w:val="nil"/>
-            <w:insideH w:val="nil"/>
-            <w:insideV w:val="nil"/>
+            <w:top w:val="none" w:color="auto" w:sz="0" w:space="0"/>
+            <w:left w:val="none" w:color="auto" w:sz="0" w:space="0"/>
+            <w:bottom w:val="none" w:color="auto" w:sz="0" w:space="0"/>
+            <w:right w:val="none" w:color="auto" w:sz="0" w:space="0"/>
+            <w:insideH w:val="none" w:color="auto" w:sz="0" w:space="0"/>
+            <w:insideV w:val="none" w:color="auto" w:sz="0" w:space="0"/>
           </w:tblBorders>
           <w:tblCellMar>
             <w:top w:w="0" w:type="dxa"/>
@@ -176,15 +174,22 @@
           </w:tblCellMar>
         </w:tblPrEx>
         <w:trPr>
-          <w:trHeight w:val="810"/>
+          <w:trHeight w:val="810" w:hRule="atLeast"/>
         </w:trPr>
         <w:tc>
           <w:tcPr>
             <w:tcW w:w="1818" w:type="dxa"/>
+            <w:vAlign w:val="top"/>
           </w:tcPr>
           <w:p>
             <w:pPr>
+              <w:keepNext w:val="0"/>
+              <w:keepLines w:val="0"/>
+              <w:pageBreakBefore w:val="0"/>
               <w:widowControl w:val="0"/>
+              <w:wordWrap/>
+              <w:overflowPunct/>
+              <w:bidi w:val="0"/>
               <w:rPr>
                 <w:rFonts w:hint="default"/>
                 <w:vertAlign w:val="baseline"/>
@@ -201,7 +206,7 @@
             </w:r>
             <w:r>
               <w:rPr>
-                <w:rFonts w:asciiTheme="minorAscii" w:eastAsiaTheme="minorEastAsia" w:hAnsiTheme="minorAscii" w:hint="default"/>
+                <w:rFonts w:hint="default" w:asciiTheme="minorAscii" w:hAnsiTheme="minorAscii" w:eastAsiaTheme="minorEastAsia"/>
                 <w:spacing w:val="227"/>
                 <w:sz w:val="21"/>
                 <w:vertAlign w:val="baseline"/>
@@ -216,7 +221,7 @@
                 <w:vertAlign w:val="baseline"/>
                 <w:lang w:val="en-US" w:eastAsia="zh-CN"/>
               </w:rPr>
-              <w:t>孙光莉</w:t>
+              <w:t>王潇</w:t>
             </w:r>
           </w:p>
         </w:tc>
@@ -243,7 +248,7 @@
             </w:r>
             <w:r>
               <w:rPr>
-                <w:rFonts w:asciiTheme="minorAscii" w:eastAsiaTheme="minorEastAsia" w:hAnsiTheme="minorAscii" w:hint="eastAsia"/>
+                <w:rFonts w:hint="eastAsia" w:asciiTheme="minorAscii" w:hAnsiTheme="minorAscii" w:eastAsiaTheme="minorEastAsia"/>
                 <w:spacing w:val="227"/>
                 <w:sz w:val="21"/>
                 <w:vertAlign w:val="baseline"/>
@@ -265,8 +270,14 @@
       </w:tr>
       <w:tr>
         <w:tblPrEx>
-          <w:tblW w:w="0" w:type="auto"/>
-          <w:tblInd w:w="2443" w:type="dxa"/>
+          <w:tblBorders>
+            <w:top w:val="none" w:color="auto" w:sz="0" w:space="0"/>
+            <w:left w:val="none" w:color="auto" w:sz="0" w:space="0"/>
+            <w:bottom w:val="none" w:color="auto" w:sz="0" w:space="0"/>
+            <w:right w:val="none" w:color="auto" w:sz="0" w:space="0"/>
+            <w:insideH w:val="none" w:color="auto" w:sz="0" w:space="0"/>
+            <w:insideV w:val="none" w:color="auto" w:sz="0" w:space="0"/>
+          </w:tblBorders>
           <w:tblCellMar>
             <w:top w:w="0" w:type="dxa"/>
             <w:left w:w="108" w:type="dxa"/>
@@ -275,18 +286,25 @@
           </w:tblCellMar>
         </w:tblPrEx>
         <w:trPr>
-          <w:trHeight w:val="810"/>
+          <w:trHeight w:val="810" w:hRule="atLeast"/>
         </w:trPr>
         <w:tc>
           <w:tcPr>
             <w:tcW w:w="1818" w:type="dxa"/>
             <w:shd w:val="clear" w:color="auto" w:fill="auto"/>
+            <w:vAlign w:val="top"/>
           </w:tcPr>
           <w:p>
             <w:pPr>
+              <w:keepNext w:val="0"/>
+              <w:keepLines w:val="0"/>
+              <w:pageBreakBefore w:val="0"/>
               <w:widowControl w:val="0"/>
+              <w:wordWrap/>
+              <w:overflowPunct/>
+              <w:bidi w:val="0"/>
               <w:rPr>
-                <w:rFonts w:ascii="Arial" w:eastAsia="Arial" w:hAnsi="Arial" w:cs="Arial" w:hint="eastAsia"/>
+                <w:rFonts w:hint="eastAsia" w:ascii="Arial" w:hAnsi="Arial" w:eastAsia="Arial" w:cs="Arial"/>
                 <w:snapToGrid w:val="0"/>
                 <w:color w:val="000000"/>
                 <w:kern w:val="0"/>
@@ -306,7 +324,7 @@
             </w:r>
             <w:r>
               <w:rPr>
-                <w:rFonts w:asciiTheme="minorAscii" w:eastAsiaTheme="minorEastAsia" w:hAnsiTheme="minorAscii" w:hint="default"/>
+                <w:rFonts w:hint="default" w:asciiTheme="minorAscii" w:hAnsiTheme="minorAscii" w:eastAsiaTheme="minorEastAsia"/>
                 <w:spacing w:val="227"/>
                 <w:sz w:val="21"/>
                 <w:vertAlign w:val="baseline"/>
@@ -317,13 +335,10 @@
             <w:r>
               <w:rPr>
                 <w:rFonts w:hint="eastAsia"/>
-                <w:spacing w:val="90"/>
-                <w:kern w:val="0"/>
                 <w:u w:val="single"/>
-                <w:vertAlign w:val="baseline"/>
                 <w:lang w:val="en-US" w:eastAsia="zh-CN"/>
               </w:rPr>
-              <w:t>严长运</w:t>
+              <w:t>刘钢要</w:t>
             </w:r>
           </w:p>
         </w:tc>
@@ -336,7 +351,7 @@
             <w:pPr>
               <w:widowControl w:val="0"/>
               <w:rPr>
-                <w:rFonts w:ascii="Arial" w:eastAsia="Arial" w:hAnsi="Arial" w:cs="Arial" w:hint="eastAsia"/>
+                <w:rFonts w:hint="eastAsia" w:ascii="Arial" w:hAnsi="Arial" w:eastAsia="Arial" w:cs="Arial"/>
                 <w:snapToGrid w:val="0"/>
                 <w:color w:val="000000"/>
                 <w:kern w:val="0"/>
@@ -356,7 +371,7 @@
             </w:r>
             <w:r>
               <w:rPr>
-                <w:rFonts w:asciiTheme="minorAscii" w:eastAsiaTheme="minorEastAsia" w:hAnsiTheme="minorAscii" w:hint="eastAsia"/>
+                <w:rFonts w:hint="eastAsia" w:asciiTheme="minorAscii" w:hAnsiTheme="minorAscii" w:eastAsiaTheme="minorEastAsia"/>
                 <w:spacing w:val="227"/>
                 <w:sz w:val="21"/>
                 <w:vertAlign w:val="baseline"/>
@@ -378,8 +393,14 @@
       </w:tr>
       <w:tr>
         <w:tblPrEx>
-          <w:tblW w:w="0" w:type="auto"/>
-          <w:tblInd w:w="2443" w:type="dxa"/>
+          <w:tblBorders>
+            <w:top w:val="none" w:color="auto" w:sz="0" w:space="0"/>
+            <w:left w:val="none" w:color="auto" w:sz="0" w:space="0"/>
+            <w:bottom w:val="none" w:color="auto" w:sz="0" w:space="0"/>
+            <w:right w:val="none" w:color="auto" w:sz="0" w:space="0"/>
+            <w:insideH w:val="none" w:color="auto" w:sz="0" w:space="0"/>
+            <w:insideV w:val="none" w:color="auto" w:sz="0" w:space="0"/>
+          </w:tblBorders>
           <w:tblCellMar>
             <w:top w:w="0" w:type="dxa"/>
             <w:left w:w="108" w:type="dxa"/>
@@ -388,7 +409,7 @@
           </w:tblCellMar>
         </w:tblPrEx>
         <w:trPr>
-          <w:trHeight w:val="635"/>
+          <w:trHeight w:val="635" w:hRule="atLeast"/>
         </w:trPr>
         <w:tc>
           <w:tcPr>
@@ -413,7 +434,7 @@
             </w:r>
             <w:r>
               <w:rPr>
-                <w:rFonts w:asciiTheme="minorAscii" w:eastAsiaTheme="minorEastAsia" w:hAnsiTheme="minorAscii" w:hint="eastAsia"/>
+                <w:rFonts w:hint="eastAsia" w:asciiTheme="minorAscii" w:hAnsiTheme="minorAscii" w:eastAsiaTheme="minorEastAsia"/>
                 <w:spacing w:val="227"/>
                 <w:sz w:val="21"/>
                 <w:vertAlign w:val="baseline"/>
@@ -454,7 +475,7 @@
             </w:r>
             <w:r>
               <w:rPr>
-                <w:rFonts w:asciiTheme="minorAscii" w:eastAsiaTheme="minorEastAsia" w:hAnsiTheme="minorAscii" w:hint="eastAsia"/>
+                <w:rFonts w:hint="eastAsia" w:asciiTheme="minorAscii" w:hAnsiTheme="minorAscii" w:eastAsiaTheme="minorEastAsia"/>
                 <w:spacing w:val="227"/>
                 <w:sz w:val="21"/>
                 <w:vertAlign w:val="baseline"/>
@@ -485,14 +506,14 @@
         <w:spacing w:before="153" w:line="225" w:lineRule="auto"/>
         <w:ind w:left="3634"/>
         <w:rPr>
-          <w:rFonts w:ascii="宋体" w:eastAsia="宋体" w:hAnsi="宋体" w:cs="宋体"/>
+          <w:rFonts w:ascii="宋体" w:hAnsi="宋体" w:eastAsia="宋体" w:cs="宋体"/>
           <w:sz w:val="31"/>
           <w:szCs w:val="31"/>
         </w:rPr>
       </w:pPr>
       <w:r>
         <w:rPr>
-          <w:rFonts w:ascii="宋体" w:eastAsia="宋体" w:hAnsi="宋体" w:cs="宋体"/>
+          <w:rFonts w:ascii="宋体" w:hAnsi="宋体" w:eastAsia="宋体" w:cs="宋体"/>
           <w:b/>
           <w:bCs/>
           <w:spacing w:val="4"/>
@@ -504,16 +525,16 @@
     </w:p>
     <w:tbl>
       <w:tblPr>
-        <w:tblStyle w:val="TableNormal0"/>
+        <w:tblStyle w:val="26"/>
         <w:tblW w:w="8301" w:type="dxa"/>
         <w:tblInd w:w="2" w:type="dxa"/>
         <w:tblBorders>
-          <w:top w:val="single" w:sz="2" w:space="0" w:color="000000"/>
-          <w:left w:val="single" w:sz="2" w:space="0" w:color="000000"/>
-          <w:bottom w:val="single" w:sz="2" w:space="0" w:color="000000"/>
-          <w:right w:val="single" w:sz="2" w:space="0" w:color="000000"/>
-          <w:insideH w:val="single" w:sz="2" w:space="0" w:color="000000"/>
-          <w:insideV w:val="single" w:sz="2" w:space="0" w:color="000000"/>
+          <w:top w:val="single" w:color="000000" w:sz="2" w:space="0"/>
+          <w:left w:val="single" w:color="000000" w:sz="2" w:space="0"/>
+          <w:bottom w:val="single" w:color="000000" w:sz="2" w:space="0"/>
+          <w:right w:val="single" w:color="000000" w:sz="2" w:space="0"/>
+          <w:insideH w:val="single" w:color="000000" w:sz="2" w:space="0"/>
+          <w:insideV w:val="single" w:color="000000" w:sz="2" w:space="0"/>
         </w:tblBorders>
         <w:tblLayout w:type="fixed"/>
         <w:tblCellMar>
@@ -533,17 +554,14 @@
       </w:tblGrid>
       <w:tr>
         <w:tblPrEx>
-          <w:tblW w:w="8301" w:type="dxa"/>
-          <w:tblInd w:w="2" w:type="dxa"/>
           <w:tblBorders>
-            <w:top w:val="single" w:sz="2" w:space="0" w:color="000000"/>
-            <w:left w:val="single" w:sz="2" w:space="0" w:color="000000"/>
-            <w:bottom w:val="single" w:sz="2" w:space="0" w:color="000000"/>
-            <w:right w:val="single" w:sz="2" w:space="0" w:color="000000"/>
-            <w:insideH w:val="single" w:sz="2" w:space="0" w:color="000000"/>
-            <w:insideV w:val="single" w:sz="2" w:space="0" w:color="000000"/>
+            <w:top w:val="single" w:color="000000" w:sz="2" w:space="0"/>
+            <w:left w:val="single" w:color="000000" w:sz="2" w:space="0"/>
+            <w:bottom w:val="single" w:color="000000" w:sz="2" w:space="0"/>
+            <w:right w:val="single" w:color="000000" w:sz="2" w:space="0"/>
+            <w:insideH w:val="single" w:color="000000" w:sz="2" w:space="0"/>
+            <w:insideV w:val="single" w:color="000000" w:sz="2" w:space="0"/>
           </w:tblBorders>
-          <w:tblLayout w:type="fixed"/>
           <w:tblCellMar>
             <w:top w:w="0" w:type="dxa"/>
             <w:left w:w="0" w:type="dxa"/>
@@ -552,7 +570,7 @@
           </w:tblCellMar>
         </w:tblPrEx>
         <w:trPr>
-          <w:trHeight w:val="593"/>
+          <w:trHeight w:val="593" w:hRule="atLeast"/>
         </w:trPr>
         <w:tc>
           <w:tcPr>
@@ -563,14 +581,14 @@
               <w:spacing w:before="176" w:line="228" w:lineRule="auto"/>
               <w:ind w:left="607"/>
               <w:rPr>
-                <w:rFonts w:ascii="宋体" w:eastAsia="宋体" w:hAnsi="宋体" w:cs="宋体"/>
+                <w:rFonts w:ascii="宋体" w:hAnsi="宋体" w:eastAsia="宋体" w:cs="宋体"/>
                 <w:sz w:val="20"/>
                 <w:szCs w:val="20"/>
               </w:rPr>
             </w:pPr>
             <w:r>
               <w:rPr>
-                <w:rFonts w:ascii="宋体" w:eastAsia="宋体" w:hAnsi="宋体" w:cs="宋体"/>
+                <w:rFonts w:ascii="宋体" w:hAnsi="宋体" w:eastAsia="宋体" w:cs="宋体"/>
                 <w:spacing w:val="-14"/>
                 <w:sz w:val="20"/>
                 <w:szCs w:val="20"/>
@@ -588,14 +606,14 @@
               <w:spacing w:before="175" w:line="227" w:lineRule="auto"/>
               <w:ind w:left="253"/>
               <w:rPr>
-                <w:rFonts w:ascii="宋体" w:eastAsia="宋体" w:hAnsi="宋体" w:cs="宋体"/>
+                <w:rFonts w:ascii="宋体" w:hAnsi="宋体" w:eastAsia="宋体" w:cs="宋体"/>
                 <w:sz w:val="20"/>
                 <w:szCs w:val="20"/>
               </w:rPr>
             </w:pPr>
             <w:r>
               <w:rPr>
-                <w:rFonts w:ascii="宋体" w:eastAsia="宋体" w:hAnsi="宋体" w:cs="宋体"/>
+                <w:rFonts w:ascii="宋体" w:hAnsi="宋体" w:eastAsia="宋体" w:cs="宋体"/>
                 <w:spacing w:val="4"/>
                 <w:sz w:val="20"/>
                 <w:szCs w:val="20"/>
@@ -613,14 +631,14 @@
               <w:spacing w:before="175" w:line="228" w:lineRule="auto"/>
               <w:ind w:left="730"/>
               <w:rPr>
-                <w:rFonts w:ascii="宋体" w:eastAsia="宋体" w:hAnsi="宋体" w:cs="宋体"/>
+                <w:rFonts w:ascii="宋体" w:hAnsi="宋体" w:eastAsia="宋体" w:cs="宋体"/>
                 <w:sz w:val="20"/>
                 <w:szCs w:val="20"/>
               </w:rPr>
             </w:pPr>
             <w:r>
               <w:rPr>
-                <w:rFonts w:ascii="宋体" w:eastAsia="宋体" w:hAnsi="宋体" w:cs="宋体"/>
+                <w:rFonts w:ascii="宋体" w:hAnsi="宋体" w:eastAsia="宋体" w:cs="宋体"/>
                 <w:spacing w:val="7"/>
                 <w:sz w:val="20"/>
                 <w:szCs w:val="20"/>
@@ -638,14 +656,14 @@
               <w:spacing w:before="175" w:line="228" w:lineRule="auto"/>
               <w:ind w:left="310"/>
               <w:rPr>
-                <w:rFonts w:ascii="宋体" w:eastAsia="宋体" w:hAnsi="宋体" w:cs="宋体"/>
+                <w:rFonts w:ascii="宋体" w:hAnsi="宋体" w:eastAsia="宋体" w:cs="宋体"/>
                 <w:sz w:val="20"/>
                 <w:szCs w:val="20"/>
               </w:rPr>
             </w:pPr>
             <w:r>
               <w:rPr>
-                <w:rFonts w:ascii="宋体" w:eastAsia="宋体" w:hAnsi="宋体" w:cs="宋体"/>
+                <w:rFonts w:ascii="宋体" w:hAnsi="宋体" w:eastAsia="宋体" w:cs="宋体"/>
                 <w:spacing w:val="6"/>
                 <w:sz w:val="20"/>
                 <w:szCs w:val="20"/>
@@ -663,7 +681,7 @@
               <w:spacing w:before="175" w:line="228" w:lineRule="auto"/>
               <w:ind w:left="310"/>
               <w:rPr>
-                <w:rFonts w:ascii="宋体" w:eastAsia="宋体" w:hAnsi="宋体" w:cs="宋体" w:hint="eastAsia"/>
+                <w:rFonts w:hint="eastAsia" w:ascii="宋体" w:hAnsi="宋体" w:eastAsia="宋体" w:cs="宋体"/>
                 <w:spacing w:val="6"/>
                 <w:sz w:val="20"/>
                 <w:szCs w:val="20"/>
@@ -672,7 +690,7 @@
             </w:pPr>
             <w:r>
               <w:rPr>
-                <w:rFonts w:ascii="宋体" w:eastAsia="宋体" w:hAnsi="宋体" w:cs="宋体" w:hint="eastAsia"/>
+                <w:rFonts w:hint="eastAsia" w:ascii="宋体" w:hAnsi="宋体" w:eastAsia="宋体" w:cs="宋体"/>
                 <w:spacing w:val="6"/>
                 <w:sz w:val="20"/>
                 <w:szCs w:val="20"/>
@@ -691,14 +709,14 @@
               <w:spacing w:before="176" w:line="229" w:lineRule="auto"/>
               <w:ind w:left="311"/>
               <w:rPr>
-                <w:rFonts w:ascii="宋体" w:eastAsia="宋体" w:hAnsi="宋体" w:cs="宋体"/>
+                <w:rFonts w:ascii="宋体" w:hAnsi="宋体" w:eastAsia="宋体" w:cs="宋体"/>
                 <w:sz w:val="20"/>
                 <w:szCs w:val="20"/>
               </w:rPr>
             </w:pPr>
             <w:r>
               <w:rPr>
-                <w:rFonts w:ascii="宋体" w:eastAsia="宋体" w:hAnsi="宋体" w:cs="宋体"/>
+                <w:rFonts w:ascii="宋体" w:hAnsi="宋体" w:eastAsia="宋体" w:cs="宋体"/>
                 <w:spacing w:val="7"/>
                 <w:sz w:val="20"/>
                 <w:szCs w:val="20"/>
@@ -710,9 +728,14 @@
       </w:tr>
       <w:tr>
         <w:tblPrEx>
-          <w:tblW w:w="8301" w:type="dxa"/>
-          <w:tblInd w:w="2" w:type="dxa"/>
-          <w:tblLayout w:type="fixed"/>
+          <w:tblBorders>
+            <w:top w:val="single" w:color="000000" w:sz="2" w:space="0"/>
+            <w:left w:val="single" w:color="000000" w:sz="2" w:space="0"/>
+            <w:bottom w:val="single" w:color="000000" w:sz="2" w:space="0"/>
+            <w:right w:val="single" w:color="000000" w:sz="2" w:space="0"/>
+            <w:insideH w:val="single" w:color="000000" w:sz="2" w:space="0"/>
+            <w:insideV w:val="single" w:color="000000" w:sz="2" w:space="0"/>
+          </w:tblBorders>
           <w:tblCellMar>
             <w:top w:w="0" w:type="dxa"/>
             <w:left w:w="0" w:type="dxa"/>
@@ -721,7 +744,7 @@
           </w:tblCellMar>
         </w:tblPrEx>
         <w:trPr>
-          <w:trHeight w:val="556"/>
+          <w:trHeight w:val="556" w:hRule="atLeast"/>
         </w:trPr>
         <w:tc>
           <w:tcPr>
@@ -732,14 +755,14 @@
               <w:spacing w:before="173" w:line="267" w:lineRule="exact"/>
               <w:ind w:left="260"/>
               <w:rPr>
-                <w:rFonts w:ascii="宋体" w:eastAsia="宋体" w:hAnsi="宋体" w:cs="宋体"/>
+                <w:rFonts w:ascii="宋体" w:hAnsi="宋体" w:eastAsia="宋体" w:cs="宋体"/>
                 <w:sz w:val="20"/>
                 <w:szCs w:val="20"/>
               </w:rPr>
             </w:pPr>
             <w:r>
               <w:rPr>
-                <w:rFonts w:ascii="宋体" w:eastAsia="宋体" w:hAnsi="宋体" w:cs="宋体"/>
+                <w:rFonts w:ascii="宋体" w:hAnsi="宋体" w:eastAsia="宋体" w:cs="宋体"/>
                 <w:spacing w:val="3"/>
                 <w:position w:val="1"/>
                 <w:sz w:val="20"/>
@@ -758,14 +781,14 @@
               <w:spacing w:before="173" w:line="267" w:lineRule="exact"/>
               <w:ind w:left="248"/>
               <w:rPr>
-                <w:rFonts w:ascii="宋体" w:eastAsia="宋体" w:hAnsi="宋体" w:cs="宋体"/>
+                <w:rFonts w:ascii="宋体" w:hAnsi="宋体" w:eastAsia="宋体" w:cs="宋体"/>
                 <w:sz w:val="20"/>
                 <w:szCs w:val="20"/>
               </w:rPr>
             </w:pPr>
             <w:r>
               <w:rPr>
-                <w:rFonts w:ascii="宋体" w:eastAsia="宋体" w:hAnsi="宋体" w:cs="宋体"/>
+                <w:rFonts w:ascii="宋体" w:hAnsi="宋体" w:eastAsia="宋体" w:cs="宋体"/>
                 <w:spacing w:val="4"/>
                 <w:position w:val="1"/>
                 <w:sz w:val="20"/>
@@ -785,14 +808,14 @@
               <w:ind w:left="114"/>
               <w:jc w:val="center"/>
               <w:rPr>
-                <w:rFonts w:ascii="宋体" w:eastAsia="宋体" w:hAnsi="宋体" w:cs="宋体"/>
+                <w:rFonts w:ascii="宋体" w:hAnsi="宋体" w:eastAsia="宋体" w:cs="宋体"/>
                 <w:sz w:val="20"/>
                 <w:szCs w:val="20"/>
               </w:rPr>
             </w:pPr>
             <w:r>
               <w:rPr>
-                <w:rFonts w:ascii="宋体" w:eastAsia="宋体" w:hAnsi="宋体" w:cs="宋体"/>
+                <w:rFonts w:ascii="宋体" w:hAnsi="宋体" w:eastAsia="宋体" w:cs="宋体"/>
                 <w:spacing w:val="7"/>
                 <w:sz w:val="20"/>
                 <w:szCs w:val="20"/>
@@ -804,13 +827,21 @@
         <w:tc>
           <w:tcPr>
             <w:tcW w:w="1148" w:type="dxa"/>
+            <w:vAlign w:val="top"/>
           </w:tcPr>
           <w:p>
             <w:pPr>
+              <w:keepNext w:val="0"/>
+              <w:keepLines w:val="0"/>
+              <w:pageBreakBefore w:val="0"/>
+              <w:widowControl w:val="0"/>
+              <w:wordWrap/>
+              <w:overflowPunct/>
+              <w:bidi w:val="0"/>
               <w:spacing w:before="172" w:line="228" w:lineRule="auto"/>
-              <w:ind w:left="313"/>
+              <w:ind w:left="313" w:leftChars="0"/>
               <w:rPr>
-                <w:rFonts w:ascii="宋体" w:eastAsia="宋体" w:hAnsi="宋体" w:cs="宋体" w:hint="eastAsia"/>
+                <w:rFonts w:hint="eastAsia" w:ascii="宋体" w:hAnsi="宋体" w:eastAsia="宋体" w:cs="宋体"/>
                 <w:sz w:val="20"/>
                 <w:szCs w:val="20"/>
                 <w:lang w:val="en-US" w:eastAsia="zh-CN"/>
@@ -818,25 +849,33 @@
             </w:pPr>
             <w:r>
               <w:rPr>
-                <w:rFonts w:ascii="宋体" w:eastAsia="宋体" w:hAnsi="宋体" w:cs="宋体" w:hint="eastAsia"/>
+                <w:rFonts w:hint="eastAsia" w:ascii="宋体" w:hAnsi="宋体" w:cs="宋体"/>
                 <w:sz w:val="20"/>
                 <w:szCs w:val="20"/>
                 <w:lang w:val="en-US" w:eastAsia="zh-CN"/>
               </w:rPr>
-              <w:t>孙光莉</w:t>
+              <w:t>王潇</w:t>
             </w:r>
           </w:p>
         </w:tc>
         <w:tc>
           <w:tcPr>
             <w:tcW w:w="1150" w:type="dxa"/>
+            <w:vAlign w:val="top"/>
           </w:tcPr>
           <w:p>
             <w:pPr>
+              <w:keepNext w:val="0"/>
+              <w:keepLines w:val="0"/>
+              <w:pageBreakBefore w:val="0"/>
+              <w:widowControl w:val="0"/>
+              <w:wordWrap/>
+              <w:overflowPunct/>
+              <w:bidi w:val="0"/>
               <w:spacing w:before="172" w:line="228" w:lineRule="auto"/>
-              <w:ind w:left="313"/>
+              <w:ind w:left="313" w:leftChars="0"/>
               <w:rPr>
-                <w:rFonts w:ascii="宋体" w:eastAsia="宋体" w:hAnsi="宋体" w:cs="宋体" w:hint="eastAsia"/>
+                <w:rFonts w:hint="eastAsia" w:ascii="宋体" w:hAnsi="宋体" w:eastAsia="宋体" w:cs="宋体"/>
                 <w:spacing w:val="5"/>
                 <w:sz w:val="20"/>
                 <w:szCs w:val="20"/>
@@ -844,14 +883,10 @@
             </w:pPr>
             <w:r>
               <w:rPr>
-                <w:rFonts w:ascii="宋体" w:eastAsia="宋体" w:hAnsi="宋体" w:cs="宋体" w:hint="eastAsia"/>
-                <w:spacing w:val="100"/>
-                <w:kern w:val="0"/>
-                <w:sz w:val="20"/>
-                <w:szCs w:val="20"/>
+                <w:rFonts w:hint="eastAsia"/>
                 <w:lang w:val="en-US" w:eastAsia="zh-CN"/>
               </w:rPr>
-              <w:t>严长运</w:t>
+              <w:t>刘钢要</w:t>
             </w:r>
           </w:p>
         </w:tc>
@@ -864,14 +899,14 @@
               <w:spacing w:before="173" w:line="229" w:lineRule="auto"/>
               <w:ind w:left="314"/>
               <w:rPr>
-                <w:rFonts w:ascii="宋体" w:eastAsia="宋体" w:hAnsi="宋体" w:cs="宋体"/>
+                <w:rFonts w:ascii="宋体" w:hAnsi="宋体" w:eastAsia="宋体" w:cs="宋体"/>
                 <w:sz w:val="20"/>
                 <w:szCs w:val="20"/>
               </w:rPr>
             </w:pPr>
             <w:r>
               <w:rPr>
-                <w:rFonts w:ascii="宋体" w:eastAsia="宋体" w:hAnsi="宋体" w:cs="宋体" w:hint="eastAsia"/>
+                <w:rFonts w:hint="eastAsia" w:ascii="宋体" w:hAnsi="宋体" w:eastAsia="宋体" w:cs="宋体"/>
                 <w:spacing w:val="6"/>
                 <w:sz w:val="20"/>
                 <w:szCs w:val="20"/>
@@ -884,9 +919,14 @@
       </w:tr>
       <w:tr>
         <w:tblPrEx>
-          <w:tblW w:w="8301" w:type="dxa"/>
-          <w:tblInd w:w="2" w:type="dxa"/>
-          <w:tblLayout w:type="fixed"/>
+          <w:tblBorders>
+            <w:top w:val="single" w:color="000000" w:sz="2" w:space="0"/>
+            <w:left w:val="single" w:color="000000" w:sz="2" w:space="0"/>
+            <w:bottom w:val="single" w:color="000000" w:sz="2" w:space="0"/>
+            <w:right w:val="single" w:color="000000" w:sz="2" w:space="0"/>
+            <w:insideH w:val="single" w:color="000000" w:sz="2" w:space="0"/>
+            <w:insideV w:val="single" w:color="000000" w:sz="2" w:space="0"/>
+          </w:tblBorders>
           <w:tblCellMar>
             <w:top w:w="0" w:type="dxa"/>
             <w:left w:w="0" w:type="dxa"/>
@@ -895,7 +935,7 @@
           </w:tblCellMar>
         </w:tblPrEx>
         <w:trPr>
-          <w:trHeight w:val="556"/>
+          <w:trHeight w:val="556" w:hRule="atLeast"/>
         </w:trPr>
         <w:tc>
           <w:tcPr>
@@ -903,7 +943,7 @@
           </w:tcPr>
           <w:p>
             <w:pPr>
-              <w:pStyle w:val="TableText"/>
+              <w:pStyle w:val="27"/>
             </w:pPr>
           </w:p>
         </w:tc>
@@ -913,7 +953,7 @@
           </w:tcPr>
           <w:p>
             <w:pPr>
-              <w:pStyle w:val="TableText"/>
+              <w:pStyle w:val="27"/>
             </w:pPr>
           </w:p>
         </w:tc>
@@ -923,7 +963,7 @@
           </w:tcPr>
           <w:p>
             <w:pPr>
-              <w:pStyle w:val="TableText"/>
+              <w:pStyle w:val="27"/>
             </w:pPr>
           </w:p>
         </w:tc>
@@ -955,16 +995,21 @@
           </w:tcPr>
           <w:p>
             <w:pPr>
-              <w:pStyle w:val="TableText"/>
+              <w:pStyle w:val="27"/>
             </w:pPr>
           </w:p>
         </w:tc>
       </w:tr>
       <w:tr>
         <w:tblPrEx>
-          <w:tblW w:w="8301" w:type="dxa"/>
-          <w:tblInd w:w="2" w:type="dxa"/>
-          <w:tblLayout w:type="fixed"/>
+          <w:tblBorders>
+            <w:top w:val="single" w:color="000000" w:sz="2" w:space="0"/>
+            <w:left w:val="single" w:color="000000" w:sz="2" w:space="0"/>
+            <w:bottom w:val="single" w:color="000000" w:sz="2" w:space="0"/>
+            <w:right w:val="single" w:color="000000" w:sz="2" w:space="0"/>
+            <w:insideH w:val="single" w:color="000000" w:sz="2" w:space="0"/>
+            <w:insideV w:val="single" w:color="000000" w:sz="2" w:space="0"/>
+          </w:tblBorders>
           <w:tblCellMar>
             <w:top w:w="0" w:type="dxa"/>
             <w:left w:w="0" w:type="dxa"/>
@@ -973,7 +1018,7 @@
           </w:tblCellMar>
         </w:tblPrEx>
         <w:trPr>
-          <w:trHeight w:val="556"/>
+          <w:trHeight w:val="556" w:hRule="atLeast"/>
         </w:trPr>
         <w:tc>
           <w:tcPr>
@@ -981,7 +1026,7 @@
           </w:tcPr>
           <w:p>
             <w:pPr>
-              <w:pStyle w:val="TableText"/>
+              <w:pStyle w:val="27"/>
             </w:pPr>
           </w:p>
         </w:tc>
@@ -991,7 +1036,7 @@
           </w:tcPr>
           <w:p>
             <w:pPr>
-              <w:pStyle w:val="TableText"/>
+              <w:pStyle w:val="27"/>
             </w:pPr>
           </w:p>
         </w:tc>
@@ -1001,7 +1046,7 @@
           </w:tcPr>
           <w:p>
             <w:pPr>
-              <w:pStyle w:val="TableText"/>
+              <w:pStyle w:val="27"/>
             </w:pPr>
           </w:p>
         </w:tc>
@@ -1033,16 +1078,21 @@
           </w:tcPr>
           <w:p>
             <w:pPr>
-              <w:pStyle w:val="TableText"/>
+              <w:pStyle w:val="27"/>
             </w:pPr>
           </w:p>
         </w:tc>
       </w:tr>
       <w:tr>
         <w:tblPrEx>
-          <w:tblW w:w="8301" w:type="dxa"/>
-          <w:tblInd w:w="2" w:type="dxa"/>
-          <w:tblLayout w:type="fixed"/>
+          <w:tblBorders>
+            <w:top w:val="single" w:color="000000" w:sz="2" w:space="0"/>
+            <w:left w:val="single" w:color="000000" w:sz="2" w:space="0"/>
+            <w:bottom w:val="single" w:color="000000" w:sz="2" w:space="0"/>
+            <w:right w:val="single" w:color="000000" w:sz="2" w:space="0"/>
+            <w:insideH w:val="single" w:color="000000" w:sz="2" w:space="0"/>
+            <w:insideV w:val="single" w:color="000000" w:sz="2" w:space="0"/>
+          </w:tblBorders>
           <w:tblCellMar>
             <w:top w:w="0" w:type="dxa"/>
             <w:left w:w="0" w:type="dxa"/>
@@ -1051,7 +1101,7 @@
           </w:tblCellMar>
         </w:tblPrEx>
         <w:trPr>
-          <w:trHeight w:val="557"/>
+          <w:trHeight w:val="557" w:hRule="atLeast"/>
         </w:trPr>
         <w:tc>
           <w:tcPr>
@@ -1059,7 +1109,7 @@
           </w:tcPr>
           <w:p>
             <w:pPr>
-              <w:pStyle w:val="TableText"/>
+              <w:pStyle w:val="27"/>
             </w:pPr>
           </w:p>
         </w:tc>
@@ -1069,7 +1119,7 @@
           </w:tcPr>
           <w:p>
             <w:pPr>
-              <w:pStyle w:val="TableText"/>
+              <w:pStyle w:val="27"/>
             </w:pPr>
           </w:p>
         </w:tc>
@@ -1079,7 +1129,7 @@
           </w:tcPr>
           <w:p>
             <w:pPr>
-              <w:pStyle w:val="TableText"/>
+              <w:pStyle w:val="27"/>
             </w:pPr>
           </w:p>
         </w:tc>
@@ -1089,7 +1139,7 @@
           </w:tcPr>
           <w:p>
             <w:pPr>
-              <w:pStyle w:val="TableText"/>
+              <w:pStyle w:val="27"/>
             </w:pPr>
           </w:p>
         </w:tc>
@@ -1099,7 +1149,7 @@
           </w:tcPr>
           <w:p>
             <w:pPr>
-              <w:pStyle w:val="TableText"/>
+              <w:pStyle w:val="27"/>
             </w:pPr>
           </w:p>
         </w:tc>
@@ -1109,16 +1159,21 @@
           </w:tcPr>
           <w:p>
             <w:pPr>
-              <w:pStyle w:val="TableText"/>
+              <w:pStyle w:val="27"/>
             </w:pPr>
           </w:p>
         </w:tc>
       </w:tr>
       <w:tr>
         <w:tblPrEx>
-          <w:tblW w:w="8301" w:type="dxa"/>
-          <w:tblInd w:w="2" w:type="dxa"/>
-          <w:tblLayout w:type="fixed"/>
+          <w:tblBorders>
+            <w:top w:val="single" w:color="000000" w:sz="2" w:space="0"/>
+            <w:left w:val="single" w:color="000000" w:sz="2" w:space="0"/>
+            <w:bottom w:val="single" w:color="000000" w:sz="2" w:space="0"/>
+            <w:right w:val="single" w:color="000000" w:sz="2" w:space="0"/>
+            <w:insideH w:val="single" w:color="000000" w:sz="2" w:space="0"/>
+            <w:insideV w:val="single" w:color="000000" w:sz="2" w:space="0"/>
+          </w:tblBorders>
           <w:tblCellMar>
             <w:top w:w="0" w:type="dxa"/>
             <w:left w:w="0" w:type="dxa"/>
@@ -1127,7 +1182,7 @@
           </w:tblCellMar>
         </w:tblPrEx>
         <w:trPr>
-          <w:trHeight w:val="556"/>
+          <w:trHeight w:val="556" w:hRule="atLeast"/>
         </w:trPr>
         <w:tc>
           <w:tcPr>
@@ -1135,7 +1190,7 @@
           </w:tcPr>
           <w:p>
             <w:pPr>
-              <w:pStyle w:val="TableText"/>
+              <w:pStyle w:val="27"/>
             </w:pPr>
           </w:p>
         </w:tc>
@@ -1145,7 +1200,7 @@
           </w:tcPr>
           <w:p>
             <w:pPr>
-              <w:pStyle w:val="TableText"/>
+              <w:pStyle w:val="27"/>
             </w:pPr>
           </w:p>
         </w:tc>
@@ -1155,7 +1210,7 @@
           </w:tcPr>
           <w:p>
             <w:pPr>
-              <w:pStyle w:val="TableText"/>
+              <w:pStyle w:val="27"/>
             </w:pPr>
           </w:p>
         </w:tc>
@@ -1165,7 +1220,7 @@
           </w:tcPr>
           <w:p>
             <w:pPr>
-              <w:pStyle w:val="TableText"/>
+              <w:pStyle w:val="27"/>
             </w:pPr>
           </w:p>
         </w:tc>
@@ -1175,7 +1230,7 @@
           </w:tcPr>
           <w:p>
             <w:pPr>
-              <w:pStyle w:val="TableText"/>
+              <w:pStyle w:val="27"/>
             </w:pPr>
           </w:p>
         </w:tc>
@@ -1185,16 +1240,21 @@
           </w:tcPr>
           <w:p>
             <w:pPr>
-              <w:pStyle w:val="TableText"/>
+              <w:pStyle w:val="27"/>
             </w:pPr>
           </w:p>
         </w:tc>
       </w:tr>
       <w:tr>
         <w:tblPrEx>
-          <w:tblW w:w="8301" w:type="dxa"/>
-          <w:tblInd w:w="2" w:type="dxa"/>
-          <w:tblLayout w:type="fixed"/>
+          <w:tblBorders>
+            <w:top w:val="single" w:color="000000" w:sz="2" w:space="0"/>
+            <w:left w:val="single" w:color="000000" w:sz="2" w:space="0"/>
+            <w:bottom w:val="single" w:color="000000" w:sz="2" w:space="0"/>
+            <w:right w:val="single" w:color="000000" w:sz="2" w:space="0"/>
+            <w:insideH w:val="single" w:color="000000" w:sz="2" w:space="0"/>
+            <w:insideV w:val="single" w:color="000000" w:sz="2" w:space="0"/>
+          </w:tblBorders>
           <w:tblCellMar>
             <w:top w:w="0" w:type="dxa"/>
             <w:left w:w="0" w:type="dxa"/>
@@ -1203,7 +1263,7 @@
           </w:tblCellMar>
         </w:tblPrEx>
         <w:trPr>
-          <w:trHeight w:val="561"/>
+          <w:trHeight w:val="561" w:hRule="atLeast"/>
         </w:trPr>
         <w:tc>
           <w:tcPr>
@@ -1211,7 +1271,7 @@
           </w:tcPr>
           <w:p>
             <w:pPr>
-              <w:pStyle w:val="TableText"/>
+              <w:pStyle w:val="27"/>
             </w:pPr>
           </w:p>
         </w:tc>
@@ -1221,7 +1281,7 @@
           </w:tcPr>
           <w:p>
             <w:pPr>
-              <w:pStyle w:val="TableText"/>
+              <w:pStyle w:val="27"/>
             </w:pPr>
           </w:p>
         </w:tc>
@@ -1231,7 +1291,7 @@
           </w:tcPr>
           <w:p>
             <w:pPr>
-              <w:pStyle w:val="TableText"/>
+              <w:pStyle w:val="27"/>
             </w:pPr>
           </w:p>
         </w:tc>
@@ -1241,7 +1301,7 @@
           </w:tcPr>
           <w:p>
             <w:pPr>
-              <w:pStyle w:val="TableText"/>
+              <w:pStyle w:val="27"/>
             </w:pPr>
           </w:p>
         </w:tc>
@@ -1251,7 +1311,7 @@
           </w:tcPr>
           <w:p>
             <w:pPr>
-              <w:pStyle w:val="TableText"/>
+              <w:pStyle w:val="27"/>
             </w:pPr>
           </w:p>
         </w:tc>
@@ -1261,7 +1321,7 @@
           </w:tcPr>
           <w:p>
             <w:pPr>
-              <w:pStyle w:val="TableText"/>
+              <w:pStyle w:val="27"/>
             </w:pPr>
           </w:p>
         </w:tc>
@@ -1275,7 +1335,7 @@
     <w:sdt>
       <w:sdtPr>
         <w:rPr>
-          <w:rFonts w:ascii="宋体" w:eastAsia="宋体" w:hAnsi="宋体" w:cs="Arial"/>
+          <w:rFonts w:ascii="宋体" w:hAnsi="宋体" w:eastAsia="宋体" w:cs="Arial"/>
           <w:snapToGrid w:val="0"/>
           <w:color w:val="000000"/>
           <w:kern w:val="0"/>
@@ -1291,7 +1351,7 @@
       </w:sdtPr>
       <w:sdtEndPr>
         <w:rPr>
-          <w:rFonts w:ascii="宋体" w:eastAsia="宋体" w:hAnsi="宋体" w:cs="宋体" w:hint="eastAsia"/>
+          <w:rFonts w:hint="eastAsia" w:ascii="宋体" w:hAnsi="宋体" w:eastAsia="宋体" w:cs="宋体"/>
           <w:snapToGrid w:val="0"/>
           <w:color w:val="000000"/>
           <w:kern w:val="0"/>
@@ -1304,17 +1364,17 @@
         <w:p>
           <w:pPr>
             <w:spacing w:before="0" w:beforeLines="0" w:after="0" w:afterLines="0" w:line="240" w:lineRule="auto"/>
-            <w:ind w:left="0" w:right="0" w:firstLine="0" w:leftChars="0" w:rightChars="0" w:firstLineChars="0"/>
+            <w:ind w:left="0" w:leftChars="0" w:right="0" w:rightChars="0" w:firstLine="0" w:firstLineChars="0"/>
             <w:jc w:val="center"/>
             <w:rPr>
-              <w:rFonts w:ascii="宋体" w:eastAsia="宋体" w:hAnsi="宋体" w:cs="宋体" w:hint="eastAsia"/>
+              <w:rFonts w:hint="eastAsia" w:ascii="宋体" w:hAnsi="宋体" w:eastAsia="宋体" w:cs="宋体"/>
               <w:sz w:val="24"/>
               <w:szCs w:val="24"/>
             </w:rPr>
           </w:pPr>
           <w:r>
             <w:rPr>
-              <w:rFonts w:ascii="宋体" w:eastAsia="宋体" w:hAnsi="宋体" w:cs="宋体" w:hint="eastAsia"/>
+              <w:rFonts w:hint="eastAsia" w:ascii="宋体" w:hAnsi="宋体" w:eastAsia="宋体" w:cs="宋体"/>
               <w:sz w:val="24"/>
               <w:szCs w:val="24"/>
             </w:rPr>
@@ -1323,14 +1383,14 @@
         </w:p>
         <w:p>
           <w:pPr>
-            <w:pStyle w:val="TOC1"/>
+            <w:pStyle w:val="16"/>
             <w:tabs>
               <w:tab w:val="right" w:leader="dot" w:pos="8306"/>
             </w:tabs>
           </w:pPr>
           <w:r>
             <w:rPr>
-              <w:rFonts w:ascii="宋体" w:eastAsia="宋体" w:hAnsi="宋体" w:cs="宋体" w:hint="eastAsia"/>
+              <w:rFonts w:hint="eastAsia" w:ascii="宋体" w:hAnsi="宋体" w:eastAsia="宋体" w:cs="宋体"/>
               <w:sz w:val="24"/>
               <w:szCs w:val="24"/>
             </w:rPr>
@@ -1338,7 +1398,7 @@
           </w:r>
           <w:r>
             <w:rPr>
-              <w:rFonts w:ascii="宋体" w:eastAsia="宋体" w:hAnsi="宋体" w:cs="宋体" w:hint="eastAsia"/>
+              <w:rFonts w:hint="eastAsia" w:ascii="宋体" w:hAnsi="宋体" w:eastAsia="宋体" w:cs="宋体"/>
               <w:sz w:val="24"/>
               <w:szCs w:val="24"/>
             </w:rPr>
@@ -1346,7 +1406,7 @@
           </w:r>
           <w:r>
             <w:rPr>
-              <w:rFonts w:ascii="宋体" w:eastAsia="宋体" w:hAnsi="宋体" w:cs="宋体" w:hint="eastAsia"/>
+              <w:rFonts w:hint="eastAsia" w:ascii="宋体" w:hAnsi="宋体" w:eastAsia="宋体" w:cs="宋体"/>
               <w:sz w:val="24"/>
               <w:szCs w:val="24"/>
             </w:rPr>
@@ -1354,21 +1414,21 @@
           </w:r>
           <w:r>
             <w:rPr>
-              <w:rFonts w:ascii="宋体" w:eastAsia="宋体" w:hAnsi="宋体" w:cs="宋体" w:hint="eastAsia"/>
+              <w:rFonts w:hint="eastAsia" w:ascii="宋体" w:hAnsi="宋体" w:eastAsia="宋体" w:cs="宋体"/>
               <w:szCs w:val="24"/>
             </w:rPr>
             <w:fldChar w:fldCharType="begin"/>
           </w:r>
           <w:r>
             <w:rPr>
-              <w:rFonts w:ascii="宋体" w:eastAsia="宋体" w:hAnsi="宋体" w:cs="宋体" w:hint="eastAsia"/>
+              <w:rFonts w:hint="eastAsia" w:ascii="宋体" w:hAnsi="宋体" w:eastAsia="宋体" w:cs="宋体"/>
               <w:szCs w:val="24"/>
             </w:rPr>
             <w:instrText xml:space="preserve"> HYPERLINK \l _Toc6079 </w:instrText>
           </w:r>
           <w:r>
             <w:rPr>
-              <w:rFonts w:ascii="宋体" w:eastAsia="宋体" w:hAnsi="宋体" w:cs="宋体" w:hint="eastAsia"/>
+              <w:rFonts w:hint="eastAsia" w:ascii="宋体" w:hAnsi="宋体" w:eastAsia="宋体" w:cs="宋体"/>
               <w:szCs w:val="24"/>
             </w:rPr>
             <w:fldChar w:fldCharType="separate"/>
@@ -1400,7 +1460,7 @@
           </w:r>
           <w:r>
             <w:rPr>
-              <w:rFonts w:ascii="宋体" w:eastAsia="宋体" w:hAnsi="宋体" w:cs="宋体" w:hint="eastAsia"/>
+              <w:rFonts w:hint="eastAsia" w:ascii="宋体" w:hAnsi="宋体" w:eastAsia="宋体" w:cs="宋体"/>
               <w:szCs w:val="24"/>
             </w:rPr>
             <w:fldChar w:fldCharType="end"/>
@@ -1408,28 +1468,28 @@
         </w:p>
         <w:p>
           <w:pPr>
-            <w:pStyle w:val="TOC1"/>
+            <w:pStyle w:val="16"/>
             <w:tabs>
               <w:tab w:val="right" w:leader="dot" w:pos="8306"/>
             </w:tabs>
           </w:pPr>
           <w:r>
             <w:rPr>
-              <w:rFonts w:ascii="宋体" w:eastAsia="宋体" w:hAnsi="宋体" w:cs="宋体" w:hint="eastAsia"/>
+              <w:rFonts w:hint="eastAsia" w:ascii="宋体" w:hAnsi="宋体" w:eastAsia="宋体" w:cs="宋体"/>
               <w:szCs w:val="24"/>
             </w:rPr>
             <w:fldChar w:fldCharType="begin"/>
           </w:r>
           <w:r>
             <w:rPr>
-              <w:rFonts w:ascii="宋体" w:eastAsia="宋体" w:hAnsi="宋体" w:cs="宋体" w:hint="eastAsia"/>
+              <w:rFonts w:hint="eastAsia" w:ascii="宋体" w:hAnsi="宋体" w:eastAsia="宋体" w:cs="宋体"/>
               <w:szCs w:val="24"/>
             </w:rPr>
             <w:instrText xml:space="preserve"> HYPERLINK \l _Toc5960 </w:instrText>
           </w:r>
           <w:r>
             <w:rPr>
-              <w:rFonts w:ascii="宋体" w:eastAsia="宋体" w:hAnsi="宋体" w:cs="宋体" w:hint="eastAsia"/>
+              <w:rFonts w:hint="eastAsia" w:ascii="宋体" w:hAnsi="宋体" w:eastAsia="宋体" w:cs="宋体"/>
               <w:szCs w:val="24"/>
             </w:rPr>
             <w:fldChar w:fldCharType="separate"/>
@@ -1461,7 +1521,7 @@
           </w:r>
           <w:r>
             <w:rPr>
-              <w:rFonts w:ascii="宋体" w:eastAsia="宋体" w:hAnsi="宋体" w:cs="宋体" w:hint="eastAsia"/>
+              <w:rFonts w:hint="eastAsia" w:ascii="宋体" w:hAnsi="宋体" w:eastAsia="宋体" w:cs="宋体"/>
               <w:szCs w:val="24"/>
             </w:rPr>
             <w:fldChar w:fldCharType="end"/>
@@ -1469,28 +1529,28 @@
         </w:p>
         <w:p>
           <w:pPr>
-            <w:pStyle w:val="TOC1"/>
+            <w:pStyle w:val="16"/>
             <w:tabs>
               <w:tab w:val="right" w:leader="dot" w:pos="8306"/>
             </w:tabs>
           </w:pPr>
           <w:r>
             <w:rPr>
-              <w:rFonts w:ascii="宋体" w:eastAsia="宋体" w:hAnsi="宋体" w:cs="宋体" w:hint="eastAsia"/>
+              <w:rFonts w:hint="eastAsia" w:ascii="宋体" w:hAnsi="宋体" w:eastAsia="宋体" w:cs="宋体"/>
               <w:szCs w:val="24"/>
             </w:rPr>
             <w:fldChar w:fldCharType="begin"/>
           </w:r>
           <w:r>
             <w:rPr>
-              <w:rFonts w:ascii="宋体" w:eastAsia="宋体" w:hAnsi="宋体" w:cs="宋体" w:hint="eastAsia"/>
+              <w:rFonts w:hint="eastAsia" w:ascii="宋体" w:hAnsi="宋体" w:eastAsia="宋体" w:cs="宋体"/>
               <w:szCs w:val="24"/>
             </w:rPr>
             <w:instrText xml:space="preserve"> HYPERLINK \l _Toc23125 </w:instrText>
           </w:r>
           <w:r>
             <w:rPr>
-              <w:rFonts w:ascii="宋体" w:eastAsia="宋体" w:hAnsi="宋体" w:cs="宋体" w:hint="eastAsia"/>
+              <w:rFonts w:hint="eastAsia" w:ascii="宋体" w:hAnsi="宋体" w:eastAsia="宋体" w:cs="宋体"/>
               <w:szCs w:val="24"/>
             </w:rPr>
             <w:fldChar w:fldCharType="separate"/>
@@ -1524,7 +1584,7 @@
           </w:r>
           <w:r>
             <w:rPr>
-              <w:rFonts w:ascii="宋体" w:eastAsia="宋体" w:hAnsi="宋体" w:cs="宋体" w:hint="eastAsia"/>
+              <w:rFonts w:hint="eastAsia" w:ascii="宋体" w:hAnsi="宋体" w:eastAsia="宋体" w:cs="宋体"/>
               <w:szCs w:val="24"/>
             </w:rPr>
             <w:fldChar w:fldCharType="end"/>
@@ -1532,28 +1592,28 @@
         </w:p>
         <w:p>
           <w:pPr>
-            <w:pStyle w:val="TOC1"/>
+            <w:pStyle w:val="16"/>
             <w:tabs>
               <w:tab w:val="right" w:leader="dot" w:pos="8306"/>
             </w:tabs>
           </w:pPr>
           <w:r>
             <w:rPr>
-              <w:rFonts w:ascii="宋体" w:eastAsia="宋体" w:hAnsi="宋体" w:cs="宋体" w:hint="eastAsia"/>
+              <w:rFonts w:hint="eastAsia" w:ascii="宋体" w:hAnsi="宋体" w:eastAsia="宋体" w:cs="宋体"/>
               <w:szCs w:val="24"/>
             </w:rPr>
             <w:fldChar w:fldCharType="begin"/>
           </w:r>
           <w:r>
             <w:rPr>
-              <w:rFonts w:ascii="宋体" w:eastAsia="宋体" w:hAnsi="宋体" w:cs="宋体" w:hint="eastAsia"/>
+              <w:rFonts w:hint="eastAsia" w:ascii="宋体" w:hAnsi="宋体" w:eastAsia="宋体" w:cs="宋体"/>
               <w:szCs w:val="24"/>
             </w:rPr>
             <w:instrText xml:space="preserve"> HYPERLINK \l _Toc936 </w:instrText>
           </w:r>
           <w:r>
             <w:rPr>
-              <w:rFonts w:ascii="宋体" w:eastAsia="宋体" w:hAnsi="宋体" w:cs="宋体" w:hint="eastAsia"/>
+              <w:rFonts w:hint="eastAsia" w:ascii="宋体" w:hAnsi="宋体" w:eastAsia="宋体" w:cs="宋体"/>
               <w:szCs w:val="24"/>
             </w:rPr>
             <w:fldChar w:fldCharType="separate"/>
@@ -1592,7 +1652,7 @@
           </w:r>
           <w:r>
             <w:rPr>
-              <w:rFonts w:ascii="宋体" w:eastAsia="宋体" w:hAnsi="宋体" w:cs="宋体" w:hint="eastAsia"/>
+              <w:rFonts w:hint="eastAsia" w:ascii="宋体" w:hAnsi="宋体" w:eastAsia="宋体" w:cs="宋体"/>
               <w:szCs w:val="24"/>
             </w:rPr>
             <w:fldChar w:fldCharType="end"/>
@@ -1600,28 +1660,28 @@
         </w:p>
         <w:p>
           <w:pPr>
-            <w:pStyle w:val="TOC1"/>
+            <w:pStyle w:val="16"/>
             <w:tabs>
               <w:tab w:val="right" w:leader="dot" w:pos="8306"/>
             </w:tabs>
           </w:pPr>
           <w:r>
             <w:rPr>
-              <w:rFonts w:ascii="宋体" w:eastAsia="宋体" w:hAnsi="宋体" w:cs="宋体" w:hint="eastAsia"/>
+              <w:rFonts w:hint="eastAsia" w:ascii="宋体" w:hAnsi="宋体" w:eastAsia="宋体" w:cs="宋体"/>
               <w:szCs w:val="24"/>
             </w:rPr>
             <w:fldChar w:fldCharType="begin"/>
           </w:r>
           <w:r>
             <w:rPr>
-              <w:rFonts w:ascii="宋体" w:eastAsia="宋体" w:hAnsi="宋体" w:cs="宋体" w:hint="eastAsia"/>
+              <w:rFonts w:hint="eastAsia" w:ascii="宋体" w:hAnsi="宋体" w:eastAsia="宋体" w:cs="宋体"/>
               <w:szCs w:val="24"/>
             </w:rPr>
             <w:instrText xml:space="preserve"> HYPERLINK \l _Toc18926 </w:instrText>
           </w:r>
           <w:r>
             <w:rPr>
-              <w:rFonts w:ascii="宋体" w:eastAsia="宋体" w:hAnsi="宋体" w:cs="宋体" w:hint="eastAsia"/>
+              <w:rFonts w:hint="eastAsia" w:ascii="宋体" w:hAnsi="宋体" w:eastAsia="宋体" w:cs="宋体"/>
               <w:szCs w:val="24"/>
             </w:rPr>
             <w:fldChar w:fldCharType="separate"/>
@@ -1662,7 +1722,7 @@
           </w:r>
           <w:r>
             <w:rPr>
-              <w:rFonts w:ascii="宋体" w:eastAsia="宋体" w:hAnsi="宋体" w:cs="宋体" w:hint="eastAsia"/>
+              <w:rFonts w:hint="eastAsia" w:ascii="宋体" w:hAnsi="宋体" w:eastAsia="宋体" w:cs="宋体"/>
               <w:szCs w:val="24"/>
             </w:rPr>
             <w:fldChar w:fldCharType="end"/>
@@ -1670,28 +1730,28 @@
         </w:p>
         <w:p>
           <w:pPr>
-            <w:pStyle w:val="TOC1"/>
+            <w:pStyle w:val="16"/>
             <w:tabs>
               <w:tab w:val="right" w:leader="dot" w:pos="8306"/>
             </w:tabs>
           </w:pPr>
           <w:r>
             <w:rPr>
-              <w:rFonts w:ascii="宋体" w:eastAsia="宋体" w:hAnsi="宋体" w:cs="宋体" w:hint="eastAsia"/>
+              <w:rFonts w:hint="eastAsia" w:ascii="宋体" w:hAnsi="宋体" w:eastAsia="宋体" w:cs="宋体"/>
               <w:szCs w:val="24"/>
             </w:rPr>
             <w:fldChar w:fldCharType="begin"/>
           </w:r>
           <w:r>
             <w:rPr>
-              <w:rFonts w:ascii="宋体" w:eastAsia="宋体" w:hAnsi="宋体" w:cs="宋体" w:hint="eastAsia"/>
+              <w:rFonts w:hint="eastAsia" w:ascii="宋体" w:hAnsi="宋体" w:eastAsia="宋体" w:cs="宋体"/>
               <w:szCs w:val="24"/>
             </w:rPr>
             <w:instrText xml:space="preserve"> HYPERLINK \l _Toc9035 </w:instrText>
           </w:r>
           <w:r>
             <w:rPr>
-              <w:rFonts w:ascii="宋体" w:eastAsia="宋体" w:hAnsi="宋体" w:cs="宋体" w:hint="eastAsia"/>
+              <w:rFonts w:hint="eastAsia" w:ascii="宋体" w:hAnsi="宋体" w:eastAsia="宋体" w:cs="宋体"/>
               <w:szCs w:val="24"/>
             </w:rPr>
             <w:fldChar w:fldCharType="separate"/>
@@ -1730,7 +1790,7 @@
           </w:r>
           <w:r>
             <w:rPr>
-              <w:rFonts w:ascii="宋体" w:eastAsia="宋体" w:hAnsi="宋体" w:cs="宋体" w:hint="eastAsia"/>
+              <w:rFonts w:hint="eastAsia" w:ascii="宋体" w:hAnsi="宋体" w:eastAsia="宋体" w:cs="宋体"/>
               <w:szCs w:val="24"/>
             </w:rPr>
             <w:fldChar w:fldCharType="end"/>
@@ -1738,28 +1798,28 @@
         </w:p>
         <w:p>
           <w:pPr>
-            <w:pStyle w:val="TOC2"/>
+            <w:pStyle w:val="17"/>
             <w:tabs>
               <w:tab w:val="right" w:leader="dot" w:pos="8306"/>
             </w:tabs>
           </w:pPr>
           <w:r>
             <w:rPr>
-              <w:rFonts w:ascii="宋体" w:eastAsia="宋体" w:hAnsi="宋体" w:cs="宋体" w:hint="eastAsia"/>
+              <w:rFonts w:hint="eastAsia" w:ascii="宋体" w:hAnsi="宋体" w:eastAsia="宋体" w:cs="宋体"/>
               <w:szCs w:val="24"/>
             </w:rPr>
             <w:fldChar w:fldCharType="begin"/>
           </w:r>
           <w:r>
             <w:rPr>
-              <w:rFonts w:ascii="宋体" w:eastAsia="宋体" w:hAnsi="宋体" w:cs="宋体" w:hint="eastAsia"/>
+              <w:rFonts w:hint="eastAsia" w:ascii="宋体" w:hAnsi="宋体" w:eastAsia="宋体" w:cs="宋体"/>
               <w:szCs w:val="24"/>
             </w:rPr>
             <w:instrText xml:space="preserve"> HYPERLINK \l _Toc31188 </w:instrText>
           </w:r>
           <w:r>
             <w:rPr>
-              <w:rFonts w:ascii="宋体" w:eastAsia="宋体" w:hAnsi="宋体" w:cs="宋体" w:hint="eastAsia"/>
+              <w:rFonts w:hint="eastAsia" w:ascii="宋体" w:hAnsi="宋体" w:eastAsia="宋体" w:cs="宋体"/>
               <w:szCs w:val="24"/>
             </w:rPr>
             <w:fldChar w:fldCharType="separate"/>
@@ -1798,7 +1858,7 @@
           </w:r>
           <w:r>
             <w:rPr>
-              <w:rFonts w:ascii="宋体" w:eastAsia="宋体" w:hAnsi="宋体" w:cs="宋体" w:hint="eastAsia"/>
+              <w:rFonts w:hint="eastAsia" w:ascii="宋体" w:hAnsi="宋体" w:eastAsia="宋体" w:cs="宋体"/>
               <w:szCs w:val="24"/>
             </w:rPr>
             <w:fldChar w:fldCharType="end"/>
@@ -1806,28 +1866,28 @@
         </w:p>
         <w:p>
           <w:pPr>
-            <w:pStyle w:val="TOC2"/>
+            <w:pStyle w:val="17"/>
             <w:tabs>
               <w:tab w:val="right" w:leader="dot" w:pos="8306"/>
             </w:tabs>
           </w:pPr>
           <w:r>
             <w:rPr>
-              <w:rFonts w:ascii="宋体" w:eastAsia="宋体" w:hAnsi="宋体" w:cs="宋体" w:hint="eastAsia"/>
+              <w:rFonts w:hint="eastAsia" w:ascii="宋体" w:hAnsi="宋体" w:eastAsia="宋体" w:cs="宋体"/>
               <w:szCs w:val="24"/>
             </w:rPr>
             <w:fldChar w:fldCharType="begin"/>
           </w:r>
           <w:r>
             <w:rPr>
-              <w:rFonts w:ascii="宋体" w:eastAsia="宋体" w:hAnsi="宋体" w:cs="宋体" w:hint="eastAsia"/>
+              <w:rFonts w:hint="eastAsia" w:ascii="宋体" w:hAnsi="宋体" w:eastAsia="宋体" w:cs="宋体"/>
               <w:szCs w:val="24"/>
             </w:rPr>
             <w:instrText xml:space="preserve"> HYPERLINK \l _Toc22730 </w:instrText>
           </w:r>
           <w:r>
             <w:rPr>
-              <w:rFonts w:ascii="宋体" w:eastAsia="宋体" w:hAnsi="宋体" w:cs="宋体" w:hint="eastAsia"/>
+              <w:rFonts w:hint="eastAsia" w:ascii="宋体" w:hAnsi="宋体" w:eastAsia="宋体" w:cs="宋体"/>
               <w:szCs w:val="24"/>
             </w:rPr>
             <w:fldChar w:fldCharType="separate"/>
@@ -1866,7 +1926,7 @@
           </w:r>
           <w:r>
             <w:rPr>
-              <w:rFonts w:ascii="宋体" w:eastAsia="宋体" w:hAnsi="宋体" w:cs="宋体" w:hint="eastAsia"/>
+              <w:rFonts w:hint="eastAsia" w:ascii="宋体" w:hAnsi="宋体" w:eastAsia="宋体" w:cs="宋体"/>
               <w:szCs w:val="24"/>
             </w:rPr>
             <w:fldChar w:fldCharType="end"/>
@@ -1874,28 +1934,28 @@
         </w:p>
         <w:p>
           <w:pPr>
-            <w:pStyle w:val="TOC1"/>
+            <w:pStyle w:val="16"/>
             <w:tabs>
               <w:tab w:val="right" w:leader="dot" w:pos="8306"/>
             </w:tabs>
           </w:pPr>
           <w:r>
             <w:rPr>
-              <w:rFonts w:ascii="宋体" w:eastAsia="宋体" w:hAnsi="宋体" w:cs="宋体" w:hint="eastAsia"/>
+              <w:rFonts w:hint="eastAsia" w:ascii="宋体" w:hAnsi="宋体" w:eastAsia="宋体" w:cs="宋体"/>
               <w:szCs w:val="24"/>
             </w:rPr>
             <w:fldChar w:fldCharType="begin"/>
           </w:r>
           <w:r>
             <w:rPr>
-              <w:rFonts w:ascii="宋体" w:eastAsia="宋体" w:hAnsi="宋体" w:cs="宋体" w:hint="eastAsia"/>
+              <w:rFonts w:hint="eastAsia" w:ascii="宋体" w:hAnsi="宋体" w:eastAsia="宋体" w:cs="宋体"/>
               <w:szCs w:val="24"/>
             </w:rPr>
             <w:instrText xml:space="preserve"> HYPERLINK \l _Toc13542 </w:instrText>
           </w:r>
           <w:r>
             <w:rPr>
-              <w:rFonts w:ascii="宋体" w:eastAsia="宋体" w:hAnsi="宋体" w:cs="宋体" w:hint="eastAsia"/>
+              <w:rFonts w:hint="eastAsia" w:ascii="宋体" w:hAnsi="宋体" w:eastAsia="宋体" w:cs="宋体"/>
               <w:szCs w:val="24"/>
             </w:rPr>
             <w:fldChar w:fldCharType="separate"/>
@@ -1934,7 +1994,7 @@
           </w:r>
           <w:r>
             <w:rPr>
-              <w:rFonts w:ascii="宋体" w:eastAsia="宋体" w:hAnsi="宋体" w:cs="宋体" w:hint="eastAsia"/>
+              <w:rFonts w:hint="eastAsia" w:ascii="宋体" w:hAnsi="宋体" w:eastAsia="宋体" w:cs="宋体"/>
               <w:szCs w:val="24"/>
             </w:rPr>
             <w:fldChar w:fldCharType="end"/>
@@ -1942,28 +2002,28 @@
         </w:p>
         <w:p>
           <w:pPr>
-            <w:pStyle w:val="TOC2"/>
+            <w:pStyle w:val="17"/>
             <w:tabs>
               <w:tab w:val="right" w:leader="dot" w:pos="8306"/>
             </w:tabs>
           </w:pPr>
           <w:r>
             <w:rPr>
-              <w:rFonts w:ascii="宋体" w:eastAsia="宋体" w:hAnsi="宋体" w:cs="宋体" w:hint="eastAsia"/>
+              <w:rFonts w:hint="eastAsia" w:ascii="宋体" w:hAnsi="宋体" w:eastAsia="宋体" w:cs="宋体"/>
               <w:szCs w:val="24"/>
             </w:rPr>
             <w:fldChar w:fldCharType="begin"/>
           </w:r>
           <w:r>
             <w:rPr>
-              <w:rFonts w:ascii="宋体" w:eastAsia="宋体" w:hAnsi="宋体" w:cs="宋体" w:hint="eastAsia"/>
+              <w:rFonts w:hint="eastAsia" w:ascii="宋体" w:hAnsi="宋体" w:eastAsia="宋体" w:cs="宋体"/>
               <w:szCs w:val="24"/>
             </w:rPr>
             <w:instrText xml:space="preserve"> HYPERLINK \l _Toc4999 </w:instrText>
           </w:r>
           <w:r>
             <w:rPr>
-              <w:rFonts w:ascii="宋体" w:eastAsia="宋体" w:hAnsi="宋体" w:cs="宋体" w:hint="eastAsia"/>
+              <w:rFonts w:hint="eastAsia" w:ascii="宋体" w:hAnsi="宋体" w:eastAsia="宋体" w:cs="宋体"/>
               <w:szCs w:val="24"/>
             </w:rPr>
             <w:fldChar w:fldCharType="separate"/>
@@ -2002,7 +2062,7 @@
           </w:r>
           <w:r>
             <w:rPr>
-              <w:rFonts w:ascii="宋体" w:eastAsia="宋体" w:hAnsi="宋体" w:cs="宋体" w:hint="eastAsia"/>
+              <w:rFonts w:hint="eastAsia" w:ascii="宋体" w:hAnsi="宋体" w:eastAsia="宋体" w:cs="宋体"/>
               <w:szCs w:val="24"/>
             </w:rPr>
             <w:fldChar w:fldCharType="end"/>
@@ -2010,28 +2070,28 @@
         </w:p>
         <w:p>
           <w:pPr>
-            <w:pStyle w:val="TOC3"/>
+            <w:pStyle w:val="13"/>
             <w:tabs>
               <w:tab w:val="right" w:leader="dot" w:pos="8306"/>
             </w:tabs>
           </w:pPr>
           <w:r>
             <w:rPr>
-              <w:rFonts w:ascii="宋体" w:eastAsia="宋体" w:hAnsi="宋体" w:cs="宋体" w:hint="eastAsia"/>
+              <w:rFonts w:hint="eastAsia" w:ascii="宋体" w:hAnsi="宋体" w:eastAsia="宋体" w:cs="宋体"/>
               <w:szCs w:val="24"/>
             </w:rPr>
             <w:fldChar w:fldCharType="begin"/>
           </w:r>
           <w:r>
             <w:rPr>
-              <w:rFonts w:ascii="宋体" w:eastAsia="宋体" w:hAnsi="宋体" w:cs="宋体" w:hint="eastAsia"/>
+              <w:rFonts w:hint="eastAsia" w:ascii="宋体" w:hAnsi="宋体" w:eastAsia="宋体" w:cs="宋体"/>
               <w:szCs w:val="24"/>
             </w:rPr>
             <w:instrText xml:space="preserve"> HYPERLINK \l _Toc17657 </w:instrText>
           </w:r>
           <w:r>
             <w:rPr>
-              <w:rFonts w:ascii="宋体" w:eastAsia="宋体" w:hAnsi="宋体" w:cs="宋体" w:hint="eastAsia"/>
+              <w:rFonts w:hint="eastAsia" w:ascii="宋体" w:hAnsi="宋体" w:eastAsia="宋体" w:cs="宋体"/>
               <w:szCs w:val="24"/>
             </w:rPr>
             <w:fldChar w:fldCharType="separate"/>
@@ -2065,7 +2125,7 @@
           </w:r>
           <w:r>
             <w:rPr>
-              <w:rFonts w:ascii="宋体" w:eastAsia="宋体" w:hAnsi="宋体" w:cs="宋体" w:hint="eastAsia"/>
+              <w:rFonts w:hint="eastAsia" w:ascii="宋体" w:hAnsi="宋体" w:eastAsia="宋体" w:cs="宋体"/>
               <w:szCs w:val="24"/>
             </w:rPr>
             <w:fldChar w:fldCharType="end"/>
@@ -2073,28 +2133,28 @@
         </w:p>
         <w:p>
           <w:pPr>
-            <w:pStyle w:val="TOC3"/>
+            <w:pStyle w:val="13"/>
             <w:tabs>
               <w:tab w:val="right" w:leader="dot" w:pos="8306"/>
             </w:tabs>
           </w:pPr>
           <w:r>
             <w:rPr>
-              <w:rFonts w:ascii="宋体" w:eastAsia="宋体" w:hAnsi="宋体" w:cs="宋体" w:hint="eastAsia"/>
+              <w:rFonts w:hint="eastAsia" w:ascii="宋体" w:hAnsi="宋体" w:eastAsia="宋体" w:cs="宋体"/>
               <w:szCs w:val="24"/>
             </w:rPr>
             <w:fldChar w:fldCharType="begin"/>
           </w:r>
           <w:r>
             <w:rPr>
-              <w:rFonts w:ascii="宋体" w:eastAsia="宋体" w:hAnsi="宋体" w:cs="宋体" w:hint="eastAsia"/>
+              <w:rFonts w:hint="eastAsia" w:ascii="宋体" w:hAnsi="宋体" w:eastAsia="宋体" w:cs="宋体"/>
               <w:szCs w:val="24"/>
             </w:rPr>
             <w:instrText xml:space="preserve"> HYPERLINK \l _Toc5652 </w:instrText>
           </w:r>
           <w:r>
             <w:rPr>
-              <w:rFonts w:ascii="宋体" w:eastAsia="宋体" w:hAnsi="宋体" w:cs="宋体" w:hint="eastAsia"/>
+              <w:rFonts w:hint="eastAsia" w:ascii="宋体" w:hAnsi="宋体" w:eastAsia="宋体" w:cs="宋体"/>
               <w:szCs w:val="24"/>
             </w:rPr>
             <w:fldChar w:fldCharType="separate"/>
@@ -2128,7 +2188,7 @@
           </w:r>
           <w:r>
             <w:rPr>
-              <w:rFonts w:ascii="宋体" w:eastAsia="宋体" w:hAnsi="宋体" w:cs="宋体" w:hint="eastAsia"/>
+              <w:rFonts w:hint="eastAsia" w:ascii="宋体" w:hAnsi="宋体" w:eastAsia="宋体" w:cs="宋体"/>
               <w:szCs w:val="24"/>
             </w:rPr>
             <w:fldChar w:fldCharType="end"/>
@@ -2136,28 +2196,28 @@
         </w:p>
         <w:p>
           <w:pPr>
-            <w:pStyle w:val="TOC3"/>
+            <w:pStyle w:val="13"/>
             <w:tabs>
               <w:tab w:val="right" w:leader="dot" w:pos="8306"/>
             </w:tabs>
           </w:pPr>
           <w:r>
             <w:rPr>
-              <w:rFonts w:ascii="宋体" w:eastAsia="宋体" w:hAnsi="宋体" w:cs="宋体" w:hint="eastAsia"/>
+              <w:rFonts w:hint="eastAsia" w:ascii="宋体" w:hAnsi="宋体" w:eastAsia="宋体" w:cs="宋体"/>
               <w:szCs w:val="24"/>
             </w:rPr>
             <w:fldChar w:fldCharType="begin"/>
           </w:r>
           <w:r>
             <w:rPr>
-              <w:rFonts w:ascii="宋体" w:eastAsia="宋体" w:hAnsi="宋体" w:cs="宋体" w:hint="eastAsia"/>
+              <w:rFonts w:hint="eastAsia" w:ascii="宋体" w:hAnsi="宋体" w:eastAsia="宋体" w:cs="宋体"/>
               <w:szCs w:val="24"/>
             </w:rPr>
             <w:instrText xml:space="preserve"> HYPERLINK \l _Toc18973 </w:instrText>
           </w:r>
           <w:r>
             <w:rPr>
-              <w:rFonts w:ascii="宋体" w:eastAsia="宋体" w:hAnsi="宋体" w:cs="宋体" w:hint="eastAsia"/>
+              <w:rFonts w:hint="eastAsia" w:ascii="宋体" w:hAnsi="宋体" w:eastAsia="宋体" w:cs="宋体"/>
               <w:szCs w:val="24"/>
             </w:rPr>
             <w:fldChar w:fldCharType="separate"/>
@@ -2191,7 +2251,7 @@
           </w:r>
           <w:r>
             <w:rPr>
-              <w:rFonts w:ascii="宋体" w:eastAsia="宋体" w:hAnsi="宋体" w:cs="宋体" w:hint="eastAsia"/>
+              <w:rFonts w:hint="eastAsia" w:ascii="宋体" w:hAnsi="宋体" w:eastAsia="宋体" w:cs="宋体"/>
               <w:szCs w:val="24"/>
             </w:rPr>
             <w:fldChar w:fldCharType="end"/>
@@ -2199,28 +2259,28 @@
         </w:p>
         <w:p>
           <w:pPr>
-            <w:pStyle w:val="TOC3"/>
+            <w:pStyle w:val="13"/>
             <w:tabs>
               <w:tab w:val="right" w:leader="dot" w:pos="8306"/>
             </w:tabs>
           </w:pPr>
           <w:r>
             <w:rPr>
-              <w:rFonts w:ascii="宋体" w:eastAsia="宋体" w:hAnsi="宋体" w:cs="宋体" w:hint="eastAsia"/>
+              <w:rFonts w:hint="eastAsia" w:ascii="宋体" w:hAnsi="宋体" w:eastAsia="宋体" w:cs="宋体"/>
               <w:szCs w:val="24"/>
             </w:rPr>
             <w:fldChar w:fldCharType="begin"/>
           </w:r>
           <w:r>
             <w:rPr>
-              <w:rFonts w:ascii="宋体" w:eastAsia="宋体" w:hAnsi="宋体" w:cs="宋体" w:hint="eastAsia"/>
+              <w:rFonts w:hint="eastAsia" w:ascii="宋体" w:hAnsi="宋体" w:eastAsia="宋体" w:cs="宋体"/>
               <w:szCs w:val="24"/>
             </w:rPr>
             <w:instrText xml:space="preserve"> HYPERLINK \l _Toc28901 </w:instrText>
           </w:r>
           <w:r>
             <w:rPr>
-              <w:rFonts w:ascii="宋体" w:eastAsia="宋体" w:hAnsi="宋体" w:cs="宋体" w:hint="eastAsia"/>
+              <w:rFonts w:hint="eastAsia" w:ascii="宋体" w:hAnsi="宋体" w:eastAsia="宋体" w:cs="宋体"/>
               <w:szCs w:val="24"/>
             </w:rPr>
             <w:fldChar w:fldCharType="separate"/>
@@ -2254,7 +2314,7 @@
           </w:r>
           <w:r>
             <w:rPr>
-              <w:rFonts w:ascii="宋体" w:eastAsia="宋体" w:hAnsi="宋体" w:cs="宋体" w:hint="eastAsia"/>
+              <w:rFonts w:hint="eastAsia" w:ascii="宋体" w:hAnsi="宋体" w:eastAsia="宋体" w:cs="宋体"/>
               <w:szCs w:val="24"/>
             </w:rPr>
             <w:fldChar w:fldCharType="end"/>
@@ -2262,28 +2322,28 @@
         </w:p>
         <w:p>
           <w:pPr>
-            <w:pStyle w:val="TOC3"/>
+            <w:pStyle w:val="13"/>
             <w:tabs>
               <w:tab w:val="right" w:leader="dot" w:pos="8306"/>
             </w:tabs>
           </w:pPr>
           <w:r>
             <w:rPr>
-              <w:rFonts w:ascii="宋体" w:eastAsia="宋体" w:hAnsi="宋体" w:cs="宋体" w:hint="eastAsia"/>
+              <w:rFonts w:hint="eastAsia" w:ascii="宋体" w:hAnsi="宋体" w:eastAsia="宋体" w:cs="宋体"/>
               <w:szCs w:val="24"/>
             </w:rPr>
             <w:fldChar w:fldCharType="begin"/>
           </w:r>
           <w:r>
             <w:rPr>
-              <w:rFonts w:ascii="宋体" w:eastAsia="宋体" w:hAnsi="宋体" w:cs="宋体" w:hint="eastAsia"/>
+              <w:rFonts w:hint="eastAsia" w:ascii="宋体" w:hAnsi="宋体" w:eastAsia="宋体" w:cs="宋体"/>
               <w:szCs w:val="24"/>
             </w:rPr>
             <w:instrText xml:space="preserve"> HYPERLINK \l _Toc18708 </w:instrText>
           </w:r>
           <w:r>
             <w:rPr>
-              <w:rFonts w:ascii="宋体" w:eastAsia="宋体" w:hAnsi="宋体" w:cs="宋体" w:hint="eastAsia"/>
+              <w:rFonts w:hint="eastAsia" w:ascii="宋体" w:hAnsi="宋体" w:eastAsia="宋体" w:cs="宋体"/>
               <w:szCs w:val="24"/>
             </w:rPr>
             <w:fldChar w:fldCharType="separate"/>
@@ -2317,7 +2377,7 @@
           </w:r>
           <w:r>
             <w:rPr>
-              <w:rFonts w:ascii="宋体" w:eastAsia="宋体" w:hAnsi="宋体" w:cs="宋体" w:hint="eastAsia"/>
+              <w:rFonts w:hint="eastAsia" w:ascii="宋体" w:hAnsi="宋体" w:eastAsia="宋体" w:cs="宋体"/>
               <w:szCs w:val="24"/>
             </w:rPr>
             <w:fldChar w:fldCharType="end"/>
@@ -2325,28 +2385,28 @@
         </w:p>
         <w:p>
           <w:pPr>
-            <w:pStyle w:val="TOC3"/>
+            <w:pStyle w:val="13"/>
             <w:tabs>
               <w:tab w:val="right" w:leader="dot" w:pos="8306"/>
             </w:tabs>
           </w:pPr>
           <w:r>
             <w:rPr>
-              <w:rFonts w:ascii="宋体" w:eastAsia="宋体" w:hAnsi="宋体" w:cs="宋体" w:hint="eastAsia"/>
+              <w:rFonts w:hint="eastAsia" w:ascii="宋体" w:hAnsi="宋体" w:eastAsia="宋体" w:cs="宋体"/>
               <w:szCs w:val="24"/>
             </w:rPr>
             <w:fldChar w:fldCharType="begin"/>
           </w:r>
           <w:r>
             <w:rPr>
-              <w:rFonts w:ascii="宋体" w:eastAsia="宋体" w:hAnsi="宋体" w:cs="宋体" w:hint="eastAsia"/>
+              <w:rFonts w:hint="eastAsia" w:ascii="宋体" w:hAnsi="宋体" w:eastAsia="宋体" w:cs="宋体"/>
               <w:szCs w:val="24"/>
             </w:rPr>
             <w:instrText xml:space="preserve"> HYPERLINK \l _Toc23398 </w:instrText>
           </w:r>
           <w:r>
             <w:rPr>
-              <w:rFonts w:ascii="宋体" w:eastAsia="宋体" w:hAnsi="宋体" w:cs="宋体" w:hint="eastAsia"/>
+              <w:rFonts w:hint="eastAsia" w:ascii="宋体" w:hAnsi="宋体" w:eastAsia="宋体" w:cs="宋体"/>
               <w:szCs w:val="24"/>
             </w:rPr>
             <w:fldChar w:fldCharType="separate"/>
@@ -2380,7 +2440,7 @@
           </w:r>
           <w:r>
             <w:rPr>
-              <w:rFonts w:ascii="宋体" w:eastAsia="宋体" w:hAnsi="宋体" w:cs="宋体" w:hint="eastAsia"/>
+              <w:rFonts w:hint="eastAsia" w:ascii="宋体" w:hAnsi="宋体" w:eastAsia="宋体" w:cs="宋体"/>
               <w:szCs w:val="24"/>
             </w:rPr>
             <w:fldChar w:fldCharType="end"/>
@@ -2388,28 +2448,28 @@
         </w:p>
         <w:p>
           <w:pPr>
-            <w:pStyle w:val="TOC3"/>
+            <w:pStyle w:val="13"/>
             <w:tabs>
               <w:tab w:val="right" w:leader="dot" w:pos="8306"/>
             </w:tabs>
           </w:pPr>
           <w:r>
             <w:rPr>
-              <w:rFonts w:ascii="宋体" w:eastAsia="宋体" w:hAnsi="宋体" w:cs="宋体" w:hint="eastAsia"/>
+              <w:rFonts w:hint="eastAsia" w:ascii="宋体" w:hAnsi="宋体" w:eastAsia="宋体" w:cs="宋体"/>
               <w:szCs w:val="24"/>
             </w:rPr>
             <w:fldChar w:fldCharType="begin"/>
           </w:r>
           <w:r>
             <w:rPr>
-              <w:rFonts w:ascii="宋体" w:eastAsia="宋体" w:hAnsi="宋体" w:cs="宋体" w:hint="eastAsia"/>
+              <w:rFonts w:hint="eastAsia" w:ascii="宋体" w:hAnsi="宋体" w:eastAsia="宋体" w:cs="宋体"/>
               <w:szCs w:val="24"/>
             </w:rPr>
             <w:instrText xml:space="preserve"> HYPERLINK \l _Toc4737 </w:instrText>
           </w:r>
           <w:r>
             <w:rPr>
-              <w:rFonts w:ascii="宋体" w:eastAsia="宋体" w:hAnsi="宋体" w:cs="宋体" w:hint="eastAsia"/>
+              <w:rFonts w:hint="eastAsia" w:ascii="宋体" w:hAnsi="宋体" w:eastAsia="宋体" w:cs="宋体"/>
               <w:szCs w:val="24"/>
             </w:rPr>
             <w:fldChar w:fldCharType="separate"/>
@@ -2443,7 +2503,7 @@
           </w:r>
           <w:r>
             <w:rPr>
-              <w:rFonts w:ascii="宋体" w:eastAsia="宋体" w:hAnsi="宋体" w:cs="宋体" w:hint="eastAsia"/>
+              <w:rFonts w:hint="eastAsia" w:ascii="宋体" w:hAnsi="宋体" w:eastAsia="宋体" w:cs="宋体"/>
               <w:szCs w:val="24"/>
             </w:rPr>
             <w:fldChar w:fldCharType="end"/>
@@ -2451,28 +2511,28 @@
         </w:p>
         <w:p>
           <w:pPr>
-            <w:pStyle w:val="TOC3"/>
+            <w:pStyle w:val="13"/>
             <w:tabs>
               <w:tab w:val="right" w:leader="dot" w:pos="8306"/>
             </w:tabs>
           </w:pPr>
           <w:r>
             <w:rPr>
-              <w:rFonts w:ascii="宋体" w:eastAsia="宋体" w:hAnsi="宋体" w:cs="宋体" w:hint="eastAsia"/>
+              <w:rFonts w:hint="eastAsia" w:ascii="宋体" w:hAnsi="宋体" w:eastAsia="宋体" w:cs="宋体"/>
               <w:szCs w:val="24"/>
             </w:rPr>
             <w:fldChar w:fldCharType="begin"/>
           </w:r>
           <w:r>
             <w:rPr>
-              <w:rFonts w:ascii="宋体" w:eastAsia="宋体" w:hAnsi="宋体" w:cs="宋体" w:hint="eastAsia"/>
+              <w:rFonts w:hint="eastAsia" w:ascii="宋体" w:hAnsi="宋体" w:eastAsia="宋体" w:cs="宋体"/>
               <w:szCs w:val="24"/>
             </w:rPr>
             <w:instrText xml:space="preserve"> HYPERLINK \l _Toc9965 </w:instrText>
           </w:r>
           <w:r>
             <w:rPr>
-              <w:rFonts w:ascii="宋体" w:eastAsia="宋体" w:hAnsi="宋体" w:cs="宋体" w:hint="eastAsia"/>
+              <w:rFonts w:hint="eastAsia" w:ascii="宋体" w:hAnsi="宋体" w:eastAsia="宋体" w:cs="宋体"/>
               <w:szCs w:val="24"/>
             </w:rPr>
             <w:fldChar w:fldCharType="separate"/>
@@ -2506,7 +2566,7 @@
           </w:r>
           <w:r>
             <w:rPr>
-              <w:rFonts w:ascii="宋体" w:eastAsia="宋体" w:hAnsi="宋体" w:cs="宋体" w:hint="eastAsia"/>
+              <w:rFonts w:hint="eastAsia" w:ascii="宋体" w:hAnsi="宋体" w:eastAsia="宋体" w:cs="宋体"/>
               <w:szCs w:val="24"/>
             </w:rPr>
             <w:fldChar w:fldCharType="end"/>
@@ -2514,28 +2574,28 @@
         </w:p>
         <w:p>
           <w:pPr>
-            <w:pStyle w:val="TOC2"/>
+            <w:pStyle w:val="17"/>
             <w:tabs>
               <w:tab w:val="right" w:leader="dot" w:pos="8306"/>
             </w:tabs>
           </w:pPr>
           <w:r>
             <w:rPr>
-              <w:rFonts w:ascii="宋体" w:eastAsia="宋体" w:hAnsi="宋体" w:cs="宋体" w:hint="eastAsia"/>
+              <w:rFonts w:hint="eastAsia" w:ascii="宋体" w:hAnsi="宋体" w:eastAsia="宋体" w:cs="宋体"/>
               <w:szCs w:val="24"/>
             </w:rPr>
             <w:fldChar w:fldCharType="begin"/>
           </w:r>
           <w:r>
             <w:rPr>
-              <w:rFonts w:ascii="宋体" w:eastAsia="宋体" w:hAnsi="宋体" w:cs="宋体" w:hint="eastAsia"/>
+              <w:rFonts w:hint="eastAsia" w:ascii="宋体" w:hAnsi="宋体" w:eastAsia="宋体" w:cs="宋体"/>
               <w:szCs w:val="24"/>
             </w:rPr>
             <w:instrText xml:space="preserve"> HYPERLINK \l _Toc28829 </w:instrText>
           </w:r>
           <w:r>
             <w:rPr>
-              <w:rFonts w:ascii="宋体" w:eastAsia="宋体" w:hAnsi="宋体" w:cs="宋体" w:hint="eastAsia"/>
+              <w:rFonts w:hint="eastAsia" w:ascii="宋体" w:hAnsi="宋体" w:eastAsia="宋体" w:cs="宋体"/>
               <w:szCs w:val="24"/>
             </w:rPr>
             <w:fldChar w:fldCharType="separate"/>
@@ -2569,7 +2629,7 @@
           </w:r>
           <w:r>
             <w:rPr>
-              <w:rFonts w:ascii="宋体" w:eastAsia="宋体" w:hAnsi="宋体" w:cs="宋体" w:hint="eastAsia"/>
+              <w:rFonts w:hint="eastAsia" w:ascii="宋体" w:hAnsi="宋体" w:eastAsia="宋体" w:cs="宋体"/>
               <w:szCs w:val="24"/>
             </w:rPr>
             <w:fldChar w:fldCharType="end"/>
@@ -2577,28 +2637,28 @@
         </w:p>
         <w:p>
           <w:pPr>
-            <w:pStyle w:val="TOC2"/>
+            <w:pStyle w:val="17"/>
             <w:tabs>
               <w:tab w:val="right" w:leader="dot" w:pos="8306"/>
             </w:tabs>
           </w:pPr>
           <w:r>
             <w:rPr>
-              <w:rFonts w:ascii="宋体" w:eastAsia="宋体" w:hAnsi="宋体" w:cs="宋体" w:hint="eastAsia"/>
+              <w:rFonts w:hint="eastAsia" w:ascii="宋体" w:hAnsi="宋体" w:eastAsia="宋体" w:cs="宋体"/>
               <w:szCs w:val="24"/>
             </w:rPr>
             <w:fldChar w:fldCharType="begin"/>
           </w:r>
           <w:r>
             <w:rPr>
-              <w:rFonts w:ascii="宋体" w:eastAsia="宋体" w:hAnsi="宋体" w:cs="宋体" w:hint="eastAsia"/>
+              <w:rFonts w:hint="eastAsia" w:ascii="宋体" w:hAnsi="宋体" w:eastAsia="宋体" w:cs="宋体"/>
               <w:szCs w:val="24"/>
             </w:rPr>
             <w:instrText xml:space="preserve"> HYPERLINK \l _Toc8743 </w:instrText>
           </w:r>
           <w:r>
             <w:rPr>
-              <w:rFonts w:ascii="宋体" w:eastAsia="宋体" w:hAnsi="宋体" w:cs="宋体" w:hint="eastAsia"/>
+              <w:rFonts w:hint="eastAsia" w:ascii="宋体" w:hAnsi="宋体" w:eastAsia="宋体" w:cs="宋体"/>
               <w:szCs w:val="24"/>
             </w:rPr>
             <w:fldChar w:fldCharType="separate"/>
@@ -2632,7 +2692,7 @@
           </w:r>
           <w:r>
             <w:rPr>
-              <w:rFonts w:ascii="宋体" w:eastAsia="宋体" w:hAnsi="宋体" w:cs="宋体" w:hint="eastAsia"/>
+              <w:rFonts w:hint="eastAsia" w:ascii="宋体" w:hAnsi="宋体" w:eastAsia="宋体" w:cs="宋体"/>
               <w:szCs w:val="24"/>
             </w:rPr>
             <w:fldChar w:fldCharType="end"/>
@@ -2640,28 +2700,28 @@
         </w:p>
         <w:p>
           <w:pPr>
-            <w:pStyle w:val="TOC2"/>
+            <w:pStyle w:val="17"/>
             <w:tabs>
               <w:tab w:val="right" w:leader="dot" w:pos="8306"/>
             </w:tabs>
           </w:pPr>
           <w:r>
             <w:rPr>
-              <w:rFonts w:ascii="宋体" w:eastAsia="宋体" w:hAnsi="宋体" w:cs="宋体" w:hint="eastAsia"/>
+              <w:rFonts w:hint="eastAsia" w:ascii="宋体" w:hAnsi="宋体" w:eastAsia="宋体" w:cs="宋体"/>
               <w:szCs w:val="24"/>
             </w:rPr>
             <w:fldChar w:fldCharType="begin"/>
           </w:r>
           <w:r>
             <w:rPr>
-              <w:rFonts w:ascii="宋体" w:eastAsia="宋体" w:hAnsi="宋体" w:cs="宋体" w:hint="eastAsia"/>
+              <w:rFonts w:hint="eastAsia" w:ascii="宋体" w:hAnsi="宋体" w:eastAsia="宋体" w:cs="宋体"/>
               <w:szCs w:val="24"/>
             </w:rPr>
             <w:instrText xml:space="preserve"> HYPERLINK \l _Toc14186 </w:instrText>
           </w:r>
           <w:r>
             <w:rPr>
-              <w:rFonts w:ascii="宋体" w:eastAsia="宋体" w:hAnsi="宋体" w:cs="宋体" w:hint="eastAsia"/>
+              <w:rFonts w:hint="eastAsia" w:ascii="宋体" w:hAnsi="宋体" w:eastAsia="宋体" w:cs="宋体"/>
               <w:szCs w:val="24"/>
             </w:rPr>
             <w:fldChar w:fldCharType="separate"/>
@@ -2699,7 +2759,7 @@
           </w:r>
           <w:r>
             <w:rPr>
-              <w:rFonts w:ascii="宋体" w:eastAsia="宋体" w:hAnsi="宋体" w:cs="宋体" w:hint="eastAsia"/>
+              <w:rFonts w:hint="eastAsia" w:ascii="宋体" w:hAnsi="宋体" w:eastAsia="宋体" w:cs="宋体"/>
               <w:szCs w:val="24"/>
             </w:rPr>
             <w:fldChar w:fldCharType="end"/>
@@ -2707,28 +2767,28 @@
         </w:p>
         <w:p>
           <w:pPr>
-            <w:pStyle w:val="TOC2"/>
+            <w:pStyle w:val="17"/>
             <w:tabs>
               <w:tab w:val="right" w:leader="dot" w:pos="8306"/>
             </w:tabs>
           </w:pPr>
           <w:r>
             <w:rPr>
-              <w:rFonts w:ascii="宋体" w:eastAsia="宋体" w:hAnsi="宋体" w:cs="宋体" w:hint="eastAsia"/>
+              <w:rFonts w:hint="eastAsia" w:ascii="宋体" w:hAnsi="宋体" w:eastAsia="宋体" w:cs="宋体"/>
               <w:szCs w:val="24"/>
             </w:rPr>
             <w:fldChar w:fldCharType="begin"/>
           </w:r>
           <w:r>
             <w:rPr>
-              <w:rFonts w:ascii="宋体" w:eastAsia="宋体" w:hAnsi="宋体" w:cs="宋体" w:hint="eastAsia"/>
+              <w:rFonts w:hint="eastAsia" w:ascii="宋体" w:hAnsi="宋体" w:eastAsia="宋体" w:cs="宋体"/>
               <w:szCs w:val="24"/>
             </w:rPr>
             <w:instrText xml:space="preserve"> HYPERLINK \l _Toc14569 </w:instrText>
           </w:r>
           <w:r>
             <w:rPr>
-              <w:rFonts w:ascii="宋体" w:eastAsia="宋体" w:hAnsi="宋体" w:cs="宋体" w:hint="eastAsia"/>
+              <w:rFonts w:hint="eastAsia" w:ascii="宋体" w:hAnsi="宋体" w:eastAsia="宋体" w:cs="宋体"/>
               <w:szCs w:val="24"/>
             </w:rPr>
             <w:fldChar w:fldCharType="separate"/>
@@ -2762,7 +2822,7 @@
           </w:r>
           <w:r>
             <w:rPr>
-              <w:rFonts w:ascii="宋体" w:eastAsia="宋体" w:hAnsi="宋体" w:cs="宋体" w:hint="eastAsia"/>
+              <w:rFonts w:hint="eastAsia" w:ascii="宋体" w:hAnsi="宋体" w:eastAsia="宋体" w:cs="宋体"/>
               <w:szCs w:val="24"/>
             </w:rPr>
             <w:fldChar w:fldCharType="end"/>
@@ -2770,42 +2830,42 @@
         </w:p>
         <w:p>
           <w:pPr>
-            <w:pStyle w:val="TOC1"/>
+            <w:pStyle w:val="16"/>
             <w:tabs>
               <w:tab w:val="right" w:leader="dot" w:pos="8306"/>
             </w:tabs>
           </w:pPr>
           <w:r>
             <w:rPr>
-              <w:rFonts w:ascii="宋体" w:eastAsia="宋体" w:hAnsi="宋体" w:cs="宋体" w:hint="eastAsia"/>
+              <w:rFonts w:hint="eastAsia" w:ascii="宋体" w:hAnsi="宋体" w:eastAsia="宋体" w:cs="宋体"/>
               <w:szCs w:val="24"/>
             </w:rPr>
             <w:fldChar w:fldCharType="begin"/>
           </w:r>
           <w:r>
             <w:rPr>
-              <w:rFonts w:ascii="宋体" w:eastAsia="宋体" w:hAnsi="宋体" w:cs="宋体" w:hint="eastAsia"/>
+              <w:rFonts w:hint="eastAsia" w:ascii="宋体" w:hAnsi="宋体" w:eastAsia="宋体" w:cs="宋体"/>
               <w:szCs w:val="24"/>
             </w:rPr>
             <w:instrText xml:space="preserve"> HYPERLINK \l _Toc29639 </w:instrText>
           </w:r>
           <w:r>
             <w:rPr>
-              <w:rFonts w:ascii="宋体" w:eastAsia="宋体" w:hAnsi="宋体" w:cs="宋体" w:hint="eastAsia"/>
+              <w:rFonts w:hint="eastAsia" w:ascii="宋体" w:hAnsi="宋体" w:eastAsia="宋体" w:cs="宋体"/>
               <w:szCs w:val="24"/>
             </w:rPr>
             <w:fldChar w:fldCharType="separate"/>
           </w:r>
           <w:r>
             <w:rPr>
-              <w:rFonts w:eastAsia="宋体" w:hint="default"/>
+              <w:rFonts w:hint="default" w:eastAsia="宋体"/>
               <w:lang w:val="en-US" w:eastAsia="zh-CN"/>
             </w:rPr>
             <w:t xml:space="preserve">6. </w:t>
           </w:r>
           <w:r>
             <w:rPr>
-              <w:rFonts w:eastAsia="宋体" w:hint="eastAsia"/>
+              <w:rFonts w:hint="eastAsia" w:eastAsia="宋体"/>
               <w:lang w:val="en-US" w:eastAsia="zh-CN"/>
             </w:rPr>
             <w:t>附则</w:t>
@@ -2830,7 +2890,7 @@
           </w:r>
           <w:r>
             <w:rPr>
-              <w:rFonts w:ascii="宋体" w:eastAsia="宋体" w:hAnsi="宋体" w:cs="宋体" w:hint="eastAsia"/>
+              <w:rFonts w:hint="eastAsia" w:ascii="宋体" w:hAnsi="宋体" w:eastAsia="宋体" w:cs="宋体"/>
               <w:szCs w:val="24"/>
             </w:rPr>
             <w:fldChar w:fldCharType="end"/>
@@ -2838,28 +2898,28 @@
         </w:p>
         <w:p>
           <w:pPr>
-            <w:pStyle w:val="TOC1"/>
+            <w:pStyle w:val="16"/>
             <w:tabs>
               <w:tab w:val="right" w:leader="dot" w:pos="8306"/>
             </w:tabs>
           </w:pPr>
           <w:r>
             <w:rPr>
-              <w:rFonts w:ascii="宋体" w:eastAsia="宋体" w:hAnsi="宋体" w:cs="宋体" w:hint="eastAsia"/>
+              <w:rFonts w:hint="eastAsia" w:ascii="宋体" w:hAnsi="宋体" w:eastAsia="宋体" w:cs="宋体"/>
               <w:szCs w:val="24"/>
             </w:rPr>
             <w:fldChar w:fldCharType="begin"/>
           </w:r>
           <w:r>
             <w:rPr>
-              <w:rFonts w:ascii="宋体" w:eastAsia="宋体" w:hAnsi="宋体" w:cs="宋体" w:hint="eastAsia"/>
+              <w:rFonts w:hint="eastAsia" w:ascii="宋体" w:hAnsi="宋体" w:eastAsia="宋体" w:cs="宋体"/>
               <w:szCs w:val="24"/>
             </w:rPr>
             <w:instrText xml:space="preserve"> HYPERLINK \l _Toc15245 </w:instrText>
           </w:r>
           <w:r>
             <w:rPr>
-              <w:rFonts w:ascii="宋体" w:eastAsia="宋体" w:hAnsi="宋体" w:cs="宋体" w:hint="eastAsia"/>
+              <w:rFonts w:hint="eastAsia" w:ascii="宋体" w:hAnsi="宋体" w:eastAsia="宋体" w:cs="宋体"/>
               <w:szCs w:val="24"/>
             </w:rPr>
             <w:fldChar w:fldCharType="separate"/>
@@ -2898,7 +2958,7 @@
           </w:r>
           <w:r>
             <w:rPr>
-              <w:rFonts w:ascii="宋体" w:eastAsia="宋体" w:hAnsi="宋体" w:cs="宋体" w:hint="eastAsia"/>
+              <w:rFonts w:hint="eastAsia" w:ascii="宋体" w:hAnsi="宋体" w:eastAsia="宋体" w:cs="宋体"/>
               <w:szCs w:val="24"/>
             </w:rPr>
             <w:fldChar w:fldCharType="end"/>
@@ -2906,28 +2966,28 @@
         </w:p>
         <w:p>
           <w:pPr>
-            <w:pStyle w:val="TOC1"/>
+            <w:pStyle w:val="16"/>
             <w:tabs>
               <w:tab w:val="right" w:leader="dot" w:pos="8306"/>
             </w:tabs>
           </w:pPr>
           <w:r>
             <w:rPr>
-              <w:rFonts w:ascii="宋体" w:eastAsia="宋体" w:hAnsi="宋体" w:cs="宋体" w:hint="eastAsia"/>
+              <w:rFonts w:hint="eastAsia" w:ascii="宋体" w:hAnsi="宋体" w:eastAsia="宋体" w:cs="宋体"/>
               <w:szCs w:val="24"/>
             </w:rPr>
             <w:fldChar w:fldCharType="begin"/>
           </w:r>
           <w:r>
             <w:rPr>
-              <w:rFonts w:ascii="宋体" w:eastAsia="宋体" w:hAnsi="宋体" w:cs="宋体" w:hint="eastAsia"/>
+              <w:rFonts w:hint="eastAsia" w:ascii="宋体" w:hAnsi="宋体" w:eastAsia="宋体" w:cs="宋体"/>
               <w:szCs w:val="24"/>
             </w:rPr>
             <w:instrText xml:space="preserve"> HYPERLINK \l _Toc6093 </w:instrText>
           </w:r>
           <w:r>
             <w:rPr>
-              <w:rFonts w:ascii="宋体" w:eastAsia="宋体" w:hAnsi="宋体" w:cs="宋体" w:hint="eastAsia"/>
+              <w:rFonts w:hint="eastAsia" w:ascii="宋体" w:hAnsi="宋体" w:eastAsia="宋体" w:cs="宋体"/>
               <w:szCs w:val="24"/>
             </w:rPr>
             <w:fldChar w:fldCharType="separate"/>
@@ -2966,7 +3026,7 @@
           </w:r>
           <w:r>
             <w:rPr>
-              <w:rFonts w:ascii="宋体" w:eastAsia="宋体" w:hAnsi="宋体" w:cs="宋体" w:hint="eastAsia"/>
+              <w:rFonts w:hint="eastAsia" w:ascii="宋体" w:hAnsi="宋体" w:eastAsia="宋体" w:cs="宋体"/>
               <w:szCs w:val="24"/>
             </w:rPr>
             <w:fldChar w:fldCharType="end"/>
@@ -2976,7 +3036,7 @@
           <w:pPr>
             <w:bidi w:val="0"/>
             <w:rPr>
-              <w:rFonts w:ascii="宋体" w:eastAsia="宋体" w:hAnsi="宋体" w:cs="宋体" w:hint="eastAsia"/>
+              <w:rFonts w:hint="eastAsia" w:ascii="宋体" w:hAnsi="宋体" w:eastAsia="宋体" w:cs="宋体"/>
               <w:snapToGrid w:val="0"/>
               <w:color w:val="000000"/>
               <w:kern w:val="0"/>
@@ -2987,7 +3047,7 @@
           </w:pPr>
           <w:r>
             <w:rPr>
-              <w:rFonts w:ascii="宋体" w:eastAsia="宋体" w:hAnsi="宋体" w:cs="宋体" w:hint="eastAsia"/>
+              <w:rFonts w:hint="eastAsia" w:ascii="宋体" w:hAnsi="宋体" w:eastAsia="宋体" w:cs="宋体"/>
               <w:szCs w:val="24"/>
             </w:rPr>
             <w:fldChar w:fldCharType="end"/>
@@ -2998,7 +3058,7 @@
     <w:p>
       <w:pPr>
         <w:rPr>
-          <w:rFonts w:ascii="Arial" w:eastAsia="Arial" w:hAnsi="Arial" w:cs="Arial"/>
+          <w:rFonts w:ascii="Arial" w:hAnsi="Arial" w:eastAsia="Arial" w:cs="Arial"/>
           <w:snapToGrid w:val="0"/>
           <w:color w:val="000000"/>
           <w:kern w:val="0"/>
@@ -3009,7 +3069,7 @@
       </w:pPr>
       <w:r>
         <w:rPr>
-          <w:rFonts w:ascii="Arial" w:eastAsia="Arial" w:hAnsi="Arial" w:cs="Arial"/>
+          <w:rFonts w:ascii="Arial" w:hAnsi="Arial" w:eastAsia="Arial" w:cs="Arial"/>
           <w:snapToGrid w:val="0"/>
           <w:color w:val="000000"/>
           <w:kern w:val="0"/>
@@ -3022,7 +3082,7 @@
     </w:p>
     <w:p>
       <w:pPr>
-        <w:pStyle w:val="1"/>
+        <w:pStyle w:val="28"/>
         <w:bidi w:val="0"/>
       </w:pPr>
       <w:bookmarkStart w:id="2" w:name="_Toc23125"/>
@@ -3033,10 +3093,10 @@
     </w:p>
     <w:p>
       <w:pPr>
-        <w:pStyle w:val="a1"/>
-        <w:bidi w:val="0"/>
-        <w:rPr>
-          <w:rFonts w:eastAsia="宋体" w:hint="eastAsia"/>
+        <w:pStyle w:val="29"/>
+        <w:bidi w:val="0"/>
+        <w:rPr>
+          <w:rFonts w:hint="eastAsia" w:eastAsia="宋体"/>
           <w:lang w:eastAsia="zh-CN"/>
         </w:rPr>
       </w:pPr>
@@ -3050,39 +3110,37 @@
         </w:rPr>
         <w:t>。</w:t>
       </w:r>
-      <w:bookmarkStart w:id="3" w:name="_GoBack"/>
+    </w:p>
+    <w:p>
+      <w:pPr>
+        <w:pStyle w:val="28"/>
+        <w:bidi w:val="0"/>
+        <w:rPr>
+          <w:rFonts w:hint="eastAsia"/>
+          <w:lang w:val="en-US" w:eastAsia="zh-CN"/>
+        </w:rPr>
+      </w:pPr>
+      <w:bookmarkStart w:id="3" w:name="_Toc936"/>
+      <w:bookmarkStart w:id="4" w:name="_Toc3209"/>
+      <w:r>
+        <w:rPr>
+          <w:rFonts w:hint="eastAsia"/>
+          <w:lang w:val="en-US" w:eastAsia="zh-CN"/>
+        </w:rPr>
+        <w:t>原则</w:t>
+      </w:r>
       <w:bookmarkEnd w:id="3"/>
-    </w:p>
-    <w:p>
-      <w:pPr>
-        <w:pStyle w:val="1"/>
-        <w:bidi w:val="0"/>
-        <w:rPr>
-          <w:rFonts w:hint="eastAsia"/>
-          <w:lang w:val="en-US" w:eastAsia="zh-CN"/>
-        </w:rPr>
-      </w:pPr>
-      <w:bookmarkStart w:id="4" w:name="_Toc3209"/>
-      <w:bookmarkStart w:id="5" w:name="_Toc936"/>
-      <w:r>
-        <w:rPr>
-          <w:rFonts w:hint="eastAsia"/>
-          <w:lang w:val="en-US" w:eastAsia="zh-CN"/>
-        </w:rPr>
-        <w:t>原则</w:t>
-      </w:r>
       <w:bookmarkEnd w:id="4"/>
-      <w:bookmarkEnd w:id="5"/>
-    </w:p>
-    <w:p>
-      <w:pPr>
-        <w:pStyle w:val="a1"/>
+    </w:p>
+    <w:p>
+      <w:pPr>
+        <w:pStyle w:val="29"/>
         <w:numPr>
           <w:ilvl w:val="0"/>
           <w:numId w:val="2"/>
         </w:numPr>
         <w:bidi w:val="0"/>
-        <w:ind w:left="425" w:hanging="425" w:leftChars="0" w:firstLineChars="0"/>
+        <w:ind w:left="425" w:leftChars="0" w:hanging="425" w:firstLineChars="0"/>
       </w:pPr>
       <w:r>
         <w:t>客户至上原则</w:t>
@@ -3090,7 +3148,7 @@
     </w:p>
     <w:p>
       <w:pPr>
-        <w:pStyle w:val="a1"/>
+        <w:pStyle w:val="29"/>
         <w:bidi w:val="0"/>
       </w:pPr>
       <w:r>
@@ -3102,13 +3160,13 @@
     </w:p>
     <w:p>
       <w:pPr>
-        <w:pStyle w:val="a1"/>
+        <w:pStyle w:val="29"/>
         <w:numPr>
           <w:ilvl w:val="0"/>
           <w:numId w:val="2"/>
         </w:numPr>
         <w:bidi w:val="0"/>
-        <w:ind w:left="425" w:hanging="425" w:leftChars="0" w:firstLineChars="0"/>
+        <w:ind w:left="425" w:leftChars="0" w:hanging="425" w:firstLineChars="0"/>
         <w:rPr>
           <w:rFonts w:hint="default"/>
         </w:rPr>
@@ -3122,7 +3180,7 @@
     </w:p>
     <w:p>
       <w:pPr>
-        <w:pStyle w:val="a1"/>
+        <w:pStyle w:val="29"/>
         <w:bidi w:val="0"/>
       </w:pPr>
       <w:r>
@@ -3134,13 +3192,13 @@
     </w:p>
     <w:p>
       <w:pPr>
-        <w:pStyle w:val="a1"/>
+        <w:pStyle w:val="29"/>
         <w:numPr>
           <w:ilvl w:val="0"/>
           <w:numId w:val="2"/>
         </w:numPr>
         <w:bidi w:val="0"/>
-        <w:ind w:left="425" w:hanging="425" w:leftChars="0" w:firstLineChars="0"/>
+        <w:ind w:left="425" w:leftChars="0" w:hanging="425" w:firstLineChars="0"/>
         <w:rPr>
           <w:rFonts w:hint="default"/>
         </w:rPr>
@@ -3154,7 +3212,7 @@
     </w:p>
     <w:p>
       <w:pPr>
-        <w:pStyle w:val="a1"/>
+        <w:pStyle w:val="29"/>
         <w:bidi w:val="0"/>
       </w:pPr>
       <w:r>
@@ -3166,13 +3224,13 @@
     </w:p>
     <w:p>
       <w:pPr>
-        <w:pStyle w:val="a1"/>
+        <w:pStyle w:val="29"/>
         <w:numPr>
           <w:ilvl w:val="0"/>
           <w:numId w:val="2"/>
         </w:numPr>
         <w:bidi w:val="0"/>
-        <w:ind w:left="425" w:hanging="425" w:leftChars="0" w:firstLineChars="0"/>
+        <w:ind w:left="425" w:leftChars="0" w:hanging="425" w:firstLineChars="0"/>
         <w:rPr>
           <w:rFonts w:hint="default"/>
         </w:rPr>
@@ -3186,7 +3244,7 @@
     </w:p>
     <w:p>
       <w:pPr>
-        <w:pStyle w:val="a1"/>
+        <w:pStyle w:val="29"/>
         <w:bidi w:val="0"/>
       </w:pPr>
       <w:r>
@@ -3198,13 +3256,13 @@
     </w:p>
     <w:p>
       <w:pPr>
-        <w:pStyle w:val="a1"/>
+        <w:pStyle w:val="29"/>
         <w:numPr>
           <w:ilvl w:val="0"/>
           <w:numId w:val="2"/>
         </w:numPr>
         <w:bidi w:val="0"/>
-        <w:ind w:left="425" w:hanging="425" w:leftChars="0" w:firstLineChars="0"/>
+        <w:ind w:left="425" w:leftChars="0" w:hanging="425" w:firstLineChars="0"/>
         <w:rPr>
           <w:rFonts w:hint="default"/>
         </w:rPr>
@@ -3218,7 +3276,7 @@
     </w:p>
     <w:p>
       <w:pPr>
-        <w:pStyle w:val="a1"/>
+        <w:pStyle w:val="29"/>
         <w:bidi w:val="0"/>
       </w:pPr>
       <w:r>
@@ -3230,10 +3288,10 @@
     </w:p>
     <w:p>
       <w:pPr>
-        <w:pStyle w:val="1"/>
-        <w:bidi w:val="0"/>
-      </w:pPr>
-      <w:bookmarkStart w:id="6" w:name="_Toc18926"/>
+        <w:pStyle w:val="28"/>
+        <w:bidi w:val="0"/>
+      </w:pPr>
+      <w:bookmarkStart w:id="5" w:name="_Toc18926"/>
       <w:r>
         <w:rPr>
           <w:rFonts w:hint="eastAsia"/>
@@ -3244,63 +3302,63 @@
       <w:r>
         <w:t>范围</w:t>
       </w:r>
+      <w:bookmarkEnd w:id="5"/>
+    </w:p>
+    <w:p>
+      <w:pPr>
+        <w:pStyle w:val="29"/>
+        <w:bidi w:val="0"/>
+      </w:pPr>
+      <w:r>
+        <w:t>适用于针对用户服务请求或根据服务级别协议的要求进行一切日常运作活动。</w:t>
+      </w:r>
+    </w:p>
+    <w:p>
+      <w:pPr>
+        <w:pStyle w:val="28"/>
+        <w:bidi w:val="0"/>
+        <w:rPr>
+          <w:rFonts w:hint="eastAsia"/>
+          <w:lang w:val="en-US" w:eastAsia="zh-CN"/>
+        </w:rPr>
+      </w:pPr>
+      <w:bookmarkStart w:id="6" w:name="_Toc9035"/>
+      <w:r>
+        <w:rPr>
+          <w:rFonts w:hint="eastAsia"/>
+          <w:lang w:val="en-US" w:eastAsia="zh-CN"/>
+        </w:rPr>
+        <w:t>岗位职责</w:t>
+      </w:r>
       <w:bookmarkEnd w:id="6"/>
     </w:p>
     <w:p>
       <w:pPr>
-        <w:pStyle w:val="a1"/>
-        <w:bidi w:val="0"/>
-      </w:pPr>
-      <w:r>
-        <w:t>适用于针对用户服务请求或根据服务级别协议的要求进行一切日常运作活动。</w:t>
-      </w:r>
-    </w:p>
-    <w:p>
-      <w:pPr>
-        <w:pStyle w:val="1"/>
-        <w:bidi w:val="0"/>
+        <w:pStyle w:val="30"/>
+        <w:bidi w:val="0"/>
+        <w:rPr>
+          <w:rFonts w:hint="default"/>
+          <w:lang w:val="en-US" w:eastAsia="zh-CN"/>
+        </w:rPr>
+      </w:pPr>
+      <w:bookmarkStart w:id="7" w:name="_Toc31188"/>
+      <w:bookmarkStart w:id="8" w:name="_Toc18908"/>
+      <w:r>
         <w:rPr>
           <w:rFonts w:hint="eastAsia"/>
           <w:lang w:val="en-US" w:eastAsia="zh-CN"/>
         </w:rPr>
-      </w:pPr>
-      <w:bookmarkStart w:id="7" w:name="_Toc9035"/>
-      <w:r>
-        <w:rPr>
-          <w:rFonts w:hint="eastAsia"/>
-          <w:lang w:val="en-US" w:eastAsia="zh-CN"/>
-        </w:rPr>
-        <w:t>岗位职责</w:t>
+        <w:t>服务台经理</w:t>
       </w:r>
       <w:bookmarkEnd w:id="7"/>
-    </w:p>
-    <w:p>
-      <w:pPr>
-        <w:pStyle w:val="2"/>
-        <w:bidi w:val="0"/>
-        <w:rPr>
-          <w:rFonts w:hint="default"/>
-          <w:lang w:val="en-US" w:eastAsia="zh-CN"/>
-        </w:rPr>
-      </w:pPr>
-      <w:bookmarkStart w:id="8" w:name="_Toc18908"/>
-      <w:bookmarkStart w:id="9" w:name="_Toc31188"/>
-      <w:r>
-        <w:rPr>
-          <w:rFonts w:hint="eastAsia"/>
-          <w:lang w:val="en-US" w:eastAsia="zh-CN"/>
-        </w:rPr>
-        <w:t>服务台经理</w:t>
-      </w:r>
       <w:bookmarkEnd w:id="8"/>
-      <w:bookmarkEnd w:id="9"/>
     </w:p>
     <w:p>
       <w:pPr>
         <w:spacing w:before="102" w:line="227" w:lineRule="auto"/>
         <w:ind w:left="124"/>
         <w:rPr>
-          <w:rFonts w:ascii="宋体" w:eastAsia="宋体" w:hAnsi="宋体" w:cs="宋体" w:hint="default"/>
+          <w:rFonts w:hint="default" w:ascii="宋体" w:hAnsi="宋体" w:eastAsia="宋体" w:cs="宋体"/>
           <w:sz w:val="24"/>
           <w:szCs w:val="24"/>
           <w:lang w:val="en-US" w:eastAsia="zh-CN"/>
@@ -3308,7 +3366,7 @@
       </w:pPr>
       <w:r>
         <w:rPr>
-          <w:rFonts w:ascii="宋体" w:eastAsia="宋体" w:hAnsi="宋体" w:cs="宋体"/>
+          <w:rFonts w:ascii="宋体" w:hAnsi="宋体" w:eastAsia="宋体" w:cs="宋体"/>
           <w:spacing w:val="-2"/>
           <w:sz w:val="24"/>
           <w:szCs w:val="24"/>
@@ -3317,7 +3375,7 @@
       </w:r>
       <w:r>
         <w:rPr>
-          <w:rFonts w:ascii="宋体" w:eastAsia="宋体" w:hAnsi="宋体" w:cs="宋体" w:hint="eastAsia"/>
+          <w:rFonts w:hint="eastAsia" w:ascii="宋体" w:hAnsi="宋体" w:eastAsia="宋体" w:cs="宋体"/>
           <w:spacing w:val="-2"/>
           <w:sz w:val="24"/>
           <w:szCs w:val="24"/>
@@ -3327,7 +3385,7 @@
       </w:r>
       <w:r>
         <w:rPr>
-          <w:rFonts w:ascii="宋体" w:eastAsia="宋体" w:hAnsi="宋体" w:cs="宋体"/>
+          <w:rFonts w:ascii="宋体" w:hAnsi="宋体" w:eastAsia="宋体" w:cs="宋体"/>
           <w:spacing w:val="-2"/>
           <w:sz w:val="24"/>
           <w:szCs w:val="24"/>
@@ -3336,7 +3394,7 @@
       </w:r>
       <w:r>
         <w:rPr>
-          <w:rFonts w:ascii="宋体" w:eastAsia="宋体" w:hAnsi="宋体" w:cs="宋体" w:hint="eastAsia"/>
+          <w:rFonts w:hint="eastAsia" w:ascii="宋体" w:hAnsi="宋体" w:eastAsia="宋体" w:cs="宋体"/>
           <w:spacing w:val="-2"/>
           <w:sz w:val="24"/>
           <w:szCs w:val="24"/>
@@ -3350,7 +3408,7 @@
         <w:spacing w:before="172" w:line="227" w:lineRule="auto"/>
         <w:ind w:left="124"/>
         <w:rPr>
-          <w:rFonts w:ascii="宋体" w:eastAsia="宋体" w:hAnsi="宋体" w:cs="宋体" w:hint="eastAsia"/>
+          <w:rFonts w:hint="eastAsia" w:ascii="宋体" w:hAnsi="宋体" w:eastAsia="宋体" w:cs="宋体"/>
           <w:sz w:val="24"/>
           <w:szCs w:val="24"/>
           <w:lang w:eastAsia="zh-CN"/>
@@ -3358,7 +3416,7 @@
       </w:pPr>
       <w:r>
         <w:rPr>
-          <w:rFonts w:ascii="宋体" w:eastAsia="宋体" w:hAnsi="宋体" w:cs="宋体"/>
+          <w:rFonts w:ascii="宋体" w:hAnsi="宋体" w:eastAsia="宋体" w:cs="宋体"/>
           <w:spacing w:val="-2"/>
           <w:sz w:val="24"/>
           <w:szCs w:val="24"/>
@@ -3367,7 +3425,7 @@
       </w:r>
       <w:r>
         <w:rPr>
-          <w:rFonts w:ascii="宋体" w:eastAsia="宋体" w:hAnsi="宋体" w:cs="宋体" w:hint="eastAsia"/>
+          <w:rFonts w:hint="eastAsia" w:ascii="宋体" w:hAnsi="宋体" w:eastAsia="宋体" w:cs="宋体"/>
           <w:spacing w:val="-2"/>
           <w:sz w:val="24"/>
           <w:szCs w:val="24"/>
@@ -3381,7 +3439,7 @@
         <w:spacing w:before="172" w:line="227" w:lineRule="auto"/>
         <w:ind w:left="124"/>
         <w:rPr>
-          <w:rFonts w:ascii="宋体" w:eastAsia="宋体" w:hAnsi="宋体" w:cs="宋体" w:hint="eastAsia"/>
+          <w:rFonts w:hint="eastAsia" w:ascii="宋体" w:hAnsi="宋体" w:eastAsia="宋体" w:cs="宋体"/>
           <w:sz w:val="24"/>
           <w:szCs w:val="24"/>
           <w:lang w:eastAsia="zh-CN"/>
@@ -3389,7 +3447,7 @@
       </w:pPr>
       <w:r>
         <w:rPr>
-          <w:rFonts w:ascii="宋体" w:eastAsia="宋体" w:hAnsi="宋体" w:cs="宋体"/>
+          <w:rFonts w:ascii="宋体" w:hAnsi="宋体" w:eastAsia="宋体" w:cs="宋体"/>
           <w:spacing w:val="-1"/>
           <w:sz w:val="24"/>
           <w:szCs w:val="24"/>
@@ -3398,7 +3456,7 @@
       </w:r>
       <w:r>
         <w:rPr>
-          <w:rFonts w:ascii="宋体" w:eastAsia="宋体" w:hAnsi="宋体" w:cs="宋体" w:hint="eastAsia"/>
+          <w:rFonts w:hint="eastAsia" w:ascii="宋体" w:hAnsi="宋体" w:eastAsia="宋体" w:cs="宋体"/>
           <w:spacing w:val="-1"/>
           <w:sz w:val="24"/>
           <w:szCs w:val="24"/>
@@ -3409,14 +3467,14 @@
     </w:p>
     <w:p>
       <w:pPr>
-        <w:pStyle w:val="2"/>
-        <w:bidi w:val="0"/>
-        <w:rPr>
-          <w:rFonts w:hint="default"/>
-          <w:lang w:val="en-US" w:eastAsia="zh-CN"/>
-        </w:rPr>
-      </w:pPr>
-      <w:bookmarkStart w:id="10" w:name="_Toc22730"/>
+        <w:pStyle w:val="30"/>
+        <w:bidi w:val="0"/>
+        <w:rPr>
+          <w:rFonts w:hint="default"/>
+          <w:lang w:val="en-US" w:eastAsia="zh-CN"/>
+        </w:rPr>
+      </w:pPr>
+      <w:bookmarkStart w:id="9" w:name="_Toc22730"/>
       <w:r>
         <w:rPr>
           <w:rFonts w:hint="eastAsia"/>
@@ -3424,7 +3482,7 @@
         </w:rPr>
         <w:t>服务台专员</w:t>
       </w:r>
-      <w:bookmarkEnd w:id="10"/>
+      <w:bookmarkEnd w:id="9"/>
     </w:p>
     <w:p>
       <w:pPr>
@@ -3433,16 +3491,16 @@
           <w:numId w:val="3"/>
         </w:numPr>
         <w:spacing w:before="224" w:line="239" w:lineRule="auto"/>
-        <w:ind w:left="425" w:hanging="425" w:leftChars="0" w:firstLineChars="0"/>
-        <w:rPr>
-          <w:rFonts w:ascii="宋体" w:eastAsia="宋体" w:hAnsi="宋体" w:cs="宋体"/>
+        <w:ind w:left="425" w:leftChars="0" w:hanging="425" w:firstLineChars="0"/>
+        <w:rPr>
+          <w:rFonts w:ascii="宋体" w:hAnsi="宋体" w:eastAsia="宋体" w:cs="宋体"/>
           <w:sz w:val="24"/>
           <w:szCs w:val="24"/>
         </w:rPr>
       </w:pPr>
       <w:r>
         <w:rPr>
-          <w:rFonts w:ascii="宋体" w:eastAsia="宋体" w:hAnsi="宋体" w:cs="宋体"/>
+          <w:rFonts w:ascii="宋体" w:hAnsi="宋体" w:eastAsia="宋体" w:cs="宋体"/>
           <w:spacing w:val="-2"/>
           <w:sz w:val="24"/>
           <w:szCs w:val="24"/>
@@ -3457,16 +3515,16 @@
           <w:numId w:val="3"/>
         </w:numPr>
         <w:spacing w:before="157" w:line="239" w:lineRule="auto"/>
-        <w:ind w:left="425" w:hanging="425" w:leftChars="0" w:firstLineChars="0"/>
-        <w:rPr>
-          <w:rFonts w:ascii="宋体" w:eastAsia="宋体" w:hAnsi="宋体" w:cs="宋体"/>
+        <w:ind w:left="425" w:leftChars="0" w:hanging="425" w:firstLineChars="0"/>
+        <w:rPr>
+          <w:rFonts w:ascii="宋体" w:hAnsi="宋体" w:eastAsia="宋体" w:cs="宋体"/>
           <w:sz w:val="24"/>
           <w:szCs w:val="24"/>
         </w:rPr>
       </w:pPr>
       <w:r>
         <w:rPr>
-          <w:rFonts w:ascii="宋体" w:eastAsia="宋体" w:hAnsi="宋体" w:cs="宋体"/>
+          <w:rFonts w:ascii="宋体" w:hAnsi="宋体" w:eastAsia="宋体" w:cs="宋体"/>
           <w:spacing w:val="-1"/>
           <w:sz w:val="24"/>
           <w:szCs w:val="24"/>
@@ -3475,7 +3533,7 @@
       </w:r>
       <w:r>
         <w:rPr>
-          <w:rFonts w:ascii="宋体" w:eastAsia="宋体" w:hAnsi="宋体" w:cs="宋体" w:hint="eastAsia"/>
+          <w:rFonts w:hint="eastAsia" w:ascii="宋体" w:hAnsi="宋体" w:eastAsia="宋体" w:cs="宋体"/>
           <w:spacing w:val="-1"/>
           <w:sz w:val="24"/>
           <w:szCs w:val="24"/>
@@ -3485,7 +3543,7 @@
       </w:r>
       <w:r>
         <w:rPr>
-          <w:rFonts w:ascii="宋体" w:eastAsia="宋体" w:hAnsi="宋体" w:cs="宋体"/>
+          <w:rFonts w:ascii="宋体" w:hAnsi="宋体" w:eastAsia="宋体" w:cs="宋体"/>
           <w:spacing w:val="-1"/>
           <w:sz w:val="24"/>
           <w:szCs w:val="24"/>
@@ -3500,16 +3558,16 @@
           <w:numId w:val="3"/>
         </w:numPr>
         <w:spacing w:before="157" w:line="239" w:lineRule="auto"/>
-        <w:ind w:left="425" w:hanging="425" w:leftChars="0" w:firstLineChars="0"/>
-        <w:rPr>
-          <w:rFonts w:ascii="宋体" w:eastAsia="宋体" w:hAnsi="宋体" w:cs="宋体"/>
+        <w:ind w:left="425" w:leftChars="0" w:hanging="425" w:firstLineChars="0"/>
+        <w:rPr>
+          <w:rFonts w:ascii="宋体" w:hAnsi="宋体" w:eastAsia="宋体" w:cs="宋体"/>
           <w:sz w:val="24"/>
           <w:szCs w:val="24"/>
         </w:rPr>
       </w:pPr>
       <w:r>
         <w:rPr>
-          <w:rFonts w:ascii="宋体" w:eastAsia="宋体" w:hAnsi="宋体" w:cs="宋体"/>
+          <w:rFonts w:ascii="宋体" w:hAnsi="宋体" w:eastAsia="宋体" w:cs="宋体"/>
           <w:spacing w:val="-2"/>
           <w:sz w:val="24"/>
           <w:szCs w:val="24"/>
@@ -3518,7 +3576,7 @@
       </w:r>
       <w:r>
         <w:rPr>
-          <w:rFonts w:ascii="宋体" w:eastAsia="宋体" w:hAnsi="宋体" w:cs="宋体" w:hint="eastAsia"/>
+          <w:rFonts w:hint="eastAsia" w:ascii="宋体" w:hAnsi="宋体" w:eastAsia="宋体" w:cs="宋体"/>
           <w:spacing w:val="-2"/>
           <w:sz w:val="24"/>
           <w:szCs w:val="24"/>
@@ -3528,7 +3586,7 @@
       </w:r>
       <w:r>
         <w:rPr>
-          <w:rFonts w:ascii="宋体" w:hAnsi="宋体" w:cs="宋体" w:hint="eastAsia"/>
+          <w:rFonts w:hint="eastAsia" w:ascii="宋体" w:hAnsi="宋体" w:cs="宋体"/>
           <w:spacing w:val="-2"/>
           <w:sz w:val="24"/>
           <w:szCs w:val="24"/>
@@ -3538,7 +3596,7 @@
       </w:r>
       <w:r>
         <w:rPr>
-          <w:rFonts w:ascii="宋体" w:eastAsia="宋体" w:hAnsi="宋体" w:cs="宋体" w:hint="eastAsia"/>
+          <w:rFonts w:hint="eastAsia" w:ascii="宋体" w:hAnsi="宋体" w:eastAsia="宋体" w:cs="宋体"/>
           <w:spacing w:val="-2"/>
           <w:sz w:val="24"/>
           <w:szCs w:val="24"/>
@@ -3549,14 +3607,14 @@
     </w:p>
     <w:p>
       <w:pPr>
-        <w:pStyle w:val="1"/>
-        <w:bidi w:val="0"/>
-        <w:rPr>
-          <w:rFonts w:hint="default"/>
-          <w:lang w:val="en-US" w:eastAsia="zh-CN"/>
-        </w:rPr>
-      </w:pPr>
-      <w:bookmarkStart w:id="11" w:name="_Toc13542"/>
+        <w:pStyle w:val="28"/>
+        <w:bidi w:val="0"/>
+        <w:rPr>
+          <w:rFonts w:hint="default"/>
+          <w:lang w:val="en-US" w:eastAsia="zh-CN"/>
+        </w:rPr>
+      </w:pPr>
+      <w:bookmarkStart w:id="10" w:name="_Toc13542"/>
       <w:r>
         <w:rPr>
           <w:rFonts w:hint="eastAsia"/>
@@ -3564,11 +3622,11 @@
         </w:rPr>
         <w:t>服务台工作实施</w:t>
       </w:r>
-      <w:bookmarkEnd w:id="11"/>
-    </w:p>
-    <w:p>
-      <w:pPr>
-        <w:pStyle w:val="a1"/>
+      <w:bookmarkEnd w:id="10"/>
+    </w:p>
+    <w:p>
+      <w:pPr>
+        <w:pStyle w:val="29"/>
         <w:bidi w:val="0"/>
       </w:pPr>
       <w:r>
@@ -3577,10 +3635,10 @@
     </w:p>
     <w:p>
       <w:pPr>
-        <w:pStyle w:val="a1"/>
-        <w:bidi w:val="0"/>
-        <w:rPr>
-          <w:rFonts w:ascii="宋体" w:eastAsia="宋体" w:hAnsi="宋体" w:cs="宋体"/>
+        <w:pStyle w:val="29"/>
+        <w:bidi w:val="0"/>
+        <w:rPr>
+          <w:rFonts w:ascii="宋体" w:hAnsi="宋体" w:eastAsia="宋体" w:cs="宋体"/>
           <w:szCs w:val="24"/>
         </w:rPr>
       </w:pPr>
@@ -3606,7 +3664,7 @@
       </w:r>
       <w:r>
         <w:rPr>
-          <w:rFonts w:ascii="宋体" w:eastAsia="宋体" w:hAnsi="宋体" w:cs="宋体"/>
+          <w:rFonts w:ascii="宋体" w:hAnsi="宋体" w:eastAsia="宋体" w:cs="宋体"/>
           <w:spacing w:val="-1"/>
           <w:szCs w:val="24"/>
         </w:rPr>
@@ -3615,14 +3673,14 @@
     </w:p>
     <w:p>
       <w:pPr>
-        <w:pStyle w:val="2"/>
-        <w:bidi w:val="0"/>
-        <w:rPr>
-          <w:rFonts w:hint="default"/>
-          <w:lang w:val="en-US" w:eastAsia="zh-CN"/>
-        </w:rPr>
-      </w:pPr>
-      <w:bookmarkStart w:id="12" w:name="_Toc4999"/>
+        <w:pStyle w:val="30"/>
+        <w:bidi w:val="0"/>
+        <w:rPr>
+          <w:rFonts w:hint="default"/>
+          <w:lang w:val="en-US" w:eastAsia="zh-CN"/>
+        </w:rPr>
+      </w:pPr>
+      <w:bookmarkStart w:id="11" w:name="_Toc4999"/>
       <w:r>
         <w:rPr>
           <w:rFonts w:hint="eastAsia"/>
@@ -3630,11 +3688,11 @@
         </w:rPr>
         <w:t>服务台工作模式与支持渠道</w:t>
       </w:r>
-      <w:bookmarkEnd w:id="12"/>
-    </w:p>
-    <w:p>
-      <w:pPr>
-        <w:pStyle w:val="a1"/>
+      <w:bookmarkEnd w:id="11"/>
+    </w:p>
+    <w:p>
+      <w:pPr>
+        <w:pStyle w:val="29"/>
         <w:bidi w:val="0"/>
         <w:rPr>
           <w:rFonts w:hint="default"/>
@@ -3651,7 +3709,7 @@
     </w:p>
     <w:p>
       <w:pPr>
-        <w:pStyle w:val="a1"/>
+        <w:pStyle w:val="29"/>
         <w:jc w:val="center"/>
         <w:rPr>
           <w:rFonts w:hint="default"/>
@@ -3766,162 +3824,148 @@
           <w:lang w:val="en-US" w:eastAsia="zh-CN"/>
         </w:rPr>
         <w:object>
-          <v:shapetype id="_x0000_t75" coordsize="21600,21600" o:spt="75" o:preferrelative="t" path="m@4@5l@4@11@9@11@9@5xe" filled="f" stroked="f">
-            <v:stroke joinstyle="miter"/>
-            <v:formulas>
-              <v:f eqn="if lineDrawn pixelLineWidth 0"/>
-              <v:f eqn="sum @0 1 0"/>
-              <v:f eqn="sum 0 0 @1"/>
-              <v:f eqn="prod @2 1 2"/>
-              <v:f eqn="prod @3 21600 pixelWidth"/>
-              <v:f eqn="prod @3 21600 pixelHeight"/>
-              <v:f eqn="sum @0 0 1"/>
-              <v:f eqn="prod @6 1 2"/>
-              <v:f eqn="prod @7 21600 pixelWidth"/>
-              <v:f eqn="sum @8 21600 0"/>
-              <v:f eqn="prod @7 21600 pixelHeight"/>
-              <v:f eqn="sum @10 21600 0"/>
-            </v:formulas>
-            <v:path o:extrusionok="f" gradientshapeok="t" o:connecttype="rect"/>
+          <v:shape id="_x0000_i1025" o:spt="75" type="#_x0000_t75" style="height:179.8pt;width:230.2pt;" o:ole="t" filled="f" o:preferrelative="t" stroked="f" coordsize="21600,21600">
+            <v:path/>
+            <v:fill on="f" focussize="0,0"/>
+            <v:stroke on="f" joinstyle="miter"/>
+            <v:imagedata r:id="rId8" o:title=""/>
             <o:lock v:ext="edit" aspectratio="t"/>
-          </v:shapetype>
-          <v:shape id="_x0000_i1025" type="#_x0000_t75" style="height:179.8pt;width:230.2pt" o:oleicon="f" o:ole="" coordsize="21600,21600" o:preferrelative="t" filled="f" stroked="f">
-            <v:stroke joinstyle="miter"/>
-            <v:imagedata r:id="rId4" o:title=""/>
-            <o:lock v:ext="edit" aspectratio="t"/>
+            <w10:wrap type="none"/>
             <w10:anchorlock/>
           </v:shape>
-          <o:OLEObject Type="Embed" ProgID="Visio.Drawing.15" ShapeID="_x0000_i1025" DrawAspect="Content" ObjectID="_1468075725" r:id="rId5"/>
+          <o:OLEObject Type="Embed" ProgID="Visio.Drawing.15" ShapeID="_x0000_i1025" DrawAspect="Content" ObjectID="_1468075725" r:id="rId7">
+            <o:LockedField>false</o:LockedField>
+          </o:OLEObject>
         </w:object>
       </w:r>
     </w:p>
     <w:p>
       <w:pPr>
-        <w:pStyle w:val="3"/>
-        <w:bidi w:val="0"/>
-      </w:pPr>
-      <w:bookmarkStart w:id="13" w:name="_Toc17657"/>
+        <w:pStyle w:val="31"/>
+        <w:bidi w:val="0"/>
+      </w:pPr>
+      <w:bookmarkStart w:id="12" w:name="_Toc17657"/>
       <w:r>
         <w:t>事件接收和记录</w:t>
       </w:r>
+      <w:bookmarkEnd w:id="12"/>
+    </w:p>
+    <w:p>
+      <w:pPr>
+        <w:pStyle w:val="29"/>
+        <w:bidi w:val="0"/>
+      </w:pPr>
+      <w:r>
+        <w:t>服务台通过设立的热线电话、传真、邮箱等方式接收顾客的服务请求信息。服务台对顾客反映的问题或抱怨应尽可能化解其不满情绪，并鉴别顾客提出的是否是正式投诉。</w:t>
+      </w:r>
+    </w:p>
+    <w:p>
+      <w:pPr>
+        <w:pStyle w:val="29"/>
+        <w:bidi w:val="0"/>
+      </w:pPr>
+      <w:r>
+        <w:t>对用户一般性的不满、意见或建议等，服务台应认真听取并摘要记录，通过解释或说明使问题得以平息。</w:t>
+      </w:r>
+    </w:p>
+    <w:p>
+      <w:pPr>
+        <w:pStyle w:val="29"/>
+        <w:bidi w:val="0"/>
+      </w:pPr>
+      <w:r>
+        <w:t>对顾客提出的正式请求，服务台汇集请求内容和相关信息形成记录表，以便跟踪处理进展。服务台对记录的信息必要时应与顾客重复核实。</w:t>
+      </w:r>
+    </w:p>
+    <w:p>
+      <w:pPr>
+        <w:pStyle w:val="31"/>
+        <w:bidi w:val="0"/>
+      </w:pPr>
+      <w:bookmarkStart w:id="13" w:name="_Toc5652"/>
+      <w:r>
+        <w:t>告知顾客服务已受理</w:t>
+      </w:r>
       <w:bookmarkEnd w:id="13"/>
     </w:p>
     <w:p>
       <w:pPr>
-        <w:pStyle w:val="a1"/>
-        <w:bidi w:val="0"/>
-      </w:pPr>
-      <w:r>
-        <w:t>服务台通过设立的热线电话、传真、邮箱等方式接收顾客的服务请求信息。服务台对顾客反映的问题或抱怨应尽可能化解其不满情绪，并鉴别顾客提出的是否是正式投诉。</w:t>
-      </w:r>
-    </w:p>
-    <w:p>
-      <w:pPr>
-        <w:pStyle w:val="a1"/>
-        <w:bidi w:val="0"/>
-      </w:pPr>
-      <w:r>
-        <w:t>对用户一般性的不满、意见或建议等，服务台应认真听取并摘要记录，通过解释或说明使问题得以平息。</w:t>
-      </w:r>
-    </w:p>
-    <w:p>
-      <w:pPr>
-        <w:pStyle w:val="a1"/>
-        <w:bidi w:val="0"/>
-      </w:pPr>
-      <w:r>
-        <w:t>对顾客提出的正式请求，服务台汇集请求内容和相关信息形成记录表，以便跟踪处理进展。服务台对记录的信息必要时应与顾客重复核实。</w:t>
-      </w:r>
-    </w:p>
-    <w:p>
-      <w:pPr>
-        <w:pStyle w:val="3"/>
-        <w:bidi w:val="0"/>
-      </w:pPr>
-      <w:bookmarkStart w:id="14" w:name="_Toc5652"/>
-      <w:r>
-        <w:t>告知顾客服务已受理</w:t>
+        <w:pStyle w:val="29"/>
+        <w:bidi w:val="0"/>
+      </w:pPr>
+      <w:r>
+        <w:t>服务台告知顾客其服务请求已经受理，并提供初步反馈的信息，请用户等候工程师的响应（服务工程师SLA服务承诺及时处理）。</w:t>
+      </w:r>
+    </w:p>
+    <w:p>
+      <w:pPr>
+        <w:pStyle w:val="31"/>
+        <w:bidi w:val="0"/>
+      </w:pPr>
+      <w:bookmarkStart w:id="14" w:name="_Toc18973"/>
+      <w:r>
+        <w:t>将服务请求转至处理部门</w:t>
       </w:r>
       <w:bookmarkEnd w:id="14"/>
     </w:p>
     <w:p>
       <w:pPr>
-        <w:pStyle w:val="a1"/>
-        <w:bidi w:val="0"/>
-      </w:pPr>
-      <w:r>
-        <w:t>服务台告知顾客其服务请求已经受理，并提供初步反馈的信息，请用户等候工程师的响应（服务工程师SLA服务承诺及时处理）。</w:t>
-      </w:r>
-    </w:p>
-    <w:p>
-      <w:pPr>
-        <w:pStyle w:val="3"/>
-        <w:bidi w:val="0"/>
-      </w:pPr>
-      <w:bookmarkStart w:id="15" w:name="_Toc18973"/>
-      <w:r>
-        <w:t>将服务请求转至处理部门</w:t>
+        <w:pStyle w:val="29"/>
+        <w:bidi w:val="0"/>
+      </w:pPr>
+      <w:r>
+        <w:t>服务台人员与相关运维服务人员沟通，明确受理的责任，并</w:t>
+      </w:r>
+      <w:r>
+        <w:rPr>
+          <w:rFonts w:hint="eastAsia"/>
+          <w:lang w:val="en-US" w:eastAsia="zh-CN"/>
+        </w:rPr>
+        <w:t>将</w:t>
+      </w:r>
+      <w:r>
+        <w:t>记录表中的相关信息转发到服务责任人。</w:t>
+      </w:r>
+    </w:p>
+    <w:p>
+      <w:pPr>
+        <w:pStyle w:val="29"/>
+        <w:bidi w:val="0"/>
+      </w:pPr>
+      <w:r>
+        <w:rPr>
+          <w:rFonts w:hint="eastAsia"/>
+          <w:lang w:val="en-US" w:eastAsia="zh-CN"/>
+        </w:rPr>
+        <w:t>运维服务人员</w:t>
+      </w:r>
+      <w:r>
+        <w:t>应对服务台就向顾客做出响应的时限给予承诺。</w:t>
+      </w:r>
+    </w:p>
+    <w:p>
+      <w:pPr>
+        <w:pStyle w:val="29"/>
+        <w:bidi w:val="0"/>
+      </w:pPr>
+      <w:r>
+        <w:t>对外部发生的处在公司管理范围内的重大事件,当事人或部门需将重大事件的情况报告服务台，服务台根据重大情况的信息，识别负责人并尽快与之沟通信息，以便相关责任人能及时组织和协调有关人员（必要时拟定方案），做出应对处理。</w:t>
+      </w:r>
+    </w:p>
+    <w:p>
+      <w:pPr>
+        <w:pStyle w:val="31"/>
+        <w:bidi w:val="0"/>
+      </w:pPr>
+      <w:bookmarkStart w:id="15" w:name="_Toc28901"/>
+      <w:r>
+        <w:t>执行服务处理流程</w:t>
       </w:r>
       <w:bookmarkEnd w:id="15"/>
     </w:p>
     <w:p>
       <w:pPr>
-        <w:pStyle w:val="a1"/>
-        <w:bidi w:val="0"/>
-      </w:pPr>
-      <w:r>
-        <w:t>服务台人员与相关运维服务人员沟通，明确受理的责任，并</w:t>
-      </w:r>
-      <w:r>
-        <w:rPr>
-          <w:rFonts w:hint="eastAsia"/>
-          <w:lang w:val="en-US" w:eastAsia="zh-CN"/>
-        </w:rPr>
-        <w:t>将</w:t>
-      </w:r>
-      <w:r>
-        <w:t>记录表中的相关信息转发到服务责任人。</w:t>
-      </w:r>
-    </w:p>
-    <w:p>
-      <w:pPr>
-        <w:pStyle w:val="a1"/>
-        <w:bidi w:val="0"/>
-      </w:pPr>
-      <w:r>
-        <w:rPr>
-          <w:rFonts w:hint="eastAsia"/>
-          <w:lang w:val="en-US" w:eastAsia="zh-CN"/>
-        </w:rPr>
-        <w:t>运维服务人员</w:t>
-      </w:r>
-      <w:r>
-        <w:t>应对服务台就向顾客做出响应的时限给予承诺。</w:t>
-      </w:r>
-    </w:p>
-    <w:p>
-      <w:pPr>
-        <w:pStyle w:val="a1"/>
-        <w:bidi w:val="0"/>
-      </w:pPr>
-      <w:r>
-        <w:t>对外部发生的处在公司管理范围内的重大事件,当事人或部门需将重大事件的情况报告服务台，服务台根据重大情况的信息，识别负责人并尽快与之沟通信息，以便相关责任人能及时组织和协调有关人员（必要时拟定方案），做出应对处理。</w:t>
-      </w:r>
-    </w:p>
-    <w:p>
-      <w:pPr>
-        <w:pStyle w:val="3"/>
-        <w:bidi w:val="0"/>
-      </w:pPr>
-      <w:bookmarkStart w:id="16" w:name="_Toc28901"/>
-      <w:r>
-        <w:t>执行服务处理流程</w:t>
-      </w:r>
-      <w:bookmarkEnd w:id="16"/>
-    </w:p>
-    <w:p>
-      <w:pPr>
-        <w:pStyle w:val="a1"/>
+        <w:pStyle w:val="29"/>
         <w:bidi w:val="0"/>
       </w:pPr>
       <w:r>
@@ -3961,135 +4005,135 @@
     </w:p>
     <w:p>
       <w:pPr>
-        <w:pStyle w:val="3"/>
-        <w:bidi w:val="0"/>
-      </w:pPr>
-      <w:bookmarkStart w:id="17" w:name="_Toc18708"/>
+        <w:pStyle w:val="31"/>
+        <w:bidi w:val="0"/>
+      </w:pPr>
+      <w:bookmarkStart w:id="16" w:name="_Toc18708"/>
       <w:r>
         <w:t>跟踪处理进程</w:t>
       </w:r>
+      <w:bookmarkEnd w:id="16"/>
+    </w:p>
+    <w:p>
+      <w:pPr>
+        <w:pStyle w:val="29"/>
+        <w:bidi w:val="0"/>
+      </w:pPr>
+      <w:r>
+        <w:t>服务请求分配后，服务台每日应通过电话等联系方式了解服务处理的进展状况（如，与用户已经接洽、提出处理方案、处理方案待审批等）并根据进展情况更新服务受理记录表。</w:t>
+      </w:r>
+    </w:p>
+    <w:p>
+      <w:pPr>
+        <w:pStyle w:val="29"/>
+        <w:bidi w:val="0"/>
+      </w:pPr>
+      <w:r>
+        <w:t>服务台应与用户保持联系，必要时与用户核实服务处理的进展，关注顾客对服务处理的满意程度，适当时进行协调，避免顾客出现过激情绪。</w:t>
+      </w:r>
+    </w:p>
+    <w:p>
+      <w:pPr>
+        <w:pStyle w:val="29"/>
+        <w:bidi w:val="0"/>
+      </w:pPr>
+      <w:r>
+        <w:t>必要时服务台可将服务处理的进展情况通报给相关方的领导。</w:t>
+      </w:r>
+    </w:p>
+    <w:p>
+      <w:pPr>
+        <w:pStyle w:val="31"/>
+        <w:bidi w:val="0"/>
+      </w:pPr>
+      <w:bookmarkStart w:id="17" w:name="_Toc23398"/>
+      <w:r>
+        <w:t>确认服务请求得到适当处理</w:t>
+      </w:r>
       <w:bookmarkEnd w:id="17"/>
     </w:p>
     <w:p>
       <w:pPr>
-        <w:pStyle w:val="a1"/>
-        <w:bidi w:val="0"/>
-      </w:pPr>
-      <w:r>
-        <w:t>服务请求分配后，服务台每日应通过电话等联系方式了解服务处理的进展状况（如，与用户已经接洽、提出处理方案、处理方案待审批等）并根据进展情况更新服务受理记录表。</w:t>
-      </w:r>
-    </w:p>
-    <w:p>
-      <w:pPr>
-        <w:pStyle w:val="a1"/>
-        <w:bidi w:val="0"/>
-      </w:pPr>
-      <w:r>
-        <w:t>服务台应与用户保持联系，必要时与用户核实服务处理的进展，关注顾客对服务处理的满意程度，适当时进行协调，避免顾客出现过激情绪。</w:t>
-      </w:r>
-    </w:p>
-    <w:p>
-      <w:pPr>
-        <w:pStyle w:val="a1"/>
-        <w:bidi w:val="0"/>
-      </w:pPr>
-      <w:r>
-        <w:t>必要时服务台可将服务处理的进展情况通报给相关方的领导。</w:t>
-      </w:r>
-    </w:p>
-    <w:p>
-      <w:pPr>
-        <w:pStyle w:val="3"/>
-        <w:bidi w:val="0"/>
-      </w:pPr>
-      <w:bookmarkStart w:id="18" w:name="_Toc23398"/>
-      <w:r>
-        <w:t>确认服务请求得到适当处理</w:t>
+        <w:pStyle w:val="29"/>
+        <w:bidi w:val="0"/>
+      </w:pPr>
+      <w:r>
+        <w:t>服务请求事件处理完毕后，服务责任人应告知服务台处理的结果。</w:t>
+      </w:r>
+    </w:p>
+    <w:p>
+      <w:pPr>
+        <w:pStyle w:val="29"/>
+        <w:bidi w:val="0"/>
+      </w:pPr>
+      <w:r>
+        <w:t>服务台应并通过电话等方式与用户联系，确认用户已得到适当处理，服务工程师对事件处理结果在1日内进行用户回访调查，并跟踪事件解决情况，在运维平台上填写满意度结果记录。</w:t>
+      </w:r>
+    </w:p>
+    <w:p>
+      <w:pPr>
+        <w:pStyle w:val="31"/>
+        <w:bidi w:val="0"/>
+      </w:pPr>
+      <w:bookmarkStart w:id="18" w:name="_Toc4737"/>
+      <w:r>
+        <w:t>关闭服务请求</w:t>
       </w:r>
       <w:bookmarkEnd w:id="18"/>
     </w:p>
     <w:p>
       <w:pPr>
-        <w:pStyle w:val="a1"/>
-        <w:bidi w:val="0"/>
-      </w:pPr>
-      <w:r>
-        <w:t>服务请求事件处理完毕后，服务责任人应告知服务台处理的结果。</w:t>
-      </w:r>
-    </w:p>
-    <w:p>
-      <w:pPr>
-        <w:pStyle w:val="a1"/>
-        <w:bidi w:val="0"/>
-      </w:pPr>
-      <w:r>
-        <w:t>服务台应并通过电话等方式与用户联系，确认用户已得到适当处理，服务工程师对事件处理结果在1日内进行用户回访调查，并跟踪事件解决情况，在运维平台上填写满意度结果记录。</w:t>
-      </w:r>
-    </w:p>
-    <w:p>
-      <w:pPr>
-        <w:pStyle w:val="3"/>
-        <w:bidi w:val="0"/>
-      </w:pPr>
-      <w:bookmarkStart w:id="19" w:name="_Toc4737"/>
-      <w:r>
-        <w:t>关闭服务请求</w:t>
+        <w:pStyle w:val="29"/>
+        <w:bidi w:val="0"/>
+      </w:pPr>
+      <w:r>
+        <w:rPr>
+          <w:rFonts w:hint="eastAsia"/>
+          <w:lang w:val="en-US" w:eastAsia="zh-CN"/>
+        </w:rPr>
+        <w:t>服务台</w:t>
+      </w:r>
+      <w:r>
+        <w:t>确认服务请求已得到适当处理后，关闭服务受理记录表处理状态；核验执行记录表的相关内容记录完整，并保存处理结果。</w:t>
+      </w:r>
+    </w:p>
+    <w:p>
+      <w:pPr>
+        <w:pStyle w:val="31"/>
+        <w:bidi w:val="0"/>
+      </w:pPr>
+      <w:bookmarkStart w:id="19" w:name="_Toc9965"/>
+      <w:r>
+        <w:t>需求满意度调查</w:t>
       </w:r>
       <w:bookmarkEnd w:id="19"/>
     </w:p>
     <w:p>
       <w:pPr>
-        <w:pStyle w:val="a1"/>
-        <w:bidi w:val="0"/>
-      </w:pPr>
-      <w:r>
-        <w:rPr>
-          <w:rFonts w:hint="eastAsia"/>
-          <w:lang w:val="en-US" w:eastAsia="zh-CN"/>
-        </w:rPr>
-        <w:t>服务台</w:t>
-      </w:r>
-      <w:r>
-        <w:t>确认服务请求已得到适当处理后，关闭服务受理记录表处理状态；核验执行记录表的相关内容记录完整，并保存处理结果。</w:t>
-      </w:r>
-    </w:p>
-    <w:p>
-      <w:pPr>
-        <w:pStyle w:val="3"/>
-        <w:bidi w:val="0"/>
-      </w:pPr>
-      <w:bookmarkStart w:id="20" w:name="_Toc9965"/>
-      <w:r>
-        <w:t>需求满意度调查</w:t>
+        <w:pStyle w:val="29"/>
+        <w:bidi w:val="0"/>
+      </w:pPr>
+      <w:r>
+        <w:t>关闭服务请求后，服务台需要对客户进行需求满意度调查，通过电话回访、问卷调查等方式对进行客户需求是否满足进行调查，满意度等级为：非常满意、满意、一般、不满意。</w:t>
+      </w:r>
+    </w:p>
+    <w:p>
+      <w:pPr>
+        <w:pStyle w:val="30"/>
+        <w:bidi w:val="0"/>
+      </w:pPr>
+      <w:bookmarkStart w:id="20" w:name="_Toc28829"/>
+      <w:r>
+        <w:t>服务台的工作模式</w:t>
       </w:r>
       <w:bookmarkEnd w:id="20"/>
     </w:p>
     <w:p>
       <w:pPr>
-        <w:pStyle w:val="a1"/>
-        <w:bidi w:val="0"/>
-      </w:pPr>
-      <w:r>
-        <w:t>关闭服务请求后，服务台需要对客户进行需求满意度调查，通过电话回访、问卷调查等方式对进行客户需求是否满足进行调查，满意度等级为：非常满意、满意、一般、不满意。</w:t>
-      </w:r>
-    </w:p>
-    <w:p>
-      <w:pPr>
-        <w:pStyle w:val="2"/>
-        <w:bidi w:val="0"/>
-      </w:pPr>
-      <w:bookmarkStart w:id="21" w:name="_Toc28829"/>
-      <w:r>
-        <w:t>服务台的工作模式</w:t>
-      </w:r>
-      <w:bookmarkEnd w:id="21"/>
-    </w:p>
-    <w:p>
-      <w:pPr>
-        <w:pStyle w:val="a1"/>
-        <w:bidi w:val="0"/>
-        <w:rPr>
-          <w:rFonts w:ascii="宋体" w:eastAsia="宋体" w:hAnsi="宋体" w:cs="宋体" w:hint="default"/>
+        <w:pStyle w:val="29"/>
+        <w:bidi w:val="0"/>
+        <w:rPr>
+          <w:rFonts w:hint="default" w:ascii="宋体" w:hAnsi="宋体" w:eastAsia="宋体" w:cs="宋体"/>
           <w:sz w:val="24"/>
           <w:szCs w:val="24"/>
           <w:lang w:val="en-US" w:eastAsia="zh-CN"/>
@@ -4124,7 +4168,7 @@
       </w:r>
       <w:r>
         <w:rPr>
-          <w:rFonts w:ascii="宋体" w:eastAsia="宋体" w:hAnsi="宋体" w:cs="宋体"/>
+          <w:rFonts w:ascii="宋体" w:hAnsi="宋体" w:eastAsia="宋体" w:cs="宋体"/>
           <w:spacing w:val="-1"/>
           <w:sz w:val="24"/>
           <w:szCs w:val="24"/>
@@ -4133,7 +4177,7 @@
       </w:r>
       <w:r>
         <w:rPr>
-          <w:rFonts w:ascii="宋体" w:hAnsi="宋体" w:cs="宋体" w:hint="eastAsia"/>
+          <w:rFonts w:hint="eastAsia" w:ascii="宋体" w:hAnsi="宋体" w:cs="宋体"/>
           <w:spacing w:val="-1"/>
           <w:sz w:val="24"/>
           <w:szCs w:val="24"/>
@@ -4143,7 +4187,7 @@
       </w:r>
       <w:r>
         <w:rPr>
-          <w:rFonts w:ascii="宋体" w:hAnsi="宋体" w:cs="宋体" w:hint="eastAsia"/>
+          <w:rFonts w:hint="eastAsia" w:ascii="宋体" w:hAnsi="宋体" w:cs="宋体"/>
           <w:spacing w:val="-1"/>
           <w:sz w:val="24"/>
           <w:szCs w:val="24"/>
@@ -4154,7 +4198,7 @@
     </w:p>
     <w:p>
       <w:pPr>
-        <w:pStyle w:val="a3"/>
+        <w:pStyle w:val="40"/>
         <w:numPr>
           <w:ilvl w:val="0"/>
           <w:numId w:val="4"/>
@@ -4167,7 +4211,7 @@
     </w:p>
     <w:p>
       <w:pPr>
-        <w:pStyle w:val="a3"/>
+        <w:pStyle w:val="40"/>
         <w:bidi w:val="0"/>
       </w:pPr>
       <w:r>
@@ -4176,7 +4220,7 @@
     </w:p>
     <w:p>
       <w:pPr>
-        <w:pStyle w:val="a3"/>
+        <w:pStyle w:val="40"/>
         <w:numPr>
           <w:ilvl w:val="0"/>
           <w:numId w:val="4"/>
@@ -4189,7 +4233,7 @@
     </w:p>
     <w:p>
       <w:pPr>
-        <w:pStyle w:val="a3"/>
+        <w:pStyle w:val="40"/>
         <w:bidi w:val="0"/>
       </w:pPr>
       <w:r>
@@ -4198,7 +4242,7 @@
     </w:p>
     <w:p>
       <w:pPr>
-        <w:pStyle w:val="a3"/>
+        <w:pStyle w:val="40"/>
         <w:numPr>
           <w:ilvl w:val="0"/>
           <w:numId w:val="4"/>
@@ -4211,7 +4255,7 @@
     </w:p>
     <w:p>
       <w:pPr>
-        <w:pStyle w:val="a3"/>
+        <w:pStyle w:val="40"/>
         <w:bidi w:val="0"/>
       </w:pPr>
       <w:r>
@@ -4220,7 +4264,7 @@
     </w:p>
     <w:p>
       <w:pPr>
-        <w:pStyle w:val="a3"/>
+        <w:pStyle w:val="40"/>
         <w:numPr>
           <w:ilvl w:val="0"/>
           <w:numId w:val="4"/>
@@ -4233,7 +4277,7 @@
     </w:p>
     <w:p>
       <w:pPr>
-        <w:pStyle w:val="a3"/>
+        <w:pStyle w:val="40"/>
         <w:bidi w:val="0"/>
       </w:pPr>
       <w:r>
@@ -4242,100 +4286,504 @@
     </w:p>
     <w:p>
       <w:pPr>
-        <w:pStyle w:val="2"/>
-        <w:bidi w:val="0"/>
-      </w:pPr>
-      <w:bookmarkStart w:id="22" w:name="bookmark7"/>
+        <w:pStyle w:val="30"/>
+        <w:bidi w:val="0"/>
+      </w:pPr>
+      <w:bookmarkStart w:id="21" w:name="bookmark7"/>
+      <w:bookmarkEnd w:id="21"/>
+      <w:bookmarkStart w:id="22" w:name="_Toc8743"/>
+      <w:r>
+        <w:t>管理顾客关系</w:t>
+      </w:r>
       <w:bookmarkEnd w:id="22"/>
-      <w:bookmarkStart w:id="23" w:name="_Toc8743"/>
-      <w:r>
-        <w:t>管理顾客关系</w:t>
-      </w:r>
+    </w:p>
+    <w:p>
+      <w:pPr>
+        <w:pStyle w:val="29"/>
+        <w:bidi w:val="0"/>
+      </w:pPr>
+      <w:r>
+        <w:t>服务台还是顾客关系管理中心，不但能有效处理顾客需求，还通过服务台的耐心服务化解顾客的不满和怨气、处理顾客的正式投诉、关注有关公司重大事件的媒体态势等，提交用户满意度抽查表，进而成为公司处理公共关系的组成环节。</w:t>
+      </w:r>
+    </w:p>
+    <w:p>
+      <w:pPr>
+        <w:pStyle w:val="30"/>
+        <w:bidi w:val="0"/>
+      </w:pPr>
+      <w:bookmarkStart w:id="23" w:name="bookmark9"/>
       <w:bookmarkEnd w:id="23"/>
-    </w:p>
-    <w:p>
-      <w:pPr>
-        <w:pStyle w:val="a1"/>
-        <w:bidi w:val="0"/>
-      </w:pPr>
-      <w:r>
-        <w:t>服务台还是顾客关系管理中心，不但能有效处理顾客需求，还通过服务台的耐心服务化解顾客的不满和怨气、处理顾客的正式投诉、关注有关公司重大事件的媒体态势等，提交用户满意度抽查表，进而成为公司处理公共关系的组成环节。</w:t>
-      </w:r>
-    </w:p>
-    <w:p>
-      <w:pPr>
-        <w:pStyle w:val="2"/>
-        <w:bidi w:val="0"/>
-      </w:pPr>
-      <w:bookmarkStart w:id="24" w:name="bookmark9"/>
+      <w:bookmarkStart w:id="24" w:name="bookmark8"/>
       <w:bookmarkEnd w:id="24"/>
-      <w:bookmarkStart w:id="25" w:name="bookmark8"/>
+      <w:bookmarkStart w:id="25" w:name="_Toc31093"/>
+      <w:bookmarkStart w:id="26" w:name="_Toc14186"/>
+      <w:r>
+        <w:rPr>
+          <w:rFonts w:hint="eastAsia"/>
+          <w:lang w:val="en-US" w:eastAsia="zh-CN"/>
+        </w:rPr>
+        <w:t>信息提供与发布职能</w:t>
+      </w:r>
       <w:bookmarkEnd w:id="25"/>
-      <w:bookmarkStart w:id="26" w:name="_Toc31093"/>
-      <w:bookmarkStart w:id="27" w:name="_Toc14186"/>
-      <w:r>
+      <w:bookmarkEnd w:id="26"/>
+    </w:p>
+    <w:p>
+      <w:pPr>
+        <w:pStyle w:val="29"/>
+        <w:bidi w:val="0"/>
         <w:rPr>
           <w:rFonts w:hint="eastAsia"/>
           <w:lang w:val="en-US" w:eastAsia="zh-CN"/>
         </w:rPr>
-        <w:t>信息提供与发布职能</w:t>
-      </w:r>
-      <w:bookmarkEnd w:id="26"/>
+      </w:pPr>
+      <w:r>
+        <w:t>服务台是为用户提供</w:t>
+      </w:r>
+      <w:r>
+        <w:rPr>
+          <w:rFonts w:hint="eastAsia"/>
+          <w:lang w:val="en-US" w:eastAsia="zh-CN"/>
+        </w:rPr>
+        <w:t>I</w:t>
+      </w:r>
+      <w:r>
+        <w:t>T服务信息的主要来源，一般可以采用布告栏、Email、屏幕消息等方式为用户提供有关错误、故障或新增服务等方面的信息</w:t>
+      </w:r>
+      <w:r>
+        <w:rPr>
+          <w:rFonts w:hint="eastAsia"/>
+          <w:lang w:val="en-US" w:eastAsia="zh-CN"/>
+        </w:rPr>
+        <w:t>。</w:t>
+      </w:r>
+    </w:p>
+    <w:p>
+      <w:pPr>
+        <w:pStyle w:val="30"/>
+        <w:bidi w:val="0"/>
+        <w:rPr>
+          <w:rFonts w:hint="default"/>
+          <w:lang w:val="en-US" w:eastAsia="zh-CN"/>
+        </w:rPr>
+      </w:pPr>
+      <w:r>
+        <w:rPr>
+          <w:rFonts w:hint="default"/>
+          <w:lang w:val="en-US" w:eastAsia="zh-CN"/>
+        </w:rPr>
+        <w:t>服务台人员监督与考评</w:t>
+      </w:r>
+    </w:p>
+    <w:p>
+      <w:pPr>
+        <w:pStyle w:val="29"/>
+        <w:bidi w:val="0"/>
+        <w:rPr>
+          <w:rFonts w:hint="default"/>
+          <w:lang w:val="en-US" w:eastAsia="zh-CN"/>
+        </w:rPr>
+      </w:pPr>
+      <w:r>
+        <w:rPr>
+          <w:rFonts w:hint="default"/>
+          <w:lang w:val="en-US" w:eastAsia="zh-CN"/>
+        </w:rPr>
+        <w:t>为保障服务台服务质量，提升客户满意度，建立服务台人员的监督与考评机制，对服务台人员的工作表现进行客观、公正的评价。</w:t>
+      </w:r>
+    </w:p>
+    <w:p>
+      <w:pPr>
+        <w:pStyle w:val="31"/>
+        <w:bidi w:val="0"/>
+        <w:rPr>
+          <w:rFonts w:hint="default"/>
+          <w:lang w:val="en-US" w:eastAsia="zh-CN"/>
+        </w:rPr>
+      </w:pPr>
+      <w:r>
+        <w:rPr>
+          <w:rFonts w:hint="default"/>
+          <w:lang w:val="en-US" w:eastAsia="zh-CN"/>
+        </w:rPr>
+        <w:t>监督机制</w:t>
+      </w:r>
+    </w:p>
+    <w:p>
+      <w:pPr>
+        <w:pStyle w:val="29"/>
+        <w:numPr>
+          <w:ilvl w:val="0"/>
+          <w:numId w:val="5"/>
+        </w:numPr>
+        <w:bidi w:val="0"/>
+        <w:ind w:left="425" w:leftChars="0" w:hanging="425" w:firstLineChars="0"/>
+        <w:rPr>
+          <w:rFonts w:hint="default"/>
+          <w:lang w:val="en-US" w:eastAsia="zh-CN"/>
+        </w:rPr>
+      </w:pPr>
+      <w:r>
+        <w:rPr>
+          <w:rFonts w:hint="default"/>
+          <w:lang w:val="en-US" w:eastAsia="zh-CN"/>
+        </w:rPr>
+        <w:t>日常工作监督</w:t>
+      </w:r>
+    </w:p>
+    <w:p>
+      <w:pPr>
+        <w:pStyle w:val="29"/>
+        <w:bidi w:val="0"/>
+        <w:rPr>
+          <w:rFonts w:hint="default"/>
+          <w:lang w:val="en-US" w:eastAsia="zh-CN"/>
+        </w:rPr>
+      </w:pPr>
+      <w:r>
+        <w:rPr>
+          <w:rFonts w:hint="default"/>
+          <w:lang w:val="en-US" w:eastAsia="zh-CN"/>
+        </w:rPr>
+        <w:t>服务台经理通过服务管理平台实时监控服务台人员的工作状态，包括工单处理数量、响应时效、回访完成情况等关键数据。</w:t>
+      </w:r>
+    </w:p>
+    <w:p>
+      <w:pPr>
+        <w:pStyle w:val="29"/>
+        <w:bidi w:val="0"/>
+        <w:rPr>
+          <w:rFonts w:hint="default"/>
+          <w:lang w:val="en-US" w:eastAsia="zh-CN"/>
+        </w:rPr>
+      </w:pPr>
+      <w:r>
+        <w:rPr>
+          <w:rFonts w:hint="default"/>
+          <w:lang w:val="en-US" w:eastAsia="zh-CN"/>
+        </w:rPr>
+        <w:t>服务台经理每日抽查服务台人员的工单记录，检查事件记录的完整性、准确性和规范性。</w:t>
+      </w:r>
+    </w:p>
+    <w:p>
+      <w:pPr>
+        <w:pStyle w:val="29"/>
+        <w:numPr>
+          <w:ilvl w:val="0"/>
+          <w:numId w:val="5"/>
+        </w:numPr>
+        <w:bidi w:val="0"/>
+        <w:ind w:left="425" w:leftChars="0" w:hanging="425" w:firstLineChars="0"/>
+        <w:rPr>
+          <w:rFonts w:hint="default"/>
+          <w:lang w:val="en-US" w:eastAsia="zh-CN"/>
+        </w:rPr>
+      </w:pPr>
+      <w:r>
+        <w:rPr>
+          <w:rFonts w:hint="default"/>
+          <w:lang w:val="en-US" w:eastAsia="zh-CN"/>
+        </w:rPr>
+        <w:t>服务质量监督</w:t>
+      </w:r>
+    </w:p>
+    <w:p>
+      <w:pPr>
+        <w:pStyle w:val="29"/>
+        <w:bidi w:val="0"/>
+        <w:rPr>
+          <w:rFonts w:hint="default"/>
+          <w:lang w:val="en-US" w:eastAsia="zh-CN"/>
+        </w:rPr>
+      </w:pPr>
+      <w:r>
+        <w:rPr>
+          <w:rFonts w:hint="default"/>
+          <w:lang w:val="en-US" w:eastAsia="zh-CN"/>
+        </w:rPr>
+        <w:t>服务台经理每月随机抽取不少于10%的已关闭工单，对服务台人员的服务态度、沟通能力、处理规范性进行复核。</w:t>
+      </w:r>
+    </w:p>
+    <w:p>
+      <w:pPr>
+        <w:pStyle w:val="29"/>
+        <w:bidi w:val="0"/>
+        <w:rPr>
+          <w:rFonts w:hint="default"/>
+          <w:lang w:val="en-US" w:eastAsia="zh-CN"/>
+        </w:rPr>
+      </w:pPr>
+      <w:r>
+        <w:rPr>
+          <w:rFonts w:hint="default"/>
+          <w:lang w:val="en-US" w:eastAsia="zh-CN"/>
+        </w:rPr>
+        <w:t>对客户回访中反馈的服务质量问题，服务台经理应及时跟进并记录。</w:t>
+      </w:r>
+    </w:p>
+    <w:p>
+      <w:pPr>
+        <w:pStyle w:val="29"/>
+        <w:numPr>
+          <w:ilvl w:val="0"/>
+          <w:numId w:val="5"/>
+        </w:numPr>
+        <w:bidi w:val="0"/>
+        <w:ind w:left="425" w:leftChars="0" w:hanging="425" w:firstLineChars="0"/>
+        <w:rPr>
+          <w:rFonts w:hint="default"/>
+          <w:lang w:val="en-US" w:eastAsia="zh-CN"/>
+        </w:rPr>
+      </w:pPr>
+      <w:r>
+        <w:rPr>
+          <w:rFonts w:hint="default"/>
+          <w:lang w:val="en-US" w:eastAsia="zh-CN"/>
+        </w:rPr>
+        <w:t>客户反馈监督</w:t>
+      </w:r>
+    </w:p>
+    <w:p>
+      <w:pPr>
+        <w:pStyle w:val="29"/>
+        <w:bidi w:val="0"/>
+        <w:rPr>
+          <w:rFonts w:hint="default"/>
+          <w:lang w:val="en-US" w:eastAsia="zh-CN"/>
+        </w:rPr>
+      </w:pPr>
+      <w:r>
+        <w:rPr>
+          <w:rFonts w:hint="default"/>
+          <w:lang w:val="en-US" w:eastAsia="zh-CN"/>
+        </w:rPr>
+        <w:t>收集客户满意度调查结果，对服务台人员的服务表现进行评价。</w:t>
+      </w:r>
+    </w:p>
+    <w:p>
+      <w:pPr>
+        <w:pStyle w:val="29"/>
+        <w:bidi w:val="0"/>
+        <w:rPr>
+          <w:rFonts w:hint="default"/>
+          <w:lang w:val="en-US" w:eastAsia="zh-CN"/>
+        </w:rPr>
+      </w:pPr>
+      <w:r>
+        <w:rPr>
+          <w:rFonts w:hint="default"/>
+          <w:lang w:val="en-US" w:eastAsia="zh-CN"/>
+        </w:rPr>
+        <w:t>对客户投诉中涉及服务台人员的部分，服务台经理应组织专项调查并形成处理意见。</w:t>
+      </w:r>
+    </w:p>
+    <w:p>
+      <w:pPr>
+        <w:pStyle w:val="31"/>
+        <w:bidi w:val="0"/>
+        <w:rPr>
+          <w:rFonts w:hint="default"/>
+          <w:lang w:val="en-US" w:eastAsia="zh-CN"/>
+        </w:rPr>
+      </w:pPr>
+      <w:r>
+        <w:rPr>
+          <w:rFonts w:hint="default"/>
+          <w:lang w:val="en-US" w:eastAsia="zh-CN"/>
+        </w:rPr>
+        <w:t>考评机制</w:t>
+      </w:r>
+    </w:p>
+    <w:p>
+      <w:pPr>
+        <w:pStyle w:val="29"/>
+        <w:numPr>
+          <w:ilvl w:val="0"/>
+          <w:numId w:val="6"/>
+        </w:numPr>
+        <w:bidi w:val="0"/>
+        <w:ind w:left="425" w:leftChars="0" w:hanging="425" w:firstLineChars="0"/>
+        <w:rPr>
+          <w:rFonts w:hint="default"/>
+          <w:lang w:val="en-US" w:eastAsia="zh-CN"/>
+        </w:rPr>
+      </w:pPr>
+      <w:r>
+        <w:rPr>
+          <w:rFonts w:hint="default"/>
+          <w:lang w:val="en-US" w:eastAsia="zh-CN"/>
+        </w:rPr>
+        <w:t>考评周期</w:t>
+      </w:r>
+    </w:p>
+    <w:p>
+      <w:pPr>
+        <w:pStyle w:val="29"/>
+        <w:bidi w:val="0"/>
+        <w:rPr>
+          <w:rFonts w:hint="default"/>
+          <w:lang w:val="en-US" w:eastAsia="zh-CN"/>
+        </w:rPr>
+      </w:pPr>
+      <w:r>
+        <w:rPr>
+          <w:rFonts w:hint="default"/>
+          <w:lang w:val="en-US" w:eastAsia="zh-CN"/>
+        </w:rPr>
+        <w:t>月度考评：每月进行一次，作为绩效工资发放的依据。</w:t>
+      </w:r>
+    </w:p>
+    <w:p>
+      <w:pPr>
+        <w:pStyle w:val="29"/>
+        <w:bidi w:val="0"/>
+        <w:rPr>
+          <w:rFonts w:hint="default"/>
+          <w:lang w:val="en-US" w:eastAsia="zh-CN"/>
+        </w:rPr>
+      </w:pPr>
+      <w:r>
+        <w:rPr>
+          <w:rFonts w:hint="default"/>
+          <w:lang w:val="en-US" w:eastAsia="zh-CN"/>
+        </w:rPr>
+        <w:t>年度考评：每年12月进行一次，作为年度评优、晋升、调薪的依据。</w:t>
+      </w:r>
+    </w:p>
+    <w:p>
+      <w:pPr>
+        <w:pStyle w:val="29"/>
+        <w:numPr>
+          <w:ilvl w:val="0"/>
+          <w:numId w:val="6"/>
+        </w:numPr>
+        <w:bidi w:val="0"/>
+        <w:ind w:left="425" w:leftChars="0" w:hanging="425" w:firstLineChars="0"/>
+        <w:rPr>
+          <w:rFonts w:hint="default"/>
+          <w:lang w:val="en-US" w:eastAsia="zh-CN"/>
+        </w:rPr>
+      </w:pPr>
+      <w:r>
+        <w:rPr>
+          <w:rFonts w:hint="default"/>
+          <w:lang w:val="en-US" w:eastAsia="zh-CN"/>
+        </w:rPr>
+        <w:t>考评指标</w:t>
+      </w:r>
+    </w:p>
+    <w:p>
+      <w:pPr>
+        <w:pStyle w:val="29"/>
+        <w:bidi w:val="0"/>
+        <w:rPr>
+          <w:rFonts w:hint="default"/>
+          <w:lang w:val="en-US" w:eastAsia="zh-CN"/>
+        </w:rPr>
+      </w:pPr>
+      <w:r>
+        <w:rPr>
+          <w:rFonts w:hint="eastAsia"/>
+          <w:lang w:val="en-US" w:eastAsia="zh-CN"/>
+        </w:rPr>
+        <w:t>依据“5.6考核指标”进行</w:t>
+      </w:r>
+    </w:p>
+    <w:p>
+      <w:pPr>
+        <w:pStyle w:val="29"/>
+        <w:numPr>
+          <w:ilvl w:val="0"/>
+          <w:numId w:val="6"/>
+        </w:numPr>
+        <w:bidi w:val="0"/>
+        <w:ind w:left="425" w:leftChars="0" w:hanging="425" w:firstLineChars="0"/>
+        <w:rPr>
+          <w:rFonts w:hint="default"/>
+          <w:lang w:val="en-US" w:eastAsia="zh-CN"/>
+        </w:rPr>
+      </w:pPr>
+      <w:r>
+        <w:rPr>
+          <w:rFonts w:hint="default"/>
+          <w:lang w:val="en-US" w:eastAsia="zh-CN"/>
+        </w:rPr>
+        <w:t>考评结果应用</w:t>
+      </w:r>
+    </w:p>
+    <w:p>
+      <w:pPr>
+        <w:pStyle w:val="29"/>
+        <w:bidi w:val="0"/>
+        <w:rPr>
+          <w:rFonts w:hint="default"/>
+          <w:lang w:val="en-US" w:eastAsia="zh-CN"/>
+        </w:rPr>
+      </w:pPr>
+      <w:r>
+        <w:rPr>
+          <w:rFonts w:hint="default"/>
+          <w:lang w:val="en-US" w:eastAsia="zh-CN"/>
+        </w:rPr>
+        <w:t>月度考评结果作为绩效工资发放的依据，具体发放比例参照《人员绩效考核管理制度》执行。</w:t>
+      </w:r>
+    </w:p>
+    <w:p>
+      <w:pPr>
+        <w:pStyle w:val="29"/>
+        <w:bidi w:val="0"/>
+        <w:rPr>
+          <w:rFonts w:hint="default"/>
+          <w:lang w:val="en-US" w:eastAsia="zh-CN"/>
+        </w:rPr>
+      </w:pPr>
+      <w:r>
+        <w:rPr>
+          <w:rFonts w:hint="default"/>
+          <w:lang w:val="en-US" w:eastAsia="zh-CN"/>
+        </w:rPr>
+        <w:t>连续两个月考评不达标者，由服务台经理进行约谈，制定改进计划。</w:t>
+      </w:r>
+    </w:p>
+    <w:p>
+      <w:pPr>
+        <w:pStyle w:val="29"/>
+        <w:bidi w:val="0"/>
+        <w:rPr>
+          <w:rFonts w:hint="default"/>
+          <w:lang w:val="en-US" w:eastAsia="zh-CN"/>
+        </w:rPr>
+      </w:pPr>
+      <w:r>
+        <w:rPr>
+          <w:rFonts w:hint="default"/>
+          <w:lang w:val="en-US" w:eastAsia="zh-CN"/>
+        </w:rPr>
+        <w:t>年度考评优秀者，优先考虑评优、晋升和调薪。</w:t>
+      </w:r>
+    </w:p>
+    <w:p>
+      <w:pPr>
+        <w:pStyle w:val="30"/>
+        <w:bidi w:val="0"/>
+      </w:pPr>
+      <w:bookmarkStart w:id="27" w:name="_Toc14569"/>
+      <w:r>
+        <w:t>考核指标</w:t>
+      </w:r>
       <w:bookmarkEnd w:id="27"/>
-    </w:p>
-    <w:p>
-      <w:pPr>
-        <w:pStyle w:val="a1"/>
-        <w:bidi w:val="0"/>
-        <w:rPr>
-          <w:rFonts w:hint="default"/>
-          <w:lang w:val="en-US"/>
-        </w:rPr>
-      </w:pPr>
-      <w:r>
-        <w:t>服务台是为用户提供</w:t>
-      </w:r>
-      <w:r>
-        <w:rPr>
-          <w:rFonts w:hint="eastAsia"/>
-          <w:lang w:val="en-US" w:eastAsia="zh-CN"/>
-        </w:rPr>
-        <w:t>I</w:t>
-      </w:r>
-      <w:r>
-        <w:t>T服务信息的主要来源，一般可以采用布告栏、Email、屏幕消息等方式为用户提供有关错误、故障或新增服务等方面的信息服务台电话：</w:t>
-      </w:r>
-      <w:r>
-        <w:rPr>
-          <w:rFonts w:hint="eastAsia"/>
-          <w:lang w:val="en-US" w:eastAsia="zh-CN"/>
-        </w:rPr>
-        <w:t>18669754679。</w:t>
-      </w:r>
-    </w:p>
-    <w:p>
-      <w:pPr>
-        <w:pStyle w:val="2"/>
-        <w:bidi w:val="0"/>
-      </w:pPr>
-      <w:bookmarkStart w:id="28" w:name="_Toc14569"/>
-      <w:r>
-        <w:t>考核指标</w:t>
-      </w:r>
-      <w:bookmarkEnd w:id="28"/>
     </w:p>
     <w:tbl>
       <w:tblPr>
-        <w:tblStyle w:val="TableGrid"/>
+        <w:tblStyle w:val="21"/>
         <w:tblW w:w="0" w:type="auto"/>
         <w:jc w:val="center"/>
         <w:tblBorders>
-          <w:top w:val="single" w:sz="4" w:space="0" w:color="auto"/>
-          <w:left w:val="single" w:sz="4" w:space="0" w:color="auto"/>
-          <w:bottom w:val="single" w:sz="4" w:space="0" w:color="auto"/>
-          <w:right w:val="single" w:sz="4" w:space="0" w:color="auto"/>
-          <w:insideH w:val="single" w:sz="4" w:space="0" w:color="auto"/>
-          <w:insideV w:val="single" w:sz="4" w:space="0" w:color="auto"/>
+          <w:top w:val="single" w:color="auto" w:sz="4" w:space="0"/>
+          <w:left w:val="single" w:color="auto" w:sz="4" w:space="0"/>
+          <w:bottom w:val="single" w:color="auto" w:sz="4" w:space="0"/>
+          <w:right w:val="single" w:color="auto" w:sz="4" w:space="0"/>
+          <w:insideH w:val="single" w:color="auto" w:sz="4" w:space="0"/>
+          <w:insideV w:val="single" w:color="auto" w:sz="4" w:space="0"/>
         </w:tblBorders>
         <w:tblLayout w:type="fixed"/>
         <w:tblCellMar>
@@ -4353,17 +4801,14 @@
       </w:tblGrid>
       <w:tr>
         <w:tblPrEx>
-          <w:tblW w:w="0" w:type="auto"/>
-          <w:jc w:val="center"/>
           <w:tblBorders>
-            <w:top w:val="single" w:sz="4" w:space="0" w:color="auto"/>
-            <w:left w:val="single" w:sz="4" w:space="0" w:color="auto"/>
-            <w:bottom w:val="single" w:sz="4" w:space="0" w:color="auto"/>
-            <w:right w:val="single" w:sz="4" w:space="0" w:color="auto"/>
-            <w:insideH w:val="single" w:sz="4" w:space="0" w:color="auto"/>
-            <w:insideV w:val="single" w:sz="4" w:space="0" w:color="auto"/>
+            <w:top w:val="single" w:color="auto" w:sz="4" w:space="0"/>
+            <w:left w:val="single" w:color="auto" w:sz="4" w:space="0"/>
+            <w:bottom w:val="single" w:color="auto" w:sz="4" w:space="0"/>
+            <w:right w:val="single" w:color="auto" w:sz="4" w:space="0"/>
+            <w:insideH w:val="single" w:color="auto" w:sz="4" w:space="0"/>
+            <w:insideV w:val="single" w:color="auto" w:sz="4" w:space="0"/>
           </w:tblBorders>
-          <w:tblLayout w:type="fixed"/>
           <w:tblCellMar>
             <w:top w:w="0" w:type="dxa"/>
             <w:left w:w="108" w:type="dxa"/>
@@ -4481,9 +4926,14 @@
       </w:tr>
       <w:tr>
         <w:tblPrEx>
-          <w:tblW w:w="0" w:type="auto"/>
-          <w:jc w:val="center"/>
-          <w:tblLayout w:type="fixed"/>
+          <w:tblBorders>
+            <w:top w:val="single" w:color="auto" w:sz="4" w:space="0"/>
+            <w:left w:val="single" w:color="auto" w:sz="4" w:space="0"/>
+            <w:bottom w:val="single" w:color="auto" w:sz="4" w:space="0"/>
+            <w:right w:val="single" w:color="auto" w:sz="4" w:space="0"/>
+            <w:insideH w:val="single" w:color="auto" w:sz="4" w:space="0"/>
+            <w:insideV w:val="single" w:color="auto" w:sz="4" w:space="0"/>
+          </w:tblBorders>
           <w:tblCellMar>
             <w:top w:w="0" w:type="dxa"/>
             <w:left w:w="108" w:type="dxa"/>
@@ -4573,9 +5023,14 @@
       </w:tr>
       <w:tr>
         <w:tblPrEx>
-          <w:tblW w:w="0" w:type="auto"/>
-          <w:jc w:val="center"/>
-          <w:tblLayout w:type="fixed"/>
+          <w:tblBorders>
+            <w:top w:val="single" w:color="auto" w:sz="4" w:space="0"/>
+            <w:left w:val="single" w:color="auto" w:sz="4" w:space="0"/>
+            <w:bottom w:val="single" w:color="auto" w:sz="4" w:space="0"/>
+            <w:right w:val="single" w:color="auto" w:sz="4" w:space="0"/>
+            <w:insideH w:val="single" w:color="auto" w:sz="4" w:space="0"/>
+            <w:insideV w:val="single" w:color="auto" w:sz="4" w:space="0"/>
+          </w:tblBorders>
           <w:tblCellMar>
             <w:top w:w="0" w:type="dxa"/>
             <w:left w:w="108" w:type="dxa"/>
@@ -4664,189 +5119,138 @@
     </w:tbl>
     <w:p>
       <w:pPr>
-        <w:pStyle w:val="1"/>
-        <w:bidi w:val="0"/>
-        <w:rPr>
-          <w:rStyle w:val="1Char"/>
-          <w:rFonts w:eastAsia="宋体" w:hint="default"/>
-          <w:lang w:val="en-US" w:eastAsia="zh-CN"/>
-        </w:rPr>
-      </w:pPr>
-      <w:bookmarkStart w:id="29" w:name="bookmark3"/>
+        <w:pStyle w:val="28"/>
+        <w:bidi w:val="0"/>
+        <w:rPr>
+          <w:rStyle w:val="38"/>
+          <w:rFonts w:hint="default" w:eastAsia="宋体"/>
+          <w:lang w:val="en-US" w:eastAsia="zh-CN"/>
+        </w:rPr>
+      </w:pPr>
+      <w:bookmarkStart w:id="28" w:name="bookmark3"/>
+      <w:bookmarkEnd w:id="28"/>
+      <w:bookmarkStart w:id="29" w:name="_Toc17424"/>
+      <w:bookmarkStart w:id="30" w:name="_Toc30996"/>
+      <w:bookmarkStart w:id="31" w:name="_Toc29639"/>
+      <w:r>
+        <w:rPr>
+          <w:rStyle w:val="38"/>
+          <w:rFonts w:hint="eastAsia" w:eastAsia="宋体"/>
+          <w:lang w:val="en-US" w:eastAsia="zh-CN"/>
+        </w:rPr>
+        <w:t>附则</w:t>
+      </w:r>
       <w:bookmarkEnd w:id="29"/>
-      <w:bookmarkStart w:id="30" w:name="_Toc30996"/>
-      <w:bookmarkStart w:id="31" w:name="_Toc17424"/>
-      <w:bookmarkStart w:id="32" w:name="_Toc29639"/>
-      <w:r>
-        <w:rPr>
-          <w:rStyle w:val="1Char"/>
-          <w:rFonts w:eastAsia="宋体" w:hint="eastAsia"/>
-          <w:lang w:val="en-US" w:eastAsia="zh-CN"/>
-        </w:rPr>
-        <w:t>附则</w:t>
-      </w:r>
       <w:bookmarkEnd w:id="30"/>
       <w:bookmarkEnd w:id="31"/>
-      <w:bookmarkEnd w:id="32"/>
-    </w:p>
-    <w:p>
-      <w:pPr>
-        <w:keepNext w:val="0"/>
-        <w:keepLines w:val="0"/>
-        <w:pageBreakBefore w:val="0"/>
-        <w:widowControl/>
+    </w:p>
+    <w:p>
+      <w:pPr>
+        <w:pStyle w:val="40"/>
         <w:numPr>
           <w:ilvl w:val="0"/>
-          <w:numId w:val="5"/>
+          <w:numId w:val="7"/>
         </w:numPr>
-        <w:kinsoku w:val="0"/>
-        <w:wordWrap/>
-        <w:overflowPunct/>
-        <w:topLinePunct/>
-        <w:autoSpaceDE w:val="0"/>
-        <w:autoSpaceDN w:val="0"/>
-        <w:bidi w:val="0"/>
-        <w:adjustRightInd w:val="0"/>
-        <w:snapToGrid w:val="0"/>
-        <w:spacing w:line="360" w:lineRule="auto"/>
-        <w:ind w:left="425" w:hanging="425" w:leftChars="0" w:firstLineChars="0"/>
-        <w:textAlignment w:val="baseline"/>
-        <w:rPr>
-          <w:rFonts w:ascii="宋体" w:eastAsia="宋体" w:hAnsi="宋体" w:cs="宋体"/>
-          <w:sz w:val="24"/>
-          <w:szCs w:val="24"/>
-        </w:rPr>
-      </w:pPr>
-      <w:r>
-        <w:rPr>
-          <w:rFonts w:ascii="宋体" w:eastAsia="宋体" w:hAnsi="宋体" w:cs="宋体"/>
-          <w:spacing w:val="-1"/>
-          <w:sz w:val="24"/>
-          <w:szCs w:val="24"/>
-        </w:rPr>
+        <w:bidi w:val="0"/>
+      </w:pPr>
+      <w:r>
         <w:t>本制度最终解释权和修订权归</w:t>
       </w:r>
       <w:r>
         <w:rPr>
-          <w:rFonts w:ascii="宋体" w:eastAsia="宋体" w:hAnsi="宋体" w:cs="宋体" w:hint="eastAsia"/>
-          <w:spacing w:val="-1"/>
-          <w:sz w:val="24"/>
-          <w:szCs w:val="24"/>
+          <w:rFonts w:hint="eastAsia"/>
           <w:lang w:val="en-US" w:eastAsia="zh-CN"/>
         </w:rPr>
         <w:t>交付部</w:t>
       </w:r>
       <w:r>
-        <w:rPr>
-          <w:rFonts w:ascii="宋体" w:eastAsia="宋体" w:hAnsi="宋体" w:cs="宋体"/>
-          <w:spacing w:val="-1"/>
-          <w:sz w:val="24"/>
-          <w:szCs w:val="24"/>
-        </w:rPr>
         <w:t>。</w:t>
       </w:r>
-    </w:p>
-    <w:p>
-      <w:pPr>
-        <w:keepNext w:val="0"/>
-        <w:keepLines w:val="0"/>
-        <w:pageBreakBefore w:val="0"/>
-        <w:widowControl/>
+      <w:bookmarkStart w:id="36" w:name="_GoBack"/>
+      <w:bookmarkEnd w:id="36"/>
+    </w:p>
+    <w:p>
+      <w:pPr>
+        <w:pStyle w:val="40"/>
         <w:numPr>
           <w:ilvl w:val="0"/>
-          <w:numId w:val="5"/>
+          <w:numId w:val="7"/>
         </w:numPr>
-        <w:kinsoku w:val="0"/>
-        <w:wordWrap/>
-        <w:overflowPunct/>
-        <w:topLinePunct/>
-        <w:autoSpaceDE w:val="0"/>
-        <w:autoSpaceDN w:val="0"/>
-        <w:bidi w:val="0"/>
-        <w:adjustRightInd w:val="0"/>
-        <w:snapToGrid w:val="0"/>
-        <w:spacing w:line="360" w:lineRule="auto"/>
-        <w:ind w:left="425" w:hanging="425" w:leftChars="0" w:firstLineChars="0"/>
-        <w:textAlignment w:val="baseline"/>
-        <w:rPr>
-          <w:rFonts w:hint="default"/>
-          <w:lang w:val="en-US" w:eastAsia="zh-CN"/>
-        </w:rPr>
-      </w:pPr>
-      <w:r>
-        <w:rPr>
-          <w:rFonts w:ascii="宋体" w:eastAsia="宋体" w:hAnsi="宋体" w:cs="宋体"/>
-          <w:spacing w:val="-2"/>
-          <w:sz w:val="24"/>
-          <w:szCs w:val="24"/>
-        </w:rPr>
+        <w:bidi w:val="0"/>
+        <w:rPr>
+          <w:rFonts w:hint="default"/>
+          <w:lang w:val="en-US" w:eastAsia="zh-CN"/>
+        </w:rPr>
+      </w:pPr>
+      <w:r>
         <w:t>本制度自颁布之日起施行。</w:t>
       </w:r>
     </w:p>
     <w:p>
       <w:pPr>
-        <w:pStyle w:val="1"/>
-        <w:bidi w:val="0"/>
-        <w:rPr>
-          <w:rFonts w:hint="default"/>
-          <w:lang w:val="en-US" w:eastAsia="zh-CN"/>
-        </w:rPr>
-      </w:pPr>
-      <w:bookmarkStart w:id="33" w:name="bookmark14"/>
+        <w:pStyle w:val="28"/>
+        <w:bidi w:val="0"/>
+        <w:rPr>
+          <w:rFonts w:hint="default"/>
+          <w:lang w:val="en-US" w:eastAsia="zh-CN"/>
+        </w:rPr>
+      </w:pPr>
+      <w:bookmarkStart w:id="32" w:name="bookmark14"/>
+      <w:bookmarkEnd w:id="32"/>
+      <w:bookmarkStart w:id="33" w:name="_Toc15245"/>
+      <w:r>
+        <w:rPr>
+          <w:rFonts w:hint="eastAsia"/>
+          <w:lang w:val="en-US" w:eastAsia="zh-CN"/>
+        </w:rPr>
+        <w:t>附件</w:t>
+      </w:r>
       <w:bookmarkEnd w:id="33"/>
-      <w:bookmarkStart w:id="34" w:name="_Toc15245"/>
+    </w:p>
+    <w:p>
+      <w:pPr>
+        <w:pStyle w:val="29"/>
+        <w:rPr>
+          <w:rFonts w:hint="default"/>
+          <w:lang w:val="en-US" w:eastAsia="zh-CN"/>
+        </w:rPr>
+      </w:pPr>
       <w:r>
         <w:rPr>
           <w:rFonts w:hint="eastAsia"/>
           <w:lang w:val="en-US" w:eastAsia="zh-CN"/>
         </w:rPr>
-        <w:t>附件</w:t>
+        <w:t>无</w:t>
+      </w:r>
+    </w:p>
+    <w:p>
+      <w:pPr>
+        <w:pStyle w:val="28"/>
+        <w:bidi w:val="0"/>
+        <w:rPr>
+          <w:rFonts w:hint="eastAsia"/>
+          <w:lang w:val="en-US" w:eastAsia="zh-CN"/>
+        </w:rPr>
+      </w:pPr>
+      <w:bookmarkStart w:id="34" w:name="_Toc6093"/>
+      <w:r>
+        <w:rPr>
+          <w:rFonts w:hint="eastAsia"/>
+          <w:lang w:val="en-US" w:eastAsia="zh-CN"/>
+        </w:rPr>
+        <w:t>记录</w:t>
       </w:r>
       <w:bookmarkEnd w:id="34"/>
     </w:p>
     <w:p>
       <w:pPr>
-        <w:pStyle w:val="a1"/>
-        <w:rPr>
-          <w:rFonts w:hint="default"/>
-          <w:lang w:val="en-US" w:eastAsia="zh-CN"/>
-        </w:rPr>
-      </w:pPr>
-      <w:r>
-        <w:rPr>
-          <w:rFonts w:hint="eastAsia"/>
-          <w:lang w:val="en-US" w:eastAsia="zh-CN"/>
-        </w:rPr>
-        <w:t>无</w:t>
-      </w:r>
-    </w:p>
-    <w:p>
-      <w:pPr>
-        <w:pStyle w:val="1"/>
-        <w:bidi w:val="0"/>
-        <w:rPr>
-          <w:rFonts w:hint="eastAsia"/>
-          <w:lang w:val="en-US" w:eastAsia="zh-CN"/>
-        </w:rPr>
-      </w:pPr>
-      <w:bookmarkStart w:id="35" w:name="_Toc6093"/>
-      <w:r>
-        <w:rPr>
-          <w:rFonts w:hint="eastAsia"/>
-          <w:lang w:val="en-US" w:eastAsia="zh-CN"/>
-        </w:rPr>
-        <w:t>记录</w:t>
-      </w:r>
-      <w:bookmarkEnd w:id="35"/>
-    </w:p>
-    <w:p>
-      <w:pPr>
-        <w:pStyle w:val="a3"/>
+        <w:pStyle w:val="40"/>
         <w:numPr>
           <w:ilvl w:val="0"/>
-          <w:numId w:val="6"/>
+          <w:numId w:val="8"/>
         </w:numPr>
         <w:bidi w:val="0"/>
+        <w:ind w:left="425" w:leftChars="0" w:hanging="425" w:firstLineChars="0"/>
       </w:pPr>
       <w:r>
         <w:t>《电话接听记录表》</w:t>
@@ -4854,51 +5258,212 @@
     </w:p>
     <w:p>
       <w:pPr>
-        <w:pStyle w:val="a3"/>
+        <w:pStyle w:val="40"/>
         <w:numPr>
           <w:ilvl w:val="0"/>
-          <w:numId w:val="6"/>
+          <w:numId w:val="8"/>
         </w:numPr>
         <w:bidi w:val="0"/>
+        <w:ind w:left="425" w:leftChars="0" w:hanging="425" w:firstLineChars="0"/>
         <w:rPr>
           <w:rFonts w:hint="eastAsia"/>
           <w:lang w:val="en-US" w:eastAsia="zh-CN"/>
         </w:rPr>
       </w:pPr>
-      <w:bookmarkStart w:id="36" w:name="bookmark13"/>
-      <w:bookmarkEnd w:id="36"/>
+      <w:bookmarkStart w:id="35" w:name="bookmark13"/>
+      <w:bookmarkEnd w:id="35"/>
       <w:r>
         <w:t>《客户投诉反馈表》</w:t>
       </w:r>
     </w:p>
+    <w:p>
+      <w:pPr>
+        <w:pStyle w:val="29"/>
+        <w:numPr>
+          <w:ilvl w:val="0"/>
+          <w:numId w:val="8"/>
+        </w:numPr>
+        <w:bidi w:val="0"/>
+        <w:ind w:left="425" w:leftChars="0" w:hanging="425" w:firstLineChars="0"/>
+        <w:rPr>
+          <w:rFonts w:hint="default"/>
+          <w:lang w:val="en-US" w:eastAsia="zh-CN"/>
+        </w:rPr>
+      </w:pPr>
+      <w:r>
+        <w:rPr>
+          <w:rFonts w:hint="default"/>
+          <w:lang w:val="en-US" w:eastAsia="zh-CN"/>
+        </w:rPr>
+        <w:t>《服务台人员月度考评表》</w:t>
+      </w:r>
+    </w:p>
+    <w:p>
+      <w:pPr>
+        <w:pStyle w:val="29"/>
+        <w:numPr>
+          <w:ilvl w:val="0"/>
+          <w:numId w:val="8"/>
+        </w:numPr>
+        <w:bidi w:val="0"/>
+        <w:ind w:left="425" w:leftChars="0" w:hanging="425" w:firstLineChars="0"/>
+        <w:rPr>
+          <w:rFonts w:hint="default"/>
+          <w:lang w:val="en-US" w:eastAsia="zh-CN"/>
+        </w:rPr>
+      </w:pPr>
+      <w:r>
+        <w:rPr>
+          <w:rFonts w:hint="default"/>
+          <w:lang w:val="en-US" w:eastAsia="zh-CN"/>
+        </w:rPr>
+        <w:t>《服务台人员年度考评表》</w:t>
+      </w:r>
+    </w:p>
+    <w:p>
+      <w:pPr>
+        <w:pStyle w:val="29"/>
+        <w:numPr>
+          <w:ilvl w:val="0"/>
+          <w:numId w:val="8"/>
+        </w:numPr>
+        <w:bidi w:val="0"/>
+        <w:ind w:left="425" w:leftChars="0" w:hanging="425" w:firstLineChars="0"/>
+        <w:rPr>
+          <w:rFonts w:hint="default"/>
+          <w:lang w:val="en-US" w:eastAsia="zh-CN"/>
+        </w:rPr>
+      </w:pPr>
+      <w:r>
+        <w:rPr>
+          <w:rFonts w:hint="default"/>
+          <w:lang w:val="en-US" w:eastAsia="zh-CN"/>
+        </w:rPr>
+        <w:t>《服务质量问题整改记录》</w:t>
+      </w:r>
+    </w:p>
+    <w:p>
+      <w:pPr>
+        <w:pStyle w:val="29"/>
+        <w:numPr>
+          <w:ilvl w:val="0"/>
+          <w:numId w:val="8"/>
+        </w:numPr>
+        <w:bidi w:val="0"/>
+        <w:ind w:left="425" w:leftChars="0" w:hanging="425" w:firstLineChars="0"/>
+        <w:rPr>
+          <w:rFonts w:hint="eastAsia"/>
+          <w:lang w:val="en-US" w:eastAsia="zh-CN"/>
+        </w:rPr>
+      </w:pPr>
+      <w:r>
+        <w:rPr>
+          <w:rFonts w:hint="default"/>
+          <w:lang w:val="en-US" w:eastAsia="zh-CN"/>
+        </w:rPr>
+        <w:t>《员工约谈记录》</w:t>
+      </w:r>
+    </w:p>
+    <w:p>
+      <w:pPr>
+        <w:pStyle w:val="29"/>
+        <w:numPr>
+          <w:ilvl w:val="0"/>
+          <w:numId w:val="8"/>
+        </w:numPr>
+        <w:bidi w:val="0"/>
+        <w:ind w:left="425" w:leftChars="0" w:hanging="425" w:firstLineChars="0"/>
+        <w:rPr>
+          <w:rFonts w:hint="eastAsia"/>
+          <w:lang w:val="en-US" w:eastAsia="zh-CN"/>
+        </w:rPr>
+      </w:pPr>
+      <w:r>
+        <w:rPr>
+          <w:rFonts w:hint="default"/>
+          <w:lang w:val="en-US" w:eastAsia="zh-CN"/>
+        </w:rPr>
+        <w:t>服务台经理应保留以下考评记录，保存期限不少于2年：</w:t>
+      </w:r>
+    </w:p>
     <w:sectPr>
-      <w:headerReference w:type="default" r:id="rId6"/>
+      <w:headerReference r:id="rId5" w:type="default"/>
       <w:pgSz w:w="11906" w:h="16838"/>
       <w:pgMar w:top="1417" w:right="1800" w:bottom="1440" w:left="1800" w:header="1140" w:footer="992" w:gutter="0"/>
-      <w:cols w:num="1" w:space="425"/>
+      <w:cols w:space="425" w:num="1"/>
       <w:docGrid w:type="lines" w:linePitch="312" w:charSpace="0"/>
     </w:sectPr>
   </w:body>
 </w:document>
 </file>
 
+<file path=word/endnotes.xml><?xml version="1.0" encoding="utf-8"?>
+<w:endnotes xmlns:wpc="http://schemas.microsoft.com/office/word/2010/wordprocessingCanvas" xmlns:mc="http://schemas.openxmlformats.org/markup-compatibility/2006" xmlns:o="urn:schemas-microsoft-com:office:office" xmlns:r="http://schemas.openxmlformats.org/officeDocument/2006/relationships" xmlns:m="http://schemas.openxmlformats.org/officeDocument/2006/math" xmlns:v="urn:schemas-microsoft-com:vml" xmlns:wp14="http://schemas.microsoft.com/office/word/2010/wordprocessingDrawing" xmlns:wp="http://schemas.openxmlformats.org/drawingml/2006/wordprocessingDrawing" xmlns:w="http://schemas.openxmlformats.org/wordprocessingml/2006/main" xmlns:w14="http://schemas.microsoft.com/office/word/2010/wordml" xmlns:w15="http://schemas.microsoft.com/office/word/2012/wordml" xmlns:w10="urn:schemas-microsoft-com:office:word" xmlns:wpg="http://schemas.microsoft.com/office/word/2010/wordprocessingGroup" xmlns:wpi="http://schemas.microsoft.com/office/word/2010/wordprocessingInk" xmlns:wne="http://schemas.microsoft.com/office/word/2006/wordml" xmlns:wps="http://schemas.microsoft.com/office/word/2010/wordprocessingShape" xmlns:wpsCustomData="http://www.wps.cn/officeDocument/2013/wpsCustomData" mc:Ignorable="w14 w15 wp14">
+  <w:endnote w:type="separator" w:id="0">
+    <w:p>
+      <w:pPr>
+        <w:spacing w:line="240" w:lineRule="auto"/>
+      </w:pPr>
+      <w:r>
+        <w:separator/>
+      </w:r>
+    </w:p>
+  </w:endnote>
+  <w:endnote w:type="continuationSeparator" w:id="1">
+    <w:p>
+      <w:pPr>
+        <w:spacing w:line="240" w:lineRule="auto"/>
+      </w:pPr>
+      <w:r>
+        <w:continuationSeparator/>
+      </w:r>
+    </w:p>
+  </w:endnote>
+</w:endnotes>
+</file>
+
+<file path=word/footnotes.xml><?xml version="1.0" encoding="utf-8"?>
+<w:footnotes xmlns:wpc="http://schemas.microsoft.com/office/word/2010/wordprocessingCanvas" xmlns:mc="http://schemas.openxmlformats.org/markup-compatibility/2006" xmlns:o="urn:schemas-microsoft-com:office:office" xmlns:r="http://schemas.openxmlformats.org/officeDocument/2006/relationships" xmlns:m="http://schemas.openxmlformats.org/officeDocument/2006/math" xmlns:v="urn:schemas-microsoft-com:vml" xmlns:wp14="http://schemas.microsoft.com/office/word/2010/wordprocessingDrawing" xmlns:wp="http://schemas.openxmlformats.org/drawingml/2006/wordprocessingDrawing" xmlns:w="http://schemas.openxmlformats.org/wordprocessingml/2006/main" xmlns:w14="http://schemas.microsoft.com/office/word/2010/wordml" xmlns:w15="http://schemas.microsoft.com/office/word/2012/wordml" xmlns:w10="urn:schemas-microsoft-com:office:word" xmlns:wpg="http://schemas.microsoft.com/office/word/2010/wordprocessingGroup" xmlns:wpi="http://schemas.microsoft.com/office/word/2010/wordprocessingInk" xmlns:wne="http://schemas.microsoft.com/office/word/2006/wordml" xmlns:wps="http://schemas.microsoft.com/office/word/2010/wordprocessingShape" xmlns:wpsCustomData="http://www.wps.cn/officeDocument/2013/wpsCustomData" mc:Ignorable="w14 w15 wp14">
+  <w:footnote w:type="separator" w:id="0">
+    <w:p>
+      <w:pPr>
+        <w:spacing w:line="360" w:lineRule="auto"/>
+      </w:pPr>
+      <w:r>
+        <w:separator/>
+      </w:r>
+    </w:p>
+  </w:footnote>
+  <w:footnote w:type="continuationSeparator" w:id="1">
+    <w:p>
+      <w:pPr>
+        <w:spacing w:line="360" w:lineRule="auto"/>
+      </w:pPr>
+      <w:r>
+        <w:continuationSeparator/>
+      </w:r>
+    </w:p>
+  </w:footnote>
+</w:footnotes>
+</file>
+
 <file path=word/header1.xml><?xml version="1.0" encoding="utf-8"?>
-<w:hdr xmlns:wpc="http://schemas.microsoft.com/office/word/2010/wordprocessingCanvas" xmlns:mc="http://schemas.openxmlformats.org/markup-compatibility/2006" xmlns:o="urn:schemas-microsoft-com:office:office" xmlns:r="http://schemas.openxmlformats.org/officeDocument/2006/relationships" xmlns:m="http://schemas.openxmlformats.org/officeDocument/2006/math" xmlns:v="urn:schemas-microsoft-com:vml" xmlns:wp14="http://schemas.microsoft.com/office/word/2010/wordprocessingDrawing" xmlns:wp="http://schemas.openxmlformats.org/drawingml/2006/wordprocessingDrawing" xmlns:w10="urn:schemas-microsoft-com:office:word" xmlns:w="http://schemas.openxmlformats.org/wordprocessingml/2006/main" xmlns:w14="http://schemas.microsoft.com/office/word/2010/wordml" xmlns:w15="http://schemas.microsoft.com/office/word/2012/wordml" xmlns:wne="http://schemas.microsoft.com/office/word/2006/wordml" xmlns:wpg="http://schemas.microsoft.com/office/word/2010/wordprocessingGroup" xmlns:wpi="http://schemas.microsoft.com/office/word/2010/wordprocessingInk" xmlns:wps="http://schemas.microsoft.com/office/word/2010/wordprocessingShape" mc:Ignorable="w14 w15 wp14">
+<w:hdr xmlns:wpc="http://schemas.microsoft.com/office/word/2010/wordprocessingCanvas" xmlns:mc="http://schemas.openxmlformats.org/markup-compatibility/2006" xmlns:o="urn:schemas-microsoft-com:office:office" xmlns:r="http://schemas.openxmlformats.org/officeDocument/2006/relationships" xmlns:m="http://schemas.openxmlformats.org/officeDocument/2006/math" xmlns:v="urn:schemas-microsoft-com:vml" xmlns:wp14="http://schemas.microsoft.com/office/word/2010/wordprocessingDrawing" xmlns:wp="http://schemas.openxmlformats.org/drawingml/2006/wordprocessingDrawing" xmlns:w10="urn:schemas-microsoft-com:office:word" xmlns:w="http://schemas.openxmlformats.org/wordprocessingml/2006/main" xmlns:w14="http://schemas.microsoft.com/office/word/2010/wordml" xmlns:w15="http://schemas.microsoft.com/office/word/2012/wordml" xmlns:wpg="http://schemas.microsoft.com/office/word/2010/wordprocessingGroup" xmlns:wpi="http://schemas.microsoft.com/office/word/2010/wordprocessingInk" xmlns:wne="http://schemas.microsoft.com/office/word/2006/wordml" xmlns:wps="http://schemas.microsoft.com/office/word/2010/wordprocessingShape" xmlns:wpsCustomData="http://www.wps.cn/officeDocument/2013/wpsCustomData" mc:Ignorable="w14 w15 wp14">
   <w:p>
     <w:pPr>
-      <w:pStyle w:val="Header"/>
+      <w:pStyle w:val="15"/>
       <w:pBdr>
-        <w:bottom w:val="single" w:sz="4" w:space="1" w:color="auto"/>
+        <w:bottom w:val="single" w:color="auto" w:sz="4" w:space="1"/>
       </w:pBdr>
       <w:jc w:val="right"/>
       <w:rPr>
-        <w:rFonts w:eastAsiaTheme="minorEastAsia" w:hint="eastAsia"/>
+        <w:rFonts w:hint="eastAsia" w:eastAsiaTheme="minorEastAsia"/>
         <w:lang w:eastAsia="zh-CN"/>
       </w:rPr>
     </w:pPr>
     <w:r>
       <w:rPr>
-        <w:rFonts w:eastAsiaTheme="minorEastAsia" w:hint="eastAsia"/>
+        <w:rFonts w:hint="eastAsia" w:eastAsiaTheme="minorEastAsia"/>
         <w:lang w:eastAsia="zh-CN"/>
       </w:rPr>
       <w:t>陕西益利德软件科技有限公司</w:t>
@@ -4908,15 +5473,15 @@
 </file>
 
 <file path=word/numbering.xml><?xml version="1.0" encoding="utf-8"?>
-<w:numbering xmlns:wpc="http://schemas.microsoft.com/office/word/2010/wordprocessingCanvas" xmlns:mc="http://schemas.openxmlformats.org/markup-compatibility/2006" xmlns:o="urn:schemas-microsoft-com:office:office" xmlns:r="http://schemas.openxmlformats.org/officeDocument/2006/relationships" xmlns:m="http://schemas.openxmlformats.org/officeDocument/2006/math" xmlns:v="urn:schemas-microsoft-com:vml" xmlns:wp14="http://schemas.microsoft.com/office/word/2010/wordprocessingDrawing" xmlns:wp="http://schemas.openxmlformats.org/drawingml/2006/wordprocessingDrawing" xmlns:w10="urn:schemas-microsoft-com:office:word" xmlns:w="http://schemas.openxmlformats.org/wordprocessingml/2006/main" xmlns:w14="http://schemas.microsoft.com/office/word/2010/wordml" xmlns:w15="http://schemas.microsoft.com/office/word/2012/wordml" xmlns:wne="http://schemas.microsoft.com/office/word/2006/wordml" xmlns:wpg="http://schemas.microsoft.com/office/word/2010/wordprocessingGroup" xmlns:wpi="http://schemas.microsoft.com/office/word/2010/wordprocessingInk" xmlns:wps="http://schemas.microsoft.com/office/word/2010/wordprocessingShape" mc:Ignorable="w14 w15 wp14">
+<w:numbering xmlns:wpc="http://schemas.microsoft.com/office/word/2010/wordprocessingCanvas" xmlns:mc="http://schemas.openxmlformats.org/markup-compatibility/2006" xmlns:o="urn:schemas-microsoft-com:office:office" xmlns:r="http://schemas.openxmlformats.org/officeDocument/2006/relationships" xmlns:m="http://schemas.openxmlformats.org/officeDocument/2006/math" xmlns:v="urn:schemas-microsoft-com:vml" xmlns:wp14="http://schemas.microsoft.com/office/word/2010/wordprocessingDrawing" xmlns:wp="http://schemas.openxmlformats.org/drawingml/2006/wordprocessingDrawing" xmlns:w10="urn:schemas-microsoft-com:office:word" xmlns:w="http://schemas.openxmlformats.org/wordprocessingml/2006/main" xmlns:w14="http://schemas.microsoft.com/office/word/2010/wordml" xmlns:wpg="http://schemas.microsoft.com/office/word/2010/wordprocessingGroup" xmlns:wpi="http://schemas.microsoft.com/office/word/2010/wordprocessingInk" xmlns:wne="http://schemas.microsoft.com/office/word/2006/wordml" xmlns:wps="http://schemas.microsoft.com/office/word/2010/wordprocessingShape" xmlns:wpsCustomData="http://www.wps.cn/officeDocument/2013/wpsCustomData" mc:Ignorable="w14 wp14">
   <w:abstractNum w:abstractNumId="0">
     <w:nsid w:val="8E964DCE"/>
     <w:multiLevelType w:val="multilevel"/>
     <w:tmpl w:val="8E964DCE"/>
-    <w:lvl w:ilvl="0">
+    <w:lvl w:ilvl="0" w:tentative="0">
       <w:start w:val="1"/>
       <w:numFmt w:val="decimal"/>
-      <w:pStyle w:val="Heading1"/>
+      <w:pStyle w:val="2"/>
       <w:lvlText w:val="%1."/>
       <w:lvlJc w:val="left"/>
       <w:pPr>
@@ -4926,10 +5491,10 @@
         <w:rFonts w:hint="default"/>
       </w:rPr>
     </w:lvl>
-    <w:lvl w:ilvl="1">
+    <w:lvl w:ilvl="1" w:tentative="0">
       <w:start w:val="1"/>
       <w:numFmt w:val="decimal"/>
-      <w:pStyle w:val="Heading2"/>
+      <w:pStyle w:val="3"/>
       <w:lvlText w:val="%1.%2."/>
       <w:lvlJc w:val="left"/>
       <w:pPr>
@@ -4939,10 +5504,10 @@
         <w:rFonts w:hint="default"/>
       </w:rPr>
     </w:lvl>
-    <w:lvl w:ilvl="2">
+    <w:lvl w:ilvl="2" w:tentative="0">
       <w:start w:val="1"/>
       <w:numFmt w:val="decimal"/>
-      <w:pStyle w:val="Heading3"/>
+      <w:pStyle w:val="4"/>
       <w:lvlText w:val="%1.%2.%3."/>
       <w:lvlJc w:val="left"/>
       <w:pPr>
@@ -4952,10 +5517,10 @@
         <w:rFonts w:hint="default"/>
       </w:rPr>
     </w:lvl>
-    <w:lvl w:ilvl="3">
+    <w:lvl w:ilvl="3" w:tentative="0">
       <w:start w:val="1"/>
       <w:numFmt w:val="decimal"/>
-      <w:pStyle w:val="Heading4"/>
+      <w:pStyle w:val="5"/>
       <w:lvlText w:val="%1.%2.%3.%4."/>
       <w:lvlJc w:val="left"/>
       <w:pPr>
@@ -4965,10 +5530,10 @@
         <w:rFonts w:hint="default"/>
       </w:rPr>
     </w:lvl>
-    <w:lvl w:ilvl="4">
+    <w:lvl w:ilvl="4" w:tentative="0">
       <w:start w:val="1"/>
       <w:numFmt w:val="decimal"/>
-      <w:pStyle w:val="Heading5"/>
+      <w:pStyle w:val="6"/>
       <w:lvlText w:val="%1.%2.%3.%4.%5."/>
       <w:lvlJc w:val="left"/>
       <w:pPr>
@@ -4978,10 +5543,10 @@
         <w:rFonts w:hint="default"/>
       </w:rPr>
     </w:lvl>
-    <w:lvl w:ilvl="5">
+    <w:lvl w:ilvl="5" w:tentative="0">
       <w:start w:val="1"/>
       <w:numFmt w:val="decimal"/>
-      <w:pStyle w:val="Heading6"/>
+      <w:pStyle w:val="7"/>
       <w:lvlText w:val="%1.%2.%3.%4.%5.%6."/>
       <w:lvlJc w:val="left"/>
       <w:pPr>
@@ -4991,10 +5556,10 @@
         <w:rFonts w:hint="default"/>
       </w:rPr>
     </w:lvl>
-    <w:lvl w:ilvl="6">
+    <w:lvl w:ilvl="6" w:tentative="0">
       <w:start w:val="1"/>
       <w:numFmt w:val="decimal"/>
-      <w:pStyle w:val="Heading7"/>
+      <w:pStyle w:val="8"/>
       <w:lvlText w:val="%1.%2.%3.%4.%5.%6.%7."/>
       <w:lvlJc w:val="left"/>
       <w:pPr>
@@ -5004,10 +5569,10 @@
         <w:rFonts w:hint="default"/>
       </w:rPr>
     </w:lvl>
-    <w:lvl w:ilvl="7">
+    <w:lvl w:ilvl="7" w:tentative="0">
       <w:start w:val="1"/>
       <w:numFmt w:val="decimal"/>
-      <w:pStyle w:val="Heading8"/>
+      <w:pStyle w:val="9"/>
       <w:lvlText w:val="%1.%2.%3.%4.%5.%6.%7.%8."/>
       <w:lvlJc w:val="left"/>
       <w:pPr>
@@ -5017,10 +5582,10 @@
         <w:rFonts w:hint="default"/>
       </w:rPr>
     </w:lvl>
-    <w:lvl w:ilvl="8">
+    <w:lvl w:ilvl="8" w:tentative="0">
       <w:start w:val="1"/>
       <w:numFmt w:val="decimal"/>
-      <w:pStyle w:val="Heading9"/>
+      <w:pStyle w:val="10"/>
       <w:lvlText w:val="%1.%2.%3.%4.%5.%6.%7.%8.%9."/>
       <w:lvlJc w:val="left"/>
       <w:pPr>
@@ -5032,10 +5597,10 @@
     </w:lvl>
   </w:abstractNum>
   <w:abstractNum w:abstractNumId="1">
-    <w:nsid w:val="F9539CF3"/>
+    <w:nsid w:val="E754E816"/>
     <w:multiLevelType w:val="singleLevel"/>
-    <w:tmpl w:val="F9539CF3"/>
-    <w:lvl w:ilvl="0">
+    <w:tmpl w:val="E754E816"/>
+    <w:lvl w:ilvl="0" w:tentative="0">
       <w:start w:val="1"/>
       <w:numFmt w:val="decimal"/>
       <w:lvlText w:val="%1."/>
@@ -5052,7 +5617,7 @@
     <w:nsid w:val="0B20AE6B"/>
     <w:multiLevelType w:val="singleLevel"/>
     <w:tmpl w:val="0B20AE6B"/>
-    <w:lvl w:ilvl="0">
+    <w:lvl w:ilvl="0" w:tentative="0">
       <w:start w:val="1"/>
       <w:numFmt w:val="decimal"/>
       <w:lvlText w:val="%1."/>
@@ -5069,7 +5634,7 @@
     <w:nsid w:val="142B9677"/>
     <w:multiLevelType w:val="singleLevel"/>
     <w:tmpl w:val="142B9677"/>
-    <w:lvl w:ilvl="0">
+    <w:lvl w:ilvl="0" w:tentative="0">
       <w:start w:val="1"/>
       <w:numFmt w:val="decimal"/>
       <w:lvlText w:val="%1."/>
@@ -5083,10 +5648,10 @@
     </w:lvl>
   </w:abstractNum>
   <w:abstractNum w:abstractNumId="4">
-    <w:nsid w:val="3560FAAE"/>
+    <w:nsid w:val="254A3534"/>
     <w:multiLevelType w:val="singleLevel"/>
-    <w:tmpl w:val="3560FAAE"/>
-    <w:lvl w:ilvl="0">
+    <w:tmpl w:val="254A3534"/>
+    <w:lvl w:ilvl="0" w:tentative="0">
       <w:start w:val="1"/>
       <w:numFmt w:val="decimal"/>
       <w:lvlText w:val="%1."/>
@@ -5100,10 +5665,44 @@
     </w:lvl>
   </w:abstractNum>
   <w:abstractNum w:abstractNumId="5">
-    <w:nsid w:val="53DA228F"/>
+    <w:nsid w:val="27DDAC8E"/>
     <w:multiLevelType w:val="singleLevel"/>
-    <w:tmpl w:val="53DA228F"/>
-    <w:lvl w:ilvl="0">
+    <w:tmpl w:val="27DDAC8E"/>
+    <w:lvl w:ilvl="0" w:tentative="0">
+      <w:start w:val="1"/>
+      <w:numFmt w:val="decimal"/>
+      <w:lvlText w:val="%1."/>
+      <w:lvlJc w:val="left"/>
+      <w:pPr>
+        <w:ind w:left="425" w:hanging="425"/>
+      </w:pPr>
+      <w:rPr>
+        <w:rFonts w:hint="default"/>
+      </w:rPr>
+    </w:lvl>
+  </w:abstractNum>
+  <w:abstractNum w:abstractNumId="6">
+    <w:nsid w:val="3560FAAE"/>
+    <w:multiLevelType w:val="singleLevel"/>
+    <w:tmpl w:val="3560FAAE"/>
+    <w:lvl w:ilvl="0" w:tentative="0">
+      <w:start w:val="1"/>
+      <w:numFmt w:val="decimal"/>
+      <w:lvlText w:val="%1."/>
+      <w:lvlJc w:val="left"/>
+      <w:pPr>
+        <w:ind w:left="425" w:hanging="425"/>
+      </w:pPr>
+      <w:rPr>
+        <w:rFonts w:hint="default"/>
+      </w:rPr>
+    </w:lvl>
+  </w:abstractNum>
+  <w:abstractNum w:abstractNumId="7">
+    <w:nsid w:val="7837BE70"/>
+    <w:multiLevelType w:val="singleLevel"/>
+    <w:tmpl w:val="7837BE70"/>
+    <w:lvl w:ilvl="0" w:tentative="0">
       <w:start w:val="1"/>
       <w:numFmt w:val="decimal"/>
       <w:lvlText w:val="%1."/>
@@ -5123,7 +5722,7 @@
     <w:abstractNumId w:val="2"/>
   </w:num>
   <w:num w:numId="3">
-    <w:abstractNumId w:val="4"/>
+    <w:abstractNumId w:val="6"/>
   </w:num>
   <w:num w:numId="4">
     <w:abstractNumId w:val="3"/>
@@ -5132,273 +5731,281 @@
     <w:abstractNumId w:val="1"/>
   </w:num>
   <w:num w:numId="6">
+    <w:abstractNumId w:val="7"/>
+  </w:num>
+  <w:num w:numId="7">
     <w:abstractNumId w:val="5"/>
+  </w:num>
+  <w:num w:numId="8">
+    <w:abstractNumId w:val="4"/>
   </w:num>
 </w:numbering>
 </file>
 
 <file path=word/styles.xml><?xml version="1.0" encoding="utf-8"?>
-<w:styles xmlns:mc="http://schemas.openxmlformats.org/markup-compatibility/2006" xmlns:r="http://schemas.openxmlformats.org/officeDocument/2006/relationships" xmlns:w="http://schemas.openxmlformats.org/wordprocessingml/2006/main" xmlns:w14="http://schemas.microsoft.com/office/word/2010/wordml" xmlns:w15="http://schemas.microsoft.com/office/word/2012/wordml" mc:Ignorable="w14 w15">
+<w:styles xmlns:mc="http://schemas.openxmlformats.org/markup-compatibility/2006" xmlns:o="urn:schemas-microsoft-com:office:office" xmlns:r="http://schemas.openxmlformats.org/officeDocument/2006/relationships" xmlns:m="http://schemas.openxmlformats.org/officeDocument/2006/math" xmlns:v="urn:schemas-microsoft-com:vml" xmlns:w="http://schemas.openxmlformats.org/wordprocessingml/2006/main" xmlns:w14="http://schemas.microsoft.com/office/word/2010/wordml" xmlns:w10="urn:schemas-microsoft-com:office:word" xmlns:sl="http://schemas.openxmlformats.org/schemaLibrary/2006/main" xmlns:wpsCustomData="http://www.wps.cn/officeDocument/2013/wpsCustomData" mc:Ignorable="w14">
   <w:docDefaults>
     <w:rPrDefault>
       <w:rPr>
-        <w:rFonts w:ascii="Times New Roman" w:eastAsia="宋体" w:hAnsi="Times New Roman" w:cs="Times New Roman"/>
+        <w:rFonts w:ascii="Times New Roman" w:hAnsi="Times New Roman" w:eastAsia="宋体" w:cs="Times New Roman"/>
       </w:rPr>
     </w:rPrDefault>
     <w:pPrDefault/>
   </w:docDefaults>
-  <w:latentStyles w:defLockedState="0" w:defUIPriority="99" w:defSemiHidden="1" w:defUnhideWhenUsed="1" w:defQFormat="0" w:count="260">
-    <w:lsdException w:name="Normal" w:semiHidden="0" w:uiPriority="0" w:unhideWhenUsed="0" w:qFormat="1"/>
-    <w:lsdException w:name="heading 1" w:semiHidden="0" w:uiPriority="0" w:unhideWhenUsed="0" w:qFormat="1"/>
-    <w:lsdException w:name="heading 2" w:semiHidden="0" w:uiPriority="0" w:qFormat="1"/>
-    <w:lsdException w:name="heading 3" w:uiPriority="0" w:qFormat="1"/>
-    <w:lsdException w:name="heading 4" w:semiHidden="0" w:uiPriority="0" w:qFormat="1"/>
-    <w:lsdException w:name="heading 5" w:uiPriority="0" w:qFormat="1"/>
-    <w:lsdException w:name="heading 6" w:uiPriority="0" w:qFormat="1"/>
-    <w:lsdException w:name="heading 7" w:uiPriority="0" w:qFormat="1"/>
-    <w:lsdException w:name="heading 8" w:uiPriority="0" w:qFormat="1"/>
-    <w:lsdException w:name="heading 9" w:uiPriority="0" w:qFormat="1"/>
-    <w:lsdException w:name="index 1" w:semiHidden="0" w:uiPriority="0" w:unhideWhenUsed="0"/>
-    <w:lsdException w:name="index 2" w:semiHidden="0" w:uiPriority="0" w:unhideWhenUsed="0"/>
-    <w:lsdException w:name="index 3" w:semiHidden="0" w:uiPriority="0" w:unhideWhenUsed="0"/>
-    <w:lsdException w:name="index 4" w:semiHidden="0" w:uiPriority="0" w:unhideWhenUsed="0"/>
-    <w:lsdException w:name="index 5" w:semiHidden="0" w:uiPriority="0" w:unhideWhenUsed="0"/>
-    <w:lsdException w:name="index 6" w:semiHidden="0" w:uiPriority="0" w:unhideWhenUsed="0"/>
-    <w:lsdException w:name="index 7" w:semiHidden="0" w:uiPriority="0" w:unhideWhenUsed="0"/>
-    <w:lsdException w:name="index 8" w:semiHidden="0" w:uiPriority="0" w:unhideWhenUsed="0"/>
-    <w:lsdException w:name="index 9" w:semiHidden="0" w:uiPriority="0" w:unhideWhenUsed="0"/>
-    <w:lsdException w:name="toc 1" w:semiHidden="0" w:uiPriority="0" w:unhideWhenUsed="0" w:qFormat="1"/>
-    <w:lsdException w:name="toc 2" w:semiHidden="0" w:uiPriority="0" w:unhideWhenUsed="0" w:qFormat="1"/>
-    <w:lsdException w:name="toc 3" w:semiHidden="0" w:uiPriority="0" w:unhideWhenUsed="0" w:qFormat="1"/>
-    <w:lsdException w:name="toc 4" w:semiHidden="0" w:uiPriority="0" w:unhideWhenUsed="0"/>
-    <w:lsdException w:name="toc 5" w:semiHidden="0" w:uiPriority="0" w:unhideWhenUsed="0"/>
-    <w:lsdException w:name="toc 6" w:semiHidden="0" w:uiPriority="0" w:unhideWhenUsed="0"/>
-    <w:lsdException w:name="toc 7" w:semiHidden="0" w:uiPriority="0" w:unhideWhenUsed="0"/>
-    <w:lsdException w:name="toc 8" w:semiHidden="0" w:uiPriority="0" w:unhideWhenUsed="0"/>
-    <w:lsdException w:name="toc 9" w:semiHidden="0" w:uiPriority="0" w:unhideWhenUsed="0"/>
-    <w:lsdException w:name="Normal Indent" w:semiHidden="0" w:uiPriority="0" w:unhideWhenUsed="0"/>
-    <w:lsdException w:name="footnote text" w:semiHidden="0" w:uiPriority="0" w:unhideWhenUsed="0"/>
-    <w:lsdException w:name="annotation text" w:semiHidden="0" w:uiPriority="0" w:unhideWhenUsed="0" w:qFormat="1"/>
-    <w:lsdException w:name="header" w:semiHidden="0" w:uiPriority="0" w:unhideWhenUsed="0" w:qFormat="1"/>
-    <w:lsdException w:name="footer" w:semiHidden="0" w:uiPriority="0" w:unhideWhenUsed="0" w:qFormat="1"/>
-    <w:lsdException w:name="index heading" w:semiHidden="0" w:uiPriority="0" w:unhideWhenUsed="0"/>
-    <w:lsdException w:name="caption" w:uiPriority="0" w:qFormat="1"/>
-    <w:lsdException w:name="table of figures" w:semiHidden="0" w:uiPriority="0" w:unhideWhenUsed="0"/>
-    <w:lsdException w:name="envelope address" w:semiHidden="0" w:uiPriority="0" w:unhideWhenUsed="0"/>
-    <w:lsdException w:name="envelope return" w:semiHidden="0" w:uiPriority="0" w:unhideWhenUsed="0"/>
-    <w:lsdException w:name="footnote reference" w:semiHidden="0" w:uiPriority="0" w:unhideWhenUsed="0"/>
-    <w:lsdException w:name="annotation reference" w:semiHidden="0" w:uiPriority="0" w:unhideWhenUsed="0"/>
-    <w:lsdException w:name="line number" w:semiHidden="0" w:uiPriority="0" w:unhideWhenUsed="0"/>
-    <w:lsdException w:name="page number" w:semiHidden="0" w:uiPriority="0" w:unhideWhenUsed="0"/>
-    <w:lsdException w:name="endnote reference" w:semiHidden="0" w:uiPriority="0" w:unhideWhenUsed="0"/>
-    <w:lsdException w:name="endnote text" w:semiHidden="0" w:uiPriority="0" w:unhideWhenUsed="0"/>
-    <w:lsdException w:name="table of authorities" w:semiHidden="0" w:uiPriority="0" w:unhideWhenUsed="0"/>
-    <w:lsdException w:name="macro" w:semiHidden="0" w:uiPriority="0" w:unhideWhenUsed="0"/>
-    <w:lsdException w:name="toa heading" w:semiHidden="0" w:uiPriority="0" w:unhideWhenUsed="0"/>
-    <w:lsdException w:name="List" w:semiHidden="0" w:uiPriority="0" w:unhideWhenUsed="0"/>
-    <w:lsdException w:name="List Bullet" w:semiHidden="0" w:uiPriority="0" w:unhideWhenUsed="0"/>
-    <w:lsdException w:name="List Number" w:semiHidden="0" w:uiPriority="0" w:unhideWhenUsed="0"/>
-    <w:lsdException w:name="List 2" w:semiHidden="0" w:uiPriority="0" w:unhideWhenUsed="0"/>
-    <w:lsdException w:name="List 3" w:semiHidden="0" w:uiPriority="0" w:unhideWhenUsed="0"/>
-    <w:lsdException w:name="List 4" w:semiHidden="0" w:uiPriority="0" w:unhideWhenUsed="0"/>
-    <w:lsdException w:name="List 5" w:semiHidden="0" w:uiPriority="0" w:unhideWhenUsed="0"/>
-    <w:lsdException w:name="List Bullet 2" w:semiHidden="0" w:uiPriority="0" w:unhideWhenUsed="0"/>
-    <w:lsdException w:name="List Bullet 3" w:semiHidden="0" w:uiPriority="0" w:unhideWhenUsed="0"/>
-    <w:lsdException w:name="List Bullet 4" w:semiHidden="0" w:uiPriority="0" w:unhideWhenUsed="0"/>
-    <w:lsdException w:name="List Bullet 5" w:semiHidden="0" w:uiPriority="0" w:unhideWhenUsed="0"/>
-    <w:lsdException w:name="List Number 2" w:semiHidden="0" w:uiPriority="0" w:unhideWhenUsed="0"/>
-    <w:lsdException w:name="List Number 3" w:semiHidden="0" w:uiPriority="0" w:unhideWhenUsed="0"/>
-    <w:lsdException w:name="List Number 4" w:semiHidden="0" w:uiPriority="0" w:unhideWhenUsed="0"/>
-    <w:lsdException w:name="List Number 5" w:semiHidden="0" w:uiPriority="0" w:unhideWhenUsed="0"/>
-    <w:lsdException w:name="Title" w:semiHidden="0" w:uiPriority="0" w:unhideWhenUsed="0" w:qFormat="1"/>
-    <w:lsdException w:name="Closing" w:semiHidden="0" w:uiPriority="0" w:unhideWhenUsed="0"/>
-    <w:lsdException w:name="Signature" w:semiHidden="0" w:uiPriority="0" w:unhideWhenUsed="0"/>
-    <w:lsdException w:name="Default Paragraph Font" w:uiPriority="0" w:unhideWhenUsed="0" w:qFormat="1"/>
-    <w:lsdException w:name="Body Text" w:uiPriority="0" w:unhideWhenUsed="0" w:qFormat="1"/>
-    <w:lsdException w:name="Body Text Indent" w:semiHidden="0" w:uiPriority="0" w:unhideWhenUsed="0"/>
-    <w:lsdException w:name="List Continue" w:semiHidden="0" w:uiPriority="0" w:unhideWhenUsed="0"/>
-    <w:lsdException w:name="List Continue 2" w:semiHidden="0" w:uiPriority="0" w:unhideWhenUsed="0"/>
-    <w:lsdException w:name="List Continue 3" w:semiHidden="0" w:uiPriority="0" w:unhideWhenUsed="0"/>
-    <w:lsdException w:name="List Continue 4" w:semiHidden="0" w:uiPriority="0" w:unhideWhenUsed="0"/>
-    <w:lsdException w:name="List Continue 5" w:semiHidden="0" w:uiPriority="0" w:unhideWhenUsed="0"/>
-    <w:lsdException w:name="Message Header" w:semiHidden="0" w:uiPriority="0" w:unhideWhenUsed="0"/>
-    <w:lsdException w:name="Subtitle" w:semiHidden="0" w:uiPriority="0" w:unhideWhenUsed="0" w:qFormat="1"/>
-    <w:lsdException w:name="Salutation" w:semiHidden="0" w:uiPriority="0" w:unhideWhenUsed="0"/>
-    <w:lsdException w:name="Date" w:semiHidden="0" w:uiPriority="0" w:unhideWhenUsed="0"/>
-    <w:lsdException w:name="Body Text First Indent" w:semiHidden="0" w:uiPriority="0" w:unhideWhenUsed="0"/>
-    <w:lsdException w:name="Body Text First Indent 2" w:semiHidden="0" w:uiPriority="0" w:unhideWhenUsed="0"/>
-    <w:lsdException w:name="Body Text 2" w:semiHidden="0" w:uiPriority="0" w:unhideWhenUsed="0"/>
-    <w:lsdException w:name="Body Text 3" w:semiHidden="0" w:uiPriority="0" w:unhideWhenUsed="0"/>
-    <w:lsdException w:name="Body Text Indent 2" w:semiHidden="0" w:uiPriority="0" w:unhideWhenUsed="0"/>
-    <w:lsdException w:name="Body Text Indent 3" w:semiHidden="0" w:uiPriority="0" w:unhideWhenUsed="0"/>
-    <w:lsdException w:name="Block Text" w:semiHidden="0" w:uiPriority="0" w:unhideWhenUsed="0"/>
-    <w:lsdException w:name="Hyperlink" w:semiHidden="0" w:uiPriority="0" w:unhideWhenUsed="0"/>
-    <w:lsdException w:name="FollowedHyperlink" w:semiHidden="0" w:uiPriority="0" w:unhideWhenUsed="0"/>
-    <w:lsdException w:name="Strong" w:semiHidden="0" w:uiPriority="0" w:unhideWhenUsed="0" w:qFormat="1"/>
-    <w:lsdException w:name="Emphasis" w:semiHidden="0" w:uiPriority="0" w:unhideWhenUsed="0" w:qFormat="1"/>
-    <w:lsdException w:name="Document Map" w:semiHidden="0" w:uiPriority="0" w:unhideWhenUsed="0"/>
-    <w:lsdException w:name="Plain Text" w:semiHidden="0" w:uiPriority="0" w:unhideWhenUsed="0"/>
-    <w:lsdException w:name="E-mail Signature" w:semiHidden="0" w:uiPriority="0" w:unhideWhenUsed="0"/>
-    <w:lsdException w:name="Normal (Web)" w:semiHidden="0" w:uiPriority="0" w:unhideWhenUsed="0" w:qFormat="1"/>
-    <w:lsdException w:name="HTML Acronym" w:semiHidden="0" w:uiPriority="0" w:unhideWhenUsed="0"/>
-    <w:lsdException w:name="HTML Address" w:semiHidden="0" w:uiPriority="0" w:unhideWhenUsed="0"/>
-    <w:lsdException w:name="HTML Cite" w:semiHidden="0" w:uiPriority="0" w:unhideWhenUsed="0"/>
-    <w:lsdException w:name="HTML Code" w:semiHidden="0" w:uiPriority="0" w:unhideWhenUsed="0"/>
-    <w:lsdException w:name="HTML Definition" w:semiHidden="0" w:uiPriority="0" w:unhideWhenUsed="0"/>
-    <w:lsdException w:name="HTML Keyboard" w:semiHidden="0" w:uiPriority="0" w:unhideWhenUsed="0"/>
-    <w:lsdException w:name="HTML Preformatted" w:semiHidden="0" w:uiPriority="0" w:unhideWhenUsed="0"/>
-    <w:lsdException w:name="HTML Sample" w:semiHidden="0" w:uiPriority="0" w:unhideWhenUsed="0"/>
-    <w:lsdException w:name="HTML Typewriter" w:semiHidden="0" w:uiPriority="0" w:unhideWhenUsed="0"/>
-    <w:lsdException w:name="HTML Variable" w:semiHidden="0" w:uiPriority="0" w:unhideWhenUsed="0"/>
-    <w:lsdException w:name="Normal Table" w:uiPriority="0" w:unhideWhenUsed="0" w:qFormat="1"/>
-    <w:lsdException w:name="annotation subject" w:semiHidden="0" w:uiPriority="0" w:unhideWhenUsed="0"/>
-    <w:lsdException w:name="Table Simple 1" w:semiHidden="0" w:uiPriority="0" w:unhideWhenUsed="0"/>
-    <w:lsdException w:name="Table Simple 2" w:semiHidden="0" w:uiPriority="0" w:unhideWhenUsed="0"/>
-    <w:lsdException w:name="Table Simple 3" w:semiHidden="0" w:uiPriority="0" w:unhideWhenUsed="0"/>
-    <w:lsdException w:name="Table Classic 1" w:semiHidden="0" w:uiPriority="0" w:unhideWhenUsed="0"/>
-    <w:lsdException w:name="Table Classic 2" w:semiHidden="0" w:uiPriority="0" w:unhideWhenUsed="0"/>
-    <w:lsdException w:name="Table Classic 3" w:semiHidden="0" w:uiPriority="0" w:unhideWhenUsed="0"/>
-    <w:lsdException w:name="Table Classic 4" w:semiHidden="0" w:uiPriority="0" w:unhideWhenUsed="0"/>
-    <w:lsdException w:name="Table Colorful 1" w:semiHidden="0" w:uiPriority="0" w:unhideWhenUsed="0"/>
-    <w:lsdException w:name="Table Colorful 2" w:semiHidden="0" w:uiPriority="0" w:unhideWhenUsed="0"/>
-    <w:lsdException w:name="Table Colorful 3" w:semiHidden="0" w:uiPriority="0" w:unhideWhenUsed="0"/>
-    <w:lsdException w:name="Table Columns 1" w:semiHidden="0" w:uiPriority="0" w:unhideWhenUsed="0"/>
-    <w:lsdException w:name="Table Columns 2" w:semiHidden="0" w:uiPriority="0" w:unhideWhenUsed="0"/>
-    <w:lsdException w:name="Table Columns 3" w:semiHidden="0" w:uiPriority="0" w:unhideWhenUsed="0"/>
-    <w:lsdException w:name="Table Columns 4" w:semiHidden="0" w:uiPriority="0" w:unhideWhenUsed="0"/>
-    <w:lsdException w:name="Table Columns 5" w:semiHidden="0" w:uiPriority="0" w:unhideWhenUsed="0"/>
-    <w:lsdException w:name="Table Grid 1" w:semiHidden="0" w:uiPriority="0" w:unhideWhenUsed="0"/>
-    <w:lsdException w:name="Table Grid 2" w:semiHidden="0" w:uiPriority="0" w:unhideWhenUsed="0"/>
-    <w:lsdException w:name="Table Grid 3" w:semiHidden="0" w:uiPriority="0" w:unhideWhenUsed="0"/>
-    <w:lsdException w:name="Table Grid 4" w:semiHidden="0" w:uiPriority="0" w:unhideWhenUsed="0"/>
-    <w:lsdException w:name="Table Grid 5" w:semiHidden="0" w:uiPriority="0" w:unhideWhenUsed="0"/>
-    <w:lsdException w:name="Table Grid 6" w:semiHidden="0" w:uiPriority="0" w:unhideWhenUsed="0"/>
-    <w:lsdException w:name="Table Grid 7" w:semiHidden="0" w:uiPriority="0" w:unhideWhenUsed="0"/>
-    <w:lsdException w:name="Table Grid 8" w:semiHidden="0" w:uiPriority="0" w:unhideWhenUsed="0"/>
-    <w:lsdException w:name="Table List 1" w:semiHidden="0" w:uiPriority="0" w:unhideWhenUsed="0"/>
-    <w:lsdException w:name="Table List 2" w:semiHidden="0" w:uiPriority="0" w:unhideWhenUsed="0"/>
-    <w:lsdException w:name="Table List 3" w:semiHidden="0" w:uiPriority="0" w:unhideWhenUsed="0"/>
-    <w:lsdException w:name="Table List 4" w:semiHidden="0" w:uiPriority="0" w:unhideWhenUsed="0"/>
-    <w:lsdException w:name="Table List 5" w:semiHidden="0" w:uiPriority="0" w:unhideWhenUsed="0"/>
-    <w:lsdException w:name="Table List 6" w:semiHidden="0" w:uiPriority="0" w:unhideWhenUsed="0"/>
-    <w:lsdException w:name="Table List 7" w:semiHidden="0" w:uiPriority="0" w:unhideWhenUsed="0"/>
-    <w:lsdException w:name="Table List 8" w:semiHidden="0" w:uiPriority="0" w:unhideWhenUsed="0"/>
-    <w:lsdException w:name="Table 3D effects 1" w:semiHidden="0" w:uiPriority="0" w:unhideWhenUsed="0"/>
-    <w:lsdException w:name="Table 3D effects 2" w:semiHidden="0" w:uiPriority="0" w:unhideWhenUsed="0"/>
-    <w:lsdException w:name="Table 3D effects 3" w:semiHidden="0" w:uiPriority="0" w:unhideWhenUsed="0"/>
-    <w:lsdException w:name="Table Contemporary" w:semiHidden="0" w:uiPriority="0" w:unhideWhenUsed="0"/>
-    <w:lsdException w:name="Table Elegant" w:semiHidden="0" w:uiPriority="0" w:unhideWhenUsed="0"/>
-    <w:lsdException w:name="Table Professional" w:semiHidden="0" w:uiPriority="0" w:unhideWhenUsed="0"/>
-    <w:lsdException w:name="Table Subtle 1" w:semiHidden="0" w:uiPriority="0" w:unhideWhenUsed="0"/>
-    <w:lsdException w:name="Table Subtle 2" w:semiHidden="0" w:uiPriority="0" w:unhideWhenUsed="0"/>
-    <w:lsdException w:name="Table Web 1" w:semiHidden="0" w:uiPriority="0" w:unhideWhenUsed="0"/>
-    <w:lsdException w:name="Table Web 2" w:semiHidden="0" w:uiPriority="0" w:unhideWhenUsed="0"/>
-    <w:lsdException w:name="Table Web 3" w:semiHidden="0" w:uiPriority="0" w:unhideWhenUsed="0"/>
-    <w:lsdException w:name="Balloon Text" w:semiHidden="0" w:uiPriority="0" w:unhideWhenUsed="0"/>
-    <w:lsdException w:name="Table Grid" w:semiHidden="0" w:uiPriority="0" w:unhideWhenUsed="0" w:qFormat="1"/>
-    <w:lsdException w:name="Table Theme" w:semiHidden="0" w:uiPriority="0" w:unhideWhenUsed="0"/>
-    <w:lsdException w:name="Light Shading" w:semiHidden="0" w:uiPriority="60" w:unhideWhenUsed="0"/>
-    <w:lsdException w:name="Light List" w:semiHidden="0" w:uiPriority="61" w:unhideWhenUsed="0"/>
-    <w:lsdException w:name="Light Grid" w:semiHidden="0" w:uiPriority="62" w:unhideWhenUsed="0"/>
-    <w:lsdException w:name="Medium Shading 1" w:semiHidden="0" w:uiPriority="63" w:unhideWhenUsed="0"/>
-    <w:lsdException w:name="Medium Shading 2" w:semiHidden="0" w:uiPriority="64" w:unhideWhenUsed="0"/>
-    <w:lsdException w:name="Medium List 1" w:semiHidden="0" w:uiPriority="65" w:unhideWhenUsed="0"/>
-    <w:lsdException w:name="Medium List 2" w:semiHidden="0" w:uiPriority="66" w:unhideWhenUsed="0"/>
-    <w:lsdException w:name="Medium Grid 1" w:semiHidden="0" w:uiPriority="67" w:unhideWhenUsed="0"/>
-    <w:lsdException w:name="Medium Grid 2" w:semiHidden="0" w:uiPriority="68" w:unhideWhenUsed="0"/>
-    <w:lsdException w:name="Medium Grid 3" w:semiHidden="0" w:uiPriority="69" w:unhideWhenUsed="0"/>
-    <w:lsdException w:name="Dark List" w:semiHidden="0" w:uiPriority="70" w:unhideWhenUsed="0"/>
-    <w:lsdException w:name="Colorful Shading" w:semiHidden="0" w:uiPriority="71" w:unhideWhenUsed="0"/>
-    <w:lsdException w:name="Colorful List" w:semiHidden="0" w:uiPriority="72" w:unhideWhenUsed="0"/>
-    <w:lsdException w:name="Colorful Grid" w:semiHidden="0" w:uiPriority="73" w:unhideWhenUsed="0"/>
-    <w:lsdException w:name="Light Shading Accent 1" w:semiHidden="0" w:uiPriority="60" w:unhideWhenUsed="0"/>
-    <w:lsdException w:name="Light List Accent 1" w:semiHidden="0" w:uiPriority="61" w:unhideWhenUsed="0"/>
-    <w:lsdException w:name="Light Grid Accent 1" w:semiHidden="0" w:uiPriority="62" w:unhideWhenUsed="0"/>
-    <w:lsdException w:name="Medium Shading 1 Accent 1" w:semiHidden="0" w:uiPriority="63" w:unhideWhenUsed="0"/>
-    <w:lsdException w:name="Medium Shading 2 Accent 1" w:semiHidden="0" w:uiPriority="64" w:unhideWhenUsed="0"/>
-    <w:lsdException w:name="Medium List 1 Accent 1" w:semiHidden="0" w:uiPriority="65" w:unhideWhenUsed="0"/>
-    <w:lsdException w:name="Medium List 2 Accent 1" w:semiHidden="0" w:uiPriority="66" w:unhideWhenUsed="0"/>
-    <w:lsdException w:name="Medium Grid 1 Accent 1" w:semiHidden="0" w:uiPriority="67" w:unhideWhenUsed="0"/>
-    <w:lsdException w:name="Medium Grid 2 Accent 1" w:semiHidden="0" w:uiPriority="68" w:unhideWhenUsed="0"/>
-    <w:lsdException w:name="Medium Grid 3 Accent 1" w:semiHidden="0" w:uiPriority="69" w:unhideWhenUsed="0"/>
-    <w:lsdException w:name="Dark List Accent 1" w:semiHidden="0" w:uiPriority="70" w:unhideWhenUsed="0"/>
-    <w:lsdException w:name="Colorful Shading Accent 1" w:semiHidden="0" w:uiPriority="71" w:unhideWhenUsed="0"/>
-    <w:lsdException w:name="Colorful List Accent 1" w:semiHidden="0" w:uiPriority="72" w:unhideWhenUsed="0"/>
-    <w:lsdException w:name="Colorful Grid Accent 1" w:semiHidden="0" w:uiPriority="73" w:unhideWhenUsed="0"/>
-    <w:lsdException w:name="Light Shading Accent 2" w:semiHidden="0" w:uiPriority="60" w:unhideWhenUsed="0"/>
-    <w:lsdException w:name="Light List Accent 2" w:semiHidden="0" w:uiPriority="61" w:unhideWhenUsed="0"/>
-    <w:lsdException w:name="Light Grid Accent 2" w:semiHidden="0" w:uiPriority="62" w:unhideWhenUsed="0"/>
-    <w:lsdException w:name="Medium Shading 1 Accent 2" w:semiHidden="0" w:uiPriority="63" w:unhideWhenUsed="0"/>
-    <w:lsdException w:name="Medium Shading 2 Accent 2" w:semiHidden="0" w:uiPriority="64" w:unhideWhenUsed="0"/>
-    <w:lsdException w:name="Medium List 1 Accent 2" w:semiHidden="0" w:uiPriority="65" w:unhideWhenUsed="0"/>
-    <w:lsdException w:name="Medium List 2 Accent 2" w:semiHidden="0" w:uiPriority="66" w:unhideWhenUsed="0"/>
-    <w:lsdException w:name="Medium Grid 1 Accent 2" w:semiHidden="0" w:uiPriority="67" w:unhideWhenUsed="0"/>
-    <w:lsdException w:name="Medium Grid 2 Accent 2" w:semiHidden="0" w:uiPriority="68" w:unhideWhenUsed="0"/>
-    <w:lsdException w:name="Medium Grid 3 Accent 2" w:semiHidden="0" w:uiPriority="69" w:unhideWhenUsed="0"/>
-    <w:lsdException w:name="Dark List Accent 2" w:semiHidden="0" w:uiPriority="70" w:unhideWhenUsed="0"/>
-    <w:lsdException w:name="Colorful Shading Accent 2" w:semiHidden="0" w:uiPriority="71" w:unhideWhenUsed="0"/>
-    <w:lsdException w:name="Colorful List Accent 2" w:semiHidden="0" w:uiPriority="72" w:unhideWhenUsed="0"/>
-    <w:lsdException w:name="Colorful Grid Accent 2" w:semiHidden="0" w:uiPriority="73" w:unhideWhenUsed="0"/>
-    <w:lsdException w:name="Light Shading Accent 3" w:semiHidden="0" w:uiPriority="60" w:unhideWhenUsed="0"/>
-    <w:lsdException w:name="Light List Accent 3" w:semiHidden="0" w:uiPriority="61" w:unhideWhenUsed="0"/>
-    <w:lsdException w:name="Light Grid Accent 3" w:semiHidden="0" w:uiPriority="62" w:unhideWhenUsed="0"/>
-    <w:lsdException w:name="Medium Shading 1 Accent 3" w:semiHidden="0" w:uiPriority="63" w:unhideWhenUsed="0"/>
-    <w:lsdException w:name="Medium Shading 2 Accent 3" w:semiHidden="0" w:uiPriority="64" w:unhideWhenUsed="0"/>
-    <w:lsdException w:name="Medium List 1 Accent 3" w:semiHidden="0" w:uiPriority="65" w:unhideWhenUsed="0"/>
-    <w:lsdException w:name="Medium List 2 Accent 3" w:semiHidden="0" w:uiPriority="66" w:unhideWhenUsed="0"/>
-    <w:lsdException w:name="Medium Grid 1 Accent 3" w:semiHidden="0" w:uiPriority="67" w:unhideWhenUsed="0"/>
-    <w:lsdException w:name="Medium Grid 2 Accent 3" w:semiHidden="0" w:uiPriority="68" w:unhideWhenUsed="0"/>
-    <w:lsdException w:name="Medium Grid 3 Accent 3" w:semiHidden="0" w:uiPriority="69" w:unhideWhenUsed="0"/>
-    <w:lsdException w:name="Dark List Accent 3" w:semiHidden="0" w:uiPriority="70" w:unhideWhenUsed="0"/>
-    <w:lsdException w:name="Colorful Shading Accent 3" w:semiHidden="0" w:uiPriority="71" w:unhideWhenUsed="0"/>
-    <w:lsdException w:name="Colorful List Accent 3" w:semiHidden="0" w:uiPriority="72" w:unhideWhenUsed="0"/>
-    <w:lsdException w:name="Colorful Grid Accent 3" w:semiHidden="0" w:uiPriority="73" w:unhideWhenUsed="0"/>
-    <w:lsdException w:name="Light Shading Accent 4" w:semiHidden="0" w:uiPriority="60" w:unhideWhenUsed="0"/>
-    <w:lsdException w:name="Light List Accent 4" w:semiHidden="0" w:uiPriority="61" w:unhideWhenUsed="0"/>
-    <w:lsdException w:name="Light Grid Accent 4" w:semiHidden="0" w:uiPriority="62" w:unhideWhenUsed="0"/>
-    <w:lsdException w:name="Medium Shading 1 Accent 4" w:semiHidden="0" w:uiPriority="63" w:unhideWhenUsed="0"/>
-    <w:lsdException w:name="Medium Shading 2 Accent 4" w:semiHidden="0" w:uiPriority="64" w:unhideWhenUsed="0"/>
-    <w:lsdException w:name="Medium List 1 Accent 4" w:semiHidden="0" w:uiPriority="65" w:unhideWhenUsed="0"/>
-    <w:lsdException w:name="Medium List 2 Accent 4" w:semiHidden="0" w:uiPriority="66" w:unhideWhenUsed="0"/>
-    <w:lsdException w:name="Medium Grid 1 Accent 4" w:semiHidden="0" w:uiPriority="67" w:unhideWhenUsed="0"/>
-    <w:lsdException w:name="Medium Grid 2 Accent 4" w:semiHidden="0" w:uiPriority="68" w:unhideWhenUsed="0"/>
-    <w:lsdException w:name="Medium Grid 3 Accent 4" w:semiHidden="0" w:uiPriority="69" w:unhideWhenUsed="0"/>
-    <w:lsdException w:name="Dark List Accent 4" w:semiHidden="0" w:uiPriority="70" w:unhideWhenUsed="0"/>
-    <w:lsdException w:name="Colorful Shading Accent 4" w:semiHidden="0" w:uiPriority="71" w:unhideWhenUsed="0"/>
-    <w:lsdException w:name="Colorful List Accent 4" w:semiHidden="0" w:uiPriority="72" w:unhideWhenUsed="0"/>
-    <w:lsdException w:name="Colorful Grid Accent 4" w:semiHidden="0" w:uiPriority="73" w:unhideWhenUsed="0"/>
-    <w:lsdException w:name="Light Shading Accent 5" w:semiHidden="0" w:uiPriority="60" w:unhideWhenUsed="0"/>
-    <w:lsdException w:name="Light List Accent 5" w:semiHidden="0" w:uiPriority="61" w:unhideWhenUsed="0"/>
-    <w:lsdException w:name="Light Grid Accent 5" w:semiHidden="0" w:uiPriority="62" w:unhideWhenUsed="0"/>
-    <w:lsdException w:name="Medium Shading 1 Accent 5" w:semiHidden="0" w:uiPriority="63" w:unhideWhenUsed="0"/>
-    <w:lsdException w:name="Medium Shading 2 Accent 5" w:semiHidden="0" w:uiPriority="64" w:unhideWhenUsed="0"/>
-    <w:lsdException w:name="Medium List 1 Accent 5" w:semiHidden="0" w:uiPriority="65" w:unhideWhenUsed="0"/>
-    <w:lsdException w:name="Medium List 2 Accent 5" w:semiHidden="0" w:uiPriority="66" w:unhideWhenUsed="0"/>
-    <w:lsdException w:name="Medium Grid 1 Accent 5" w:semiHidden="0" w:uiPriority="67" w:unhideWhenUsed="0"/>
-    <w:lsdException w:name="Medium Grid 2 Accent 5" w:semiHidden="0" w:uiPriority="68" w:unhideWhenUsed="0"/>
-    <w:lsdException w:name="Medium Grid 3 Accent 5" w:semiHidden="0" w:uiPriority="69" w:unhideWhenUsed="0"/>
-    <w:lsdException w:name="Dark List Accent 5" w:semiHidden="0" w:uiPriority="70" w:unhideWhenUsed="0"/>
-    <w:lsdException w:name="Colorful Shading Accent 5" w:semiHidden="0" w:uiPriority="71" w:unhideWhenUsed="0"/>
-    <w:lsdException w:name="Colorful List Accent 5" w:semiHidden="0" w:uiPriority="72" w:unhideWhenUsed="0"/>
-    <w:lsdException w:name="Colorful Grid Accent 5" w:semiHidden="0" w:uiPriority="73" w:unhideWhenUsed="0"/>
-    <w:lsdException w:name="Light Shading Accent 6" w:semiHidden="0" w:uiPriority="60" w:unhideWhenUsed="0"/>
-    <w:lsdException w:name="Light List Accent 6" w:semiHidden="0" w:uiPriority="61" w:unhideWhenUsed="0"/>
-    <w:lsdException w:name="Light Grid Accent 6" w:semiHidden="0" w:uiPriority="62" w:unhideWhenUsed="0"/>
-    <w:lsdException w:name="Medium Shading 1 Accent 6" w:semiHidden="0" w:uiPriority="63" w:unhideWhenUsed="0"/>
-    <w:lsdException w:name="Medium Shading 2 Accent 6" w:semiHidden="0" w:uiPriority="64" w:unhideWhenUsed="0"/>
-    <w:lsdException w:name="Medium List 1 Accent 6" w:semiHidden="0" w:uiPriority="65" w:unhideWhenUsed="0"/>
-    <w:lsdException w:name="Medium List 2 Accent 6" w:semiHidden="0" w:uiPriority="66" w:unhideWhenUsed="0"/>
-    <w:lsdException w:name="Medium Grid 1 Accent 6" w:semiHidden="0" w:uiPriority="67" w:unhideWhenUsed="0"/>
-    <w:lsdException w:name="Medium Grid 2 Accent 6" w:semiHidden="0" w:uiPriority="68" w:unhideWhenUsed="0"/>
-    <w:lsdException w:name="Medium Grid 3 Accent 6" w:semiHidden="0" w:uiPriority="69" w:unhideWhenUsed="0"/>
-    <w:lsdException w:name="Dark List Accent 6" w:semiHidden="0" w:uiPriority="70" w:unhideWhenUsed="0"/>
-    <w:lsdException w:name="Colorful Shading Accent 6" w:semiHidden="0" w:uiPriority="71" w:unhideWhenUsed="0"/>
-    <w:lsdException w:name="Colorful List Accent 6" w:semiHidden="0" w:uiPriority="72" w:unhideWhenUsed="0"/>
-    <w:lsdException w:name="Colorful Grid Accent 6" w:semiHidden="0" w:uiPriority="73" w:unhideWhenUsed="0"/>
+  <w:latentStyles w:count="260" w:defQFormat="0" w:defUnhideWhenUsed="1" w:defSemiHidden="1" w:defUIPriority="99" w:defLockedState="0">
+    <w:lsdException w:qFormat="1" w:unhideWhenUsed="0" w:uiPriority="0" w:semiHidden="0" w:name="Normal"/>
+    <w:lsdException w:qFormat="1" w:unhideWhenUsed="0" w:uiPriority="0" w:semiHidden="0" w:name="heading 1"/>
+    <w:lsdException w:qFormat="1" w:uiPriority="0" w:semiHidden="0" w:name="heading 2"/>
+    <w:lsdException w:qFormat="1" w:uiPriority="0" w:name="heading 3"/>
+    <w:lsdException w:qFormat="1" w:uiPriority="0" w:semiHidden="0" w:name="heading 4"/>
+    <w:lsdException w:qFormat="1" w:uiPriority="0" w:name="heading 5"/>
+    <w:lsdException w:qFormat="1" w:uiPriority="0" w:name="heading 6"/>
+    <w:lsdException w:qFormat="1" w:uiPriority="0" w:name="heading 7"/>
+    <w:lsdException w:qFormat="1" w:uiPriority="0" w:name="heading 8"/>
+    <w:lsdException w:qFormat="1" w:uiPriority="0" w:name="heading 9"/>
+    <w:lsdException w:unhideWhenUsed="0" w:uiPriority="0" w:semiHidden="0" w:name="index 1"/>
+    <w:lsdException w:unhideWhenUsed="0" w:uiPriority="0" w:semiHidden="0" w:name="index 2"/>
+    <w:lsdException w:unhideWhenUsed="0" w:uiPriority="0" w:semiHidden="0" w:name="index 3"/>
+    <w:lsdException w:unhideWhenUsed="0" w:uiPriority="0" w:semiHidden="0" w:name="index 4"/>
+    <w:lsdException w:unhideWhenUsed="0" w:uiPriority="0" w:semiHidden="0" w:name="index 5"/>
+    <w:lsdException w:unhideWhenUsed="0" w:uiPriority="0" w:semiHidden="0" w:name="index 6"/>
+    <w:lsdException w:unhideWhenUsed="0" w:uiPriority="0" w:semiHidden="0" w:name="index 7"/>
+    <w:lsdException w:unhideWhenUsed="0" w:uiPriority="0" w:semiHidden="0" w:name="index 8"/>
+    <w:lsdException w:unhideWhenUsed="0" w:uiPriority="0" w:semiHidden="0" w:name="index 9"/>
+    <w:lsdException w:qFormat="1" w:unhideWhenUsed="0" w:uiPriority="0" w:semiHidden="0" w:name="toc 1"/>
+    <w:lsdException w:qFormat="1" w:unhideWhenUsed="0" w:uiPriority="0" w:semiHidden="0" w:name="toc 2"/>
+    <w:lsdException w:qFormat="1" w:unhideWhenUsed="0" w:uiPriority="0" w:semiHidden="0" w:name="toc 3"/>
+    <w:lsdException w:unhideWhenUsed="0" w:uiPriority="0" w:semiHidden="0" w:name="toc 4"/>
+    <w:lsdException w:unhideWhenUsed="0" w:uiPriority="0" w:semiHidden="0" w:name="toc 5"/>
+    <w:lsdException w:unhideWhenUsed="0" w:uiPriority="0" w:semiHidden="0" w:name="toc 6"/>
+    <w:lsdException w:unhideWhenUsed="0" w:uiPriority="0" w:semiHidden="0" w:name="toc 7"/>
+    <w:lsdException w:unhideWhenUsed="0" w:uiPriority="0" w:semiHidden="0" w:name="toc 8"/>
+    <w:lsdException w:unhideWhenUsed="0" w:uiPriority="0" w:semiHidden="0" w:name="toc 9"/>
+    <w:lsdException w:unhideWhenUsed="0" w:uiPriority="0" w:semiHidden="0" w:name="Normal Indent"/>
+    <w:lsdException w:unhideWhenUsed="0" w:uiPriority="0" w:semiHidden="0" w:name="footnote text"/>
+    <w:lsdException w:qFormat="1" w:unhideWhenUsed="0" w:uiPriority="0" w:semiHidden="0" w:name="annotation text"/>
+    <w:lsdException w:qFormat="1" w:unhideWhenUsed="0" w:uiPriority="0" w:semiHidden="0" w:name="header"/>
+    <w:lsdException w:qFormat="1" w:unhideWhenUsed="0" w:uiPriority="0" w:semiHidden="0" w:name="footer"/>
+    <w:lsdException w:unhideWhenUsed="0" w:uiPriority="0" w:semiHidden="0" w:name="index heading"/>
+    <w:lsdException w:qFormat="1" w:uiPriority="0" w:name="caption"/>
+    <w:lsdException w:unhideWhenUsed="0" w:uiPriority="0" w:semiHidden="0" w:name="table of figures"/>
+    <w:lsdException w:unhideWhenUsed="0" w:uiPriority="0" w:semiHidden="0" w:name="envelope address"/>
+    <w:lsdException w:unhideWhenUsed="0" w:uiPriority="0" w:semiHidden="0" w:name="envelope return"/>
+    <w:lsdException w:unhideWhenUsed="0" w:uiPriority="0" w:semiHidden="0" w:name="footnote reference"/>
+    <w:lsdException w:unhideWhenUsed="0" w:uiPriority="0" w:semiHidden="0" w:name="annotation reference"/>
+    <w:lsdException w:unhideWhenUsed="0" w:uiPriority="0" w:semiHidden="0" w:name="line number"/>
+    <w:lsdException w:unhideWhenUsed="0" w:uiPriority="0" w:semiHidden="0" w:name="page number"/>
+    <w:lsdException w:unhideWhenUsed="0" w:uiPriority="0" w:semiHidden="0" w:name="endnote reference"/>
+    <w:lsdException w:unhideWhenUsed="0" w:uiPriority="0" w:semiHidden="0" w:name="endnote text"/>
+    <w:lsdException w:unhideWhenUsed="0" w:uiPriority="0" w:semiHidden="0" w:name="table of authorities"/>
+    <w:lsdException w:unhideWhenUsed="0" w:uiPriority="0" w:semiHidden="0" w:name="macro"/>
+    <w:lsdException w:unhideWhenUsed="0" w:uiPriority="0" w:semiHidden="0" w:name="toa heading"/>
+    <w:lsdException w:unhideWhenUsed="0" w:uiPriority="0" w:semiHidden="0" w:name="List"/>
+    <w:lsdException w:unhideWhenUsed="0" w:uiPriority="0" w:semiHidden="0" w:name="List Bullet"/>
+    <w:lsdException w:unhideWhenUsed="0" w:uiPriority="0" w:semiHidden="0" w:name="List Number"/>
+    <w:lsdException w:unhideWhenUsed="0" w:uiPriority="0" w:semiHidden="0" w:name="List 2"/>
+    <w:lsdException w:unhideWhenUsed="0" w:uiPriority="0" w:semiHidden="0" w:name="List 3"/>
+    <w:lsdException w:unhideWhenUsed="0" w:uiPriority="0" w:semiHidden="0" w:name="List 4"/>
+    <w:lsdException w:unhideWhenUsed="0" w:uiPriority="0" w:semiHidden="0" w:name="List 5"/>
+    <w:lsdException w:unhideWhenUsed="0" w:uiPriority="0" w:semiHidden="0" w:name="List Bullet 2"/>
+    <w:lsdException w:unhideWhenUsed="0" w:uiPriority="0" w:semiHidden="0" w:name="List Bullet 3"/>
+    <w:lsdException w:unhideWhenUsed="0" w:uiPriority="0" w:semiHidden="0" w:name="List Bullet 4"/>
+    <w:lsdException w:unhideWhenUsed="0" w:uiPriority="0" w:semiHidden="0" w:name="List Bullet 5"/>
+    <w:lsdException w:unhideWhenUsed="0" w:uiPriority="0" w:semiHidden="0" w:name="List Number 2"/>
+    <w:lsdException w:unhideWhenUsed="0" w:uiPriority="0" w:semiHidden="0" w:name="List Number 3"/>
+    <w:lsdException w:unhideWhenUsed="0" w:uiPriority="0" w:semiHidden="0" w:name="List Number 4"/>
+    <w:lsdException w:unhideWhenUsed="0" w:uiPriority="0" w:semiHidden="0" w:name="List Number 5"/>
+    <w:lsdException w:qFormat="1" w:unhideWhenUsed="0" w:uiPriority="0" w:semiHidden="0" w:name="Title"/>
+    <w:lsdException w:unhideWhenUsed="0" w:uiPriority="0" w:semiHidden="0" w:name="Closing"/>
+    <w:lsdException w:unhideWhenUsed="0" w:uiPriority="0" w:semiHidden="0" w:name="Signature"/>
+    <w:lsdException w:qFormat="1" w:unhideWhenUsed="0" w:uiPriority="0" w:name="Default Paragraph Font"/>
+    <w:lsdException w:qFormat="1" w:unhideWhenUsed="0" w:uiPriority="0" w:name="Body Text"/>
+    <w:lsdException w:unhideWhenUsed="0" w:uiPriority="0" w:semiHidden="0" w:name="Body Text Indent"/>
+    <w:lsdException w:unhideWhenUsed="0" w:uiPriority="0" w:semiHidden="0" w:name="List Continue"/>
+    <w:lsdException w:unhideWhenUsed="0" w:uiPriority="0" w:semiHidden="0" w:name="List Continue 2"/>
+    <w:lsdException w:unhideWhenUsed="0" w:uiPriority="0" w:semiHidden="0" w:name="List Continue 3"/>
+    <w:lsdException w:unhideWhenUsed="0" w:uiPriority="0" w:semiHidden="0" w:name="List Continue 4"/>
+    <w:lsdException w:unhideWhenUsed="0" w:uiPriority="0" w:semiHidden="0" w:name="List Continue 5"/>
+    <w:lsdException w:unhideWhenUsed="0" w:uiPriority="0" w:semiHidden="0" w:name="Message Header"/>
+    <w:lsdException w:qFormat="1" w:unhideWhenUsed="0" w:uiPriority="0" w:semiHidden="0" w:name="Subtitle"/>
+    <w:lsdException w:unhideWhenUsed="0" w:uiPriority="0" w:semiHidden="0" w:name="Salutation"/>
+    <w:lsdException w:unhideWhenUsed="0" w:uiPriority="0" w:semiHidden="0" w:name="Date"/>
+    <w:lsdException w:unhideWhenUsed="0" w:uiPriority="0" w:semiHidden="0" w:name="Body Text First Indent"/>
+    <w:lsdException w:unhideWhenUsed="0" w:uiPriority="0" w:semiHidden="0" w:name="Body Text First Indent 2"/>
+    <w:lsdException w:uiPriority="99" w:name="Note Heading"/>
+    <w:lsdException w:unhideWhenUsed="0" w:uiPriority="0" w:semiHidden="0" w:name="Body Text 2"/>
+    <w:lsdException w:unhideWhenUsed="0" w:uiPriority="0" w:semiHidden="0" w:name="Body Text 3"/>
+    <w:lsdException w:unhideWhenUsed="0" w:uiPriority="0" w:semiHidden="0" w:name="Body Text Indent 2"/>
+    <w:lsdException w:unhideWhenUsed="0" w:uiPriority="0" w:semiHidden="0" w:name="Body Text Indent 3"/>
+    <w:lsdException w:unhideWhenUsed="0" w:uiPriority="0" w:semiHidden="0" w:name="Block Text"/>
+    <w:lsdException w:unhideWhenUsed="0" w:uiPriority="0" w:semiHidden="0" w:name="Hyperlink"/>
+    <w:lsdException w:unhideWhenUsed="0" w:uiPriority="0" w:semiHidden="0" w:name="FollowedHyperlink"/>
+    <w:lsdException w:qFormat="1" w:unhideWhenUsed="0" w:uiPriority="0" w:semiHidden="0" w:name="Strong"/>
+    <w:lsdException w:qFormat="1" w:unhideWhenUsed="0" w:uiPriority="0" w:semiHidden="0" w:name="Emphasis"/>
+    <w:lsdException w:unhideWhenUsed="0" w:uiPriority="0" w:semiHidden="0" w:name="Document Map"/>
+    <w:lsdException w:unhideWhenUsed="0" w:uiPriority="0" w:semiHidden="0" w:name="Plain Text"/>
+    <w:lsdException w:unhideWhenUsed="0" w:uiPriority="0" w:semiHidden="0" w:name="E-mail Signature"/>
+    <w:lsdException w:qFormat="1" w:unhideWhenUsed="0" w:uiPriority="0" w:semiHidden="0" w:name="Normal (Web)"/>
+    <w:lsdException w:unhideWhenUsed="0" w:uiPriority="0" w:semiHidden="0" w:name="HTML Acronym"/>
+    <w:lsdException w:unhideWhenUsed="0" w:uiPriority="0" w:semiHidden="0" w:name="HTML Address"/>
+    <w:lsdException w:unhideWhenUsed="0" w:uiPriority="0" w:semiHidden="0" w:name="HTML Cite"/>
+    <w:lsdException w:unhideWhenUsed="0" w:uiPriority="0" w:semiHidden="0" w:name="HTML Code"/>
+    <w:lsdException w:unhideWhenUsed="0" w:uiPriority="0" w:semiHidden="0" w:name="HTML Definition"/>
+    <w:lsdException w:unhideWhenUsed="0" w:uiPriority="0" w:semiHidden="0" w:name="HTML Keyboard"/>
+    <w:lsdException w:unhideWhenUsed="0" w:uiPriority="0" w:semiHidden="0" w:name="HTML Preformatted"/>
+    <w:lsdException w:unhideWhenUsed="0" w:uiPriority="0" w:semiHidden="0" w:name="HTML Sample"/>
+    <w:lsdException w:unhideWhenUsed="0" w:uiPriority="0" w:semiHidden="0" w:name="HTML Typewriter"/>
+    <w:lsdException w:unhideWhenUsed="0" w:uiPriority="0" w:semiHidden="0" w:name="HTML Variable"/>
+    <w:lsdException w:qFormat="1" w:unhideWhenUsed="0" w:uiPriority="0" w:name="Normal Table"/>
+    <w:lsdException w:unhideWhenUsed="0" w:uiPriority="0" w:semiHidden="0" w:name="annotation subject"/>
+    <w:lsdException w:unhideWhenUsed="0" w:uiPriority="0" w:semiHidden="0" w:name="Table Simple 1"/>
+    <w:lsdException w:unhideWhenUsed="0" w:uiPriority="0" w:semiHidden="0" w:name="Table Simple 2"/>
+    <w:lsdException w:unhideWhenUsed="0" w:uiPriority="0" w:semiHidden="0" w:name="Table Simple 3"/>
+    <w:lsdException w:unhideWhenUsed="0" w:uiPriority="0" w:semiHidden="0" w:name="Table Classic 1"/>
+    <w:lsdException w:unhideWhenUsed="0" w:uiPriority="0" w:semiHidden="0" w:name="Table Classic 2"/>
+    <w:lsdException w:unhideWhenUsed="0" w:uiPriority="0" w:semiHidden="0" w:name="Table Classic 3"/>
+    <w:lsdException w:unhideWhenUsed="0" w:uiPriority="0" w:semiHidden="0" w:name="Table Classic 4"/>
+    <w:lsdException w:unhideWhenUsed="0" w:uiPriority="0" w:semiHidden="0" w:name="Table Colorful 1"/>
+    <w:lsdException w:unhideWhenUsed="0" w:uiPriority="0" w:semiHidden="0" w:name="Table Colorful 2"/>
+    <w:lsdException w:unhideWhenUsed="0" w:uiPriority="0" w:semiHidden="0" w:name="Table Colorful 3"/>
+    <w:lsdException w:unhideWhenUsed="0" w:uiPriority="0" w:semiHidden="0" w:name="Table Columns 1"/>
+    <w:lsdException w:unhideWhenUsed="0" w:uiPriority="0" w:semiHidden="0" w:name="Table Columns 2"/>
+    <w:lsdException w:unhideWhenUsed="0" w:uiPriority="0" w:semiHidden="0" w:name="Table Columns 3"/>
+    <w:lsdException w:unhideWhenUsed="0" w:uiPriority="0" w:semiHidden="0" w:name="Table Columns 4"/>
+    <w:lsdException w:unhideWhenUsed="0" w:uiPriority="0" w:semiHidden="0" w:name="Table Columns 5"/>
+    <w:lsdException w:unhideWhenUsed="0" w:uiPriority="0" w:semiHidden="0" w:name="Table Grid 1"/>
+    <w:lsdException w:unhideWhenUsed="0" w:uiPriority="0" w:semiHidden="0" w:name="Table Grid 2"/>
+    <w:lsdException w:unhideWhenUsed="0" w:uiPriority="0" w:semiHidden="0" w:name="Table Grid 3"/>
+    <w:lsdException w:unhideWhenUsed="0" w:uiPriority="0" w:semiHidden="0" w:name="Table Grid 4"/>
+    <w:lsdException w:unhideWhenUsed="0" w:uiPriority="0" w:semiHidden="0" w:name="Table Grid 5"/>
+    <w:lsdException w:unhideWhenUsed="0" w:uiPriority="0" w:semiHidden="0" w:name="Table Grid 6"/>
+    <w:lsdException w:unhideWhenUsed="0" w:uiPriority="0" w:semiHidden="0" w:name="Table Grid 7"/>
+    <w:lsdException w:unhideWhenUsed="0" w:uiPriority="0" w:semiHidden="0" w:name="Table Grid 8"/>
+    <w:lsdException w:unhideWhenUsed="0" w:uiPriority="0" w:semiHidden="0" w:name="Table List 1"/>
+    <w:lsdException w:unhideWhenUsed="0" w:uiPriority="0" w:semiHidden="0" w:name="Table List 2"/>
+    <w:lsdException w:unhideWhenUsed="0" w:uiPriority="0" w:semiHidden="0" w:name="Table List 3"/>
+    <w:lsdException w:unhideWhenUsed="0" w:uiPriority="0" w:semiHidden="0" w:name="Table List 4"/>
+    <w:lsdException w:unhideWhenUsed="0" w:uiPriority="0" w:semiHidden="0" w:name="Table List 5"/>
+    <w:lsdException w:unhideWhenUsed="0" w:uiPriority="0" w:semiHidden="0" w:name="Table List 6"/>
+    <w:lsdException w:unhideWhenUsed="0" w:uiPriority="0" w:semiHidden="0" w:name="Table List 7"/>
+    <w:lsdException w:unhideWhenUsed="0" w:uiPriority="0" w:semiHidden="0" w:name="Table List 8"/>
+    <w:lsdException w:unhideWhenUsed="0" w:uiPriority="0" w:semiHidden="0" w:name="Table 3D effects 1"/>
+    <w:lsdException w:unhideWhenUsed="0" w:uiPriority="0" w:semiHidden="0" w:name="Table 3D effects 2"/>
+    <w:lsdException w:unhideWhenUsed="0" w:uiPriority="0" w:semiHidden="0" w:name="Table 3D effects 3"/>
+    <w:lsdException w:unhideWhenUsed="0" w:uiPriority="0" w:semiHidden="0" w:name="Table Contemporary"/>
+    <w:lsdException w:unhideWhenUsed="0" w:uiPriority="0" w:semiHidden="0" w:name="Table Elegant"/>
+    <w:lsdException w:unhideWhenUsed="0" w:uiPriority="0" w:semiHidden="0" w:name="Table Professional"/>
+    <w:lsdException w:unhideWhenUsed="0" w:uiPriority="0" w:semiHidden="0" w:name="Table Subtle 1"/>
+    <w:lsdException w:unhideWhenUsed="0" w:uiPriority="0" w:semiHidden="0" w:name="Table Subtle 2"/>
+    <w:lsdException w:unhideWhenUsed="0" w:uiPriority="0" w:semiHidden="0" w:name="Table Web 1"/>
+    <w:lsdException w:unhideWhenUsed="0" w:uiPriority="0" w:semiHidden="0" w:name="Table Web 2"/>
+    <w:lsdException w:unhideWhenUsed="0" w:uiPriority="0" w:semiHidden="0" w:name="Table Web 3"/>
+    <w:lsdException w:unhideWhenUsed="0" w:uiPriority="0" w:semiHidden="0" w:name="Balloon Text"/>
+    <w:lsdException w:qFormat="1" w:unhideWhenUsed="0" w:uiPriority="0" w:semiHidden="0" w:name="Table Grid"/>
+    <w:lsdException w:unhideWhenUsed="0" w:uiPriority="0" w:semiHidden="0" w:name="Table Theme"/>
+    <w:lsdException w:unhideWhenUsed="0" w:uiPriority="60" w:semiHidden="0" w:name="Light Shading"/>
+    <w:lsdException w:unhideWhenUsed="0" w:uiPriority="61" w:semiHidden="0" w:name="Light List"/>
+    <w:lsdException w:unhideWhenUsed="0" w:uiPriority="62" w:semiHidden="0" w:name="Light Grid"/>
+    <w:lsdException w:unhideWhenUsed="0" w:uiPriority="63" w:semiHidden="0" w:name="Medium Shading 1"/>
+    <w:lsdException w:unhideWhenUsed="0" w:uiPriority="64" w:semiHidden="0" w:name="Medium Shading 2"/>
+    <w:lsdException w:unhideWhenUsed="0" w:uiPriority="65" w:semiHidden="0" w:name="Medium List 1"/>
+    <w:lsdException w:unhideWhenUsed="0" w:uiPriority="66" w:semiHidden="0" w:name="Medium List 2"/>
+    <w:lsdException w:unhideWhenUsed="0" w:uiPriority="67" w:semiHidden="0" w:name="Medium Grid 1"/>
+    <w:lsdException w:unhideWhenUsed="0" w:uiPriority="68" w:semiHidden="0" w:name="Medium Grid 2"/>
+    <w:lsdException w:unhideWhenUsed="0" w:uiPriority="69" w:semiHidden="0" w:name="Medium Grid 3"/>
+    <w:lsdException w:unhideWhenUsed="0" w:uiPriority="70" w:semiHidden="0" w:name="Dark List"/>
+    <w:lsdException w:unhideWhenUsed="0" w:uiPriority="71" w:semiHidden="0" w:name="Colorful Shading"/>
+    <w:lsdException w:unhideWhenUsed="0" w:uiPriority="72" w:semiHidden="0" w:name="Colorful List"/>
+    <w:lsdException w:unhideWhenUsed="0" w:uiPriority="73" w:semiHidden="0" w:name="Colorful Grid"/>
+    <w:lsdException w:unhideWhenUsed="0" w:uiPriority="60" w:semiHidden="0" w:name="Light Shading Accent 1"/>
+    <w:lsdException w:unhideWhenUsed="0" w:uiPriority="61" w:semiHidden="0" w:name="Light List Accent 1"/>
+    <w:lsdException w:unhideWhenUsed="0" w:uiPriority="62" w:semiHidden="0" w:name="Light Grid Accent 1"/>
+    <w:lsdException w:unhideWhenUsed="0" w:uiPriority="63" w:semiHidden="0" w:name="Medium Shading 1 Accent 1"/>
+    <w:lsdException w:unhideWhenUsed="0" w:uiPriority="64" w:semiHidden="0" w:name="Medium Shading 2 Accent 1"/>
+    <w:lsdException w:unhideWhenUsed="0" w:uiPriority="65" w:semiHidden="0" w:name="Medium List 1 Accent 1"/>
+    <w:lsdException w:unhideWhenUsed="0" w:uiPriority="66" w:semiHidden="0" w:name="Medium List 2 Accent 1"/>
+    <w:lsdException w:unhideWhenUsed="0" w:uiPriority="67" w:semiHidden="0" w:name="Medium Grid 1 Accent 1"/>
+    <w:lsdException w:unhideWhenUsed="0" w:uiPriority="68" w:semiHidden="0" w:name="Medium Grid 2 Accent 1"/>
+    <w:lsdException w:unhideWhenUsed="0" w:uiPriority="69" w:semiHidden="0" w:name="Medium Grid 3 Accent 1"/>
+    <w:lsdException w:unhideWhenUsed="0" w:uiPriority="70" w:semiHidden="0" w:name="Dark List Accent 1"/>
+    <w:lsdException w:unhideWhenUsed="0" w:uiPriority="71" w:semiHidden="0" w:name="Colorful Shading Accent 1"/>
+    <w:lsdException w:unhideWhenUsed="0" w:uiPriority="72" w:semiHidden="0" w:name="Colorful List Accent 1"/>
+    <w:lsdException w:unhideWhenUsed="0" w:uiPriority="73" w:semiHidden="0" w:name="Colorful Grid Accent 1"/>
+    <w:lsdException w:unhideWhenUsed="0" w:uiPriority="60" w:semiHidden="0" w:name="Light Shading Accent 2"/>
+    <w:lsdException w:unhideWhenUsed="0" w:uiPriority="61" w:semiHidden="0" w:name="Light List Accent 2"/>
+    <w:lsdException w:unhideWhenUsed="0" w:uiPriority="62" w:semiHidden="0" w:name="Light Grid Accent 2"/>
+    <w:lsdException w:unhideWhenUsed="0" w:uiPriority="63" w:semiHidden="0" w:name="Medium Shading 1 Accent 2"/>
+    <w:lsdException w:unhideWhenUsed="0" w:uiPriority="64" w:semiHidden="0" w:name="Medium Shading 2 Accent 2"/>
+    <w:lsdException w:unhideWhenUsed="0" w:uiPriority="65" w:semiHidden="0" w:name="Medium List 1 Accent 2"/>
+    <w:lsdException w:unhideWhenUsed="0" w:uiPriority="66" w:semiHidden="0" w:name="Medium List 2 Accent 2"/>
+    <w:lsdException w:unhideWhenUsed="0" w:uiPriority="67" w:semiHidden="0" w:name="Medium Grid 1 Accent 2"/>
+    <w:lsdException w:unhideWhenUsed="0" w:uiPriority="68" w:semiHidden="0" w:name="Medium Grid 2 Accent 2"/>
+    <w:lsdException w:unhideWhenUsed="0" w:uiPriority="69" w:semiHidden="0" w:name="Medium Grid 3 Accent 2"/>
+    <w:lsdException w:unhideWhenUsed="0" w:uiPriority="70" w:semiHidden="0" w:name="Dark List Accent 2"/>
+    <w:lsdException w:unhideWhenUsed="0" w:uiPriority="71" w:semiHidden="0" w:name="Colorful Shading Accent 2"/>
+    <w:lsdException w:unhideWhenUsed="0" w:uiPriority="72" w:semiHidden="0" w:name="Colorful List Accent 2"/>
+    <w:lsdException w:unhideWhenUsed="0" w:uiPriority="73" w:semiHidden="0" w:name="Colorful Grid Accent 2"/>
+    <w:lsdException w:unhideWhenUsed="0" w:uiPriority="60" w:semiHidden="0" w:name="Light Shading Accent 3"/>
+    <w:lsdException w:unhideWhenUsed="0" w:uiPriority="61" w:semiHidden="0" w:name="Light List Accent 3"/>
+    <w:lsdException w:unhideWhenUsed="0" w:uiPriority="62" w:semiHidden="0" w:name="Light Grid Accent 3"/>
+    <w:lsdException w:unhideWhenUsed="0" w:uiPriority="63" w:semiHidden="0" w:name="Medium Shading 1 Accent 3"/>
+    <w:lsdException w:unhideWhenUsed="0" w:uiPriority="64" w:semiHidden="0" w:name="Medium Shading 2 Accent 3"/>
+    <w:lsdException w:unhideWhenUsed="0" w:uiPriority="65" w:semiHidden="0" w:name="Medium List 1 Accent 3"/>
+    <w:lsdException w:unhideWhenUsed="0" w:uiPriority="66" w:semiHidden="0" w:name="Medium List 2 Accent 3"/>
+    <w:lsdException w:unhideWhenUsed="0" w:uiPriority="67" w:semiHidden="0" w:name="Medium Grid 1 Accent 3"/>
+    <w:lsdException w:unhideWhenUsed="0" w:uiPriority="68" w:semiHidden="0" w:name="Medium Grid 2 Accent 3"/>
+    <w:lsdException w:unhideWhenUsed="0" w:uiPriority="69" w:semiHidden="0" w:name="Medium Grid 3 Accent 3"/>
+    <w:lsdException w:unhideWhenUsed="0" w:uiPriority="70" w:semiHidden="0" w:name="Dark List Accent 3"/>
+    <w:lsdException w:unhideWhenUsed="0" w:uiPriority="71" w:semiHidden="0" w:name="Colorful Shading Accent 3"/>
+    <w:lsdException w:unhideWhenUsed="0" w:uiPriority="72" w:semiHidden="0" w:name="Colorful List Accent 3"/>
+    <w:lsdException w:unhideWhenUsed="0" w:uiPriority="73" w:semiHidden="0" w:name="Colorful Grid Accent 3"/>
+    <w:lsdException w:unhideWhenUsed="0" w:uiPriority="60" w:semiHidden="0" w:name="Light Shading Accent 4"/>
+    <w:lsdException w:unhideWhenUsed="0" w:uiPriority="61" w:semiHidden="0" w:name="Light List Accent 4"/>
+    <w:lsdException w:unhideWhenUsed="0" w:uiPriority="62" w:semiHidden="0" w:name="Light Grid Accent 4"/>
+    <w:lsdException w:unhideWhenUsed="0" w:uiPriority="63" w:semiHidden="0" w:name="Medium Shading 1 Accent 4"/>
+    <w:lsdException w:unhideWhenUsed="0" w:uiPriority="64" w:semiHidden="0" w:name="Medium Shading 2 Accent 4"/>
+    <w:lsdException w:unhideWhenUsed="0" w:uiPriority="65" w:semiHidden="0" w:name="Medium List 1 Accent 4"/>
+    <w:lsdException w:unhideWhenUsed="0" w:uiPriority="66" w:semiHidden="0" w:name="Medium List 2 Accent 4"/>
+    <w:lsdException w:unhideWhenUsed="0" w:uiPriority="67" w:semiHidden="0" w:name="Medium Grid 1 Accent 4"/>
+    <w:lsdException w:unhideWhenUsed="0" w:uiPriority="68" w:semiHidden="0" w:name="Medium Grid 2 Accent 4"/>
+    <w:lsdException w:unhideWhenUsed="0" w:uiPriority="69" w:semiHidden="0" w:name="Medium Grid 3 Accent 4"/>
+    <w:lsdException w:unhideWhenUsed="0" w:uiPriority="70" w:semiHidden="0" w:name="Dark List Accent 4"/>
+    <w:lsdException w:unhideWhenUsed="0" w:uiPriority="71" w:semiHidden="0" w:name="Colorful Shading Accent 4"/>
+    <w:lsdException w:unhideWhenUsed="0" w:uiPriority="72" w:semiHidden="0" w:name="Colorful List Accent 4"/>
+    <w:lsdException w:unhideWhenUsed="0" w:uiPriority="73" w:semiHidden="0" w:name="Colorful Grid Accent 4"/>
+    <w:lsdException w:unhideWhenUsed="0" w:uiPriority="60" w:semiHidden="0" w:name="Light Shading Accent 5"/>
+    <w:lsdException w:unhideWhenUsed="0" w:uiPriority="61" w:semiHidden="0" w:name="Light List Accent 5"/>
+    <w:lsdException w:unhideWhenUsed="0" w:uiPriority="62" w:semiHidden="0" w:name="Light Grid Accent 5"/>
+    <w:lsdException w:unhideWhenUsed="0" w:uiPriority="63" w:semiHidden="0" w:name="Medium Shading 1 Accent 5"/>
+    <w:lsdException w:unhideWhenUsed="0" w:uiPriority="64" w:semiHidden="0" w:name="Medium Shading 2 Accent 5"/>
+    <w:lsdException w:unhideWhenUsed="0" w:uiPriority="65" w:semiHidden="0" w:name="Medium List 1 Accent 5"/>
+    <w:lsdException w:unhideWhenUsed="0" w:uiPriority="66" w:semiHidden="0" w:name="Medium List 2 Accent 5"/>
+    <w:lsdException w:unhideWhenUsed="0" w:uiPriority="67" w:semiHidden="0" w:name="Medium Grid 1 Accent 5"/>
+    <w:lsdException w:unhideWhenUsed="0" w:uiPriority="68" w:semiHidden="0" w:name="Medium Grid 2 Accent 5"/>
+    <w:lsdException w:unhideWhenUsed="0" w:uiPriority="69" w:semiHidden="0" w:name="Medium Grid 3 Accent 5"/>
+    <w:lsdException w:unhideWhenUsed="0" w:uiPriority="70" w:semiHidden="0" w:name="Dark List Accent 5"/>
+    <w:lsdException w:unhideWhenUsed="0" w:uiPriority="71" w:semiHidden="0" w:name="Colorful Shading Accent 5"/>
+    <w:lsdException w:unhideWhenUsed="0" w:uiPriority="72" w:semiHidden="0" w:name="Colorful List Accent 5"/>
+    <w:lsdException w:unhideWhenUsed="0" w:uiPriority="73" w:semiHidden="0" w:name="Colorful Grid Accent 5"/>
+    <w:lsdException w:unhideWhenUsed="0" w:uiPriority="60" w:semiHidden="0" w:name="Light Shading Accent 6"/>
+    <w:lsdException w:unhideWhenUsed="0" w:uiPriority="61" w:semiHidden="0" w:name="Light List Accent 6"/>
+    <w:lsdException w:unhideWhenUsed="0" w:uiPriority="62" w:semiHidden="0" w:name="Light Grid Accent 6"/>
+    <w:lsdException w:unhideWhenUsed="0" w:uiPriority="63" w:semiHidden="0" w:name="Medium Shading 1 Accent 6"/>
+    <w:lsdException w:unhideWhenUsed="0" w:uiPriority="64" w:semiHidden="0" w:name="Medium Shading 2 Accent 6"/>
+    <w:lsdException w:unhideWhenUsed="0" w:uiPriority="65" w:semiHidden="0" w:name="Medium List 1 Accent 6"/>
+    <w:lsdException w:unhideWhenUsed="0" w:uiPriority="66" w:semiHidden="0" w:name="Medium List 2 Accent 6"/>
+    <w:lsdException w:unhideWhenUsed="0" w:uiPriority="67" w:semiHidden="0" w:name="Medium Grid 1 Accent 6"/>
+    <w:lsdException w:unhideWhenUsed="0" w:uiPriority="68" w:semiHidden="0" w:name="Medium Grid 2 Accent 6"/>
+    <w:lsdException w:unhideWhenUsed="0" w:uiPriority="69" w:semiHidden="0" w:name="Medium Grid 3 Accent 6"/>
+    <w:lsdException w:unhideWhenUsed="0" w:uiPriority="70" w:semiHidden="0" w:name="Dark List Accent 6"/>
+    <w:lsdException w:unhideWhenUsed="0" w:uiPriority="71" w:semiHidden="0" w:name="Colorful Shading Accent 6"/>
+    <w:lsdException w:unhideWhenUsed="0" w:uiPriority="72" w:semiHidden="0" w:name="Colorful List Accent 6"/>
+    <w:lsdException w:unhideWhenUsed="0" w:uiPriority="73" w:semiHidden="0" w:name="Colorful Grid Accent 6"/>
   </w:latentStyles>
-  <w:style w:type="paragraph" w:default="1" w:styleId="Normal">
+  <w:style w:type="paragraph" w:default="1" w:styleId="1">
     <w:name w:val="Normal"/>
     <w:qFormat/>
+    <w:uiPriority w:val="0"/>
     <w:pPr>
       <w:kinsoku w:val="0"/>
       <w:autoSpaceDE w:val="0"/>
@@ -5410,7 +6017,7 @@
       <w:textAlignment w:val="baseline"/>
     </w:pPr>
     <w:rPr>
-      <w:rFonts w:ascii="Arial" w:eastAsia="宋体" w:hAnsi="Arial" w:cs="Arial"/>
+      <w:rFonts w:ascii="Arial" w:hAnsi="Arial" w:eastAsia="宋体" w:cs="Arial"/>
       <w:snapToGrid w:val="0"/>
       <w:color w:val="000000"/>
       <w:kern w:val="0"/>
@@ -5419,11 +6026,12 @@
       <w:lang w:val="en-US" w:eastAsia="en-US" w:bidi="ar-SA"/>
     </w:rPr>
   </w:style>
-  <w:style w:type="paragraph" w:styleId="Heading1">
+  <w:style w:type="paragraph" w:styleId="2">
     <w:name w:val="heading 1"/>
-    <w:basedOn w:val="Normal"/>
-    <w:next w:val="Normal"/>
+    <w:basedOn w:val="1"/>
+    <w:next w:val="1"/>
     <w:qFormat/>
+    <w:uiPriority w:val="0"/>
     <w:pPr>
       <w:keepNext/>
       <w:keepLines/>
@@ -5441,12 +6049,13 @@
       <w:sz w:val="44"/>
     </w:rPr>
   </w:style>
-  <w:style w:type="paragraph" w:styleId="Heading2">
+  <w:style w:type="paragraph" w:styleId="3">
     <w:name w:val="heading 2"/>
-    <w:basedOn w:val="Normal"/>
-    <w:next w:val="Normal"/>
+    <w:basedOn w:val="1"/>
+    <w:next w:val="1"/>
     <w:unhideWhenUsed/>
     <w:qFormat/>
+    <w:uiPriority w:val="0"/>
     <w:pPr>
       <w:keepNext/>
       <w:keepLines/>
@@ -5459,18 +6068,19 @@
       <w:outlineLvl w:val="1"/>
     </w:pPr>
     <w:rPr>
-      <w:rFonts w:ascii="Arial" w:eastAsia="黑体" w:hAnsi="Arial"/>
+      <w:rFonts w:ascii="Arial" w:hAnsi="Arial" w:eastAsia="黑体"/>
       <w:b/>
       <w:sz w:val="32"/>
     </w:rPr>
   </w:style>
-  <w:style w:type="paragraph" w:styleId="Heading3">
+  <w:style w:type="paragraph" w:styleId="4">
     <w:name w:val="heading 3"/>
-    <w:basedOn w:val="Normal"/>
-    <w:next w:val="Normal"/>
+    <w:basedOn w:val="1"/>
+    <w:next w:val="1"/>
     <w:semiHidden/>
     <w:unhideWhenUsed/>
     <w:qFormat/>
+    <w:uiPriority w:val="0"/>
     <w:pPr>
       <w:keepNext/>
       <w:keepLines/>
@@ -5487,12 +6097,13 @@
       <w:sz w:val="32"/>
     </w:rPr>
   </w:style>
-  <w:style w:type="paragraph" w:styleId="Heading4">
+  <w:style w:type="paragraph" w:styleId="5">
     <w:name w:val="heading 4"/>
-    <w:basedOn w:val="Normal"/>
-    <w:next w:val="Normal"/>
+    <w:basedOn w:val="1"/>
+    <w:next w:val="1"/>
     <w:unhideWhenUsed/>
     <w:qFormat/>
+    <w:uiPriority w:val="0"/>
     <w:pPr>
       <w:keepNext/>
       <w:keepLines/>
@@ -5505,18 +6116,19 @@
       <w:outlineLvl w:val="3"/>
     </w:pPr>
     <w:rPr>
-      <w:rFonts w:ascii="Arial" w:eastAsia="黑体" w:hAnsi="Arial"/>
+      <w:rFonts w:ascii="Arial" w:hAnsi="Arial" w:eastAsia="黑体"/>
       <w:b/>
       <w:sz w:val="28"/>
     </w:rPr>
   </w:style>
-  <w:style w:type="paragraph" w:styleId="Heading5">
+  <w:style w:type="paragraph" w:styleId="6">
     <w:name w:val="heading 5"/>
-    <w:basedOn w:val="Normal"/>
-    <w:next w:val="Normal"/>
+    <w:basedOn w:val="1"/>
+    <w:next w:val="1"/>
     <w:semiHidden/>
     <w:unhideWhenUsed/>
     <w:qFormat/>
+    <w:uiPriority w:val="0"/>
     <w:pPr>
       <w:keepNext/>
       <w:keepLines/>
@@ -5533,13 +6145,14 @@
       <w:sz w:val="28"/>
     </w:rPr>
   </w:style>
-  <w:style w:type="paragraph" w:styleId="Heading6">
+  <w:style w:type="paragraph" w:styleId="7">
     <w:name w:val="heading 6"/>
-    <w:basedOn w:val="Normal"/>
-    <w:next w:val="Normal"/>
+    <w:basedOn w:val="1"/>
+    <w:next w:val="1"/>
     <w:semiHidden/>
     <w:unhideWhenUsed/>
     <w:qFormat/>
+    <w:uiPriority w:val="0"/>
     <w:pPr>
       <w:keepNext/>
       <w:keepLines/>
@@ -5552,18 +6165,19 @@
       <w:outlineLvl w:val="5"/>
     </w:pPr>
     <w:rPr>
-      <w:rFonts w:ascii="Arial" w:eastAsia="黑体" w:hAnsi="Arial"/>
+      <w:rFonts w:ascii="Arial" w:hAnsi="Arial" w:eastAsia="黑体"/>
       <w:b/>
       <w:sz w:val="24"/>
     </w:rPr>
   </w:style>
-  <w:style w:type="paragraph" w:styleId="Heading7">
+  <w:style w:type="paragraph" w:styleId="8">
     <w:name w:val="heading 7"/>
-    <w:basedOn w:val="Normal"/>
-    <w:next w:val="Normal"/>
+    <w:basedOn w:val="1"/>
+    <w:next w:val="1"/>
     <w:semiHidden/>
     <w:unhideWhenUsed/>
     <w:qFormat/>
+    <w:uiPriority w:val="0"/>
     <w:pPr>
       <w:keepNext/>
       <w:keepLines/>
@@ -5580,13 +6194,14 @@
       <w:sz w:val="24"/>
     </w:rPr>
   </w:style>
-  <w:style w:type="paragraph" w:styleId="Heading8">
+  <w:style w:type="paragraph" w:styleId="9">
     <w:name w:val="heading 8"/>
-    <w:basedOn w:val="Normal"/>
-    <w:next w:val="Normal"/>
+    <w:basedOn w:val="1"/>
+    <w:next w:val="1"/>
     <w:semiHidden/>
     <w:unhideWhenUsed/>
     <w:qFormat/>
+    <w:uiPriority w:val="0"/>
     <w:pPr>
       <w:keepNext/>
       <w:keepLines/>
@@ -5599,17 +6214,18 @@
       <w:outlineLvl w:val="7"/>
     </w:pPr>
     <w:rPr>
-      <w:rFonts w:ascii="Arial" w:eastAsia="黑体" w:hAnsi="Arial"/>
+      <w:rFonts w:ascii="Arial" w:hAnsi="Arial" w:eastAsia="黑体"/>
       <w:sz w:val="24"/>
     </w:rPr>
   </w:style>
-  <w:style w:type="paragraph" w:styleId="Heading9">
+  <w:style w:type="paragraph" w:styleId="10">
     <w:name w:val="heading 9"/>
-    <w:basedOn w:val="Normal"/>
-    <w:next w:val="Normal"/>
+    <w:basedOn w:val="1"/>
+    <w:next w:val="1"/>
     <w:semiHidden/>
     <w:unhideWhenUsed/>
     <w:qFormat/>
+    <w:uiPriority w:val="0"/>
     <w:pPr>
       <w:keepNext/>
       <w:keepLines/>
@@ -5622,19 +6238,21 @@
       <w:outlineLvl w:val="8"/>
     </w:pPr>
     <w:rPr>
-      <w:rFonts w:ascii="Arial" w:eastAsia="黑体" w:hAnsi="Arial"/>
+      <w:rFonts w:ascii="Arial" w:hAnsi="Arial" w:eastAsia="黑体"/>
       <w:sz w:val="21"/>
     </w:rPr>
   </w:style>
-  <w:style w:type="character" w:default="1" w:styleId="DefaultParagraphFont">
+  <w:style w:type="character" w:default="1" w:styleId="22">
     <w:name w:val="Default Paragraph Font"/>
     <w:semiHidden/>
     <w:qFormat/>
+    <w:uiPriority w:val="0"/>
   </w:style>
-  <w:style w:type="table" w:default="1" w:styleId="TableNormal">
+  <w:style w:type="table" w:default="1" w:styleId="20">
     <w:name w:val="Normal Table"/>
     <w:semiHidden/>
     <w:qFormat/>
+    <w:uiPriority w:val="0"/>
     <w:tblPr>
       <w:tblCellMar>
         <w:top w:w="0" w:type="dxa"/>
@@ -5644,39 +6262,43 @@
       </w:tblCellMar>
     </w:tblPr>
   </w:style>
-  <w:style w:type="paragraph" w:styleId="CommentText">
+  <w:style w:type="paragraph" w:styleId="11">
     <w:name w:val="annotation text"/>
-    <w:basedOn w:val="Normal"/>
+    <w:basedOn w:val="1"/>
     <w:qFormat/>
+    <w:uiPriority w:val="0"/>
     <w:pPr>
       <w:jc w:val="left"/>
     </w:pPr>
   </w:style>
-  <w:style w:type="paragraph" w:styleId="BodyText">
+  <w:style w:type="paragraph" w:styleId="12">
     <w:name w:val="Body Text"/>
-    <w:basedOn w:val="Normal"/>
+    <w:basedOn w:val="1"/>
     <w:semiHidden/>
     <w:qFormat/>
+    <w:uiPriority w:val="0"/>
     <w:rPr>
-      <w:rFonts w:ascii="Arial" w:eastAsia="Arial" w:hAnsi="Arial" w:cs="Arial"/>
+      <w:rFonts w:ascii="Arial" w:hAnsi="Arial" w:eastAsia="Arial" w:cs="Arial"/>
       <w:sz w:val="21"/>
       <w:szCs w:val="21"/>
       <w:lang w:val="en-US" w:eastAsia="en-US" w:bidi="ar-SA"/>
     </w:rPr>
   </w:style>
-  <w:style w:type="paragraph" w:styleId="TOC3">
+  <w:style w:type="paragraph" w:styleId="13">
     <w:name w:val="toc 3"/>
-    <w:basedOn w:val="Normal"/>
-    <w:next w:val="Normal"/>
+    <w:basedOn w:val="1"/>
+    <w:next w:val="1"/>
     <w:qFormat/>
+    <w:uiPriority w:val="0"/>
     <w:pPr>
       <w:ind w:left="840" w:leftChars="400"/>
     </w:pPr>
   </w:style>
-  <w:style w:type="paragraph" w:styleId="Footer">
+  <w:style w:type="paragraph" w:styleId="14">
     <w:name w:val="footer"/>
-    <w:basedOn w:val="Normal"/>
+    <w:basedOn w:val="1"/>
     <w:qFormat/>
+    <w:uiPriority w:val="0"/>
     <w:pPr>
       <w:tabs>
         <w:tab w:val="center" w:pos="4153"/>
@@ -5689,16 +6311,17 @@
       <w:sz w:val="18"/>
     </w:rPr>
   </w:style>
-  <w:style w:type="paragraph" w:styleId="Header">
+  <w:style w:type="paragraph" w:styleId="15">
     <w:name w:val="header"/>
-    <w:basedOn w:val="Normal"/>
+    <w:basedOn w:val="1"/>
     <w:qFormat/>
+    <w:uiPriority w:val="0"/>
     <w:pPr>
       <w:pBdr>
-        <w:top w:val="nil"/>
-        <w:left w:val="nil"/>
-        <w:bottom w:val="nil"/>
-        <w:right w:val="nil"/>
+        <w:top w:val="none" w:color="auto" w:sz="0" w:space="0"/>
+        <w:left w:val="none" w:color="auto" w:sz="0" w:space="0"/>
+        <w:bottom w:val="none" w:color="auto" w:sz="0" w:space="0"/>
+        <w:right w:val="none" w:color="auto" w:sz="0" w:space="0"/>
       </w:pBdr>
       <w:tabs>
         <w:tab w:val="center" w:pos="4153"/>
@@ -5713,37 +6336,41 @@
       <w:sz w:val="18"/>
     </w:rPr>
   </w:style>
-  <w:style w:type="paragraph" w:styleId="TOC1">
+  <w:style w:type="paragraph" w:styleId="16">
     <w:name w:val="toc 1"/>
-    <w:basedOn w:val="Normal"/>
-    <w:next w:val="Normal"/>
+    <w:basedOn w:val="1"/>
+    <w:next w:val="1"/>
     <w:qFormat/>
+    <w:uiPriority w:val="0"/>
     <w:rPr>
-      <w:rFonts w:ascii="Arial" w:eastAsia="Microsoft JhengHei" w:hAnsi="Arial"/>
+      <w:rFonts w:ascii="Arial" w:hAnsi="Arial" w:eastAsia="Microsoft JhengHei"/>
       <w:sz w:val="24"/>
     </w:rPr>
   </w:style>
-  <w:style w:type="paragraph" w:styleId="TOC2">
+  <w:style w:type="paragraph" w:styleId="17">
     <w:name w:val="toc 2"/>
-    <w:basedOn w:val="Normal"/>
-    <w:next w:val="Normal"/>
+    <w:basedOn w:val="1"/>
+    <w:next w:val="1"/>
     <w:qFormat/>
+    <w:uiPriority w:val="0"/>
     <w:pPr>
       <w:ind w:left="420" w:leftChars="200"/>
     </w:pPr>
   </w:style>
-  <w:style w:type="paragraph" w:styleId="NormalWeb">
+  <w:style w:type="paragraph" w:styleId="18">
     <w:name w:val="Normal (Web)"/>
-    <w:basedOn w:val="Normal"/>
+    <w:basedOn w:val="1"/>
     <w:qFormat/>
+    <w:uiPriority w:val="0"/>
     <w:rPr>
       <w:sz w:val="24"/>
     </w:rPr>
   </w:style>
-  <w:style w:type="paragraph" w:styleId="Title">
+  <w:style w:type="paragraph" w:styleId="19">
     <w:name w:val="Title"/>
-    <w:basedOn w:val="Normal"/>
+    <w:basedOn w:val="1"/>
     <w:qFormat/>
+    <w:uiPriority w:val="0"/>
     <w:pPr>
       <w:spacing w:before="240" w:beforeLines="0" w:beforeAutospacing="0" w:after="60" w:afterLines="0" w:afterAutospacing="0"/>
       <w:jc w:val="center"/>
@@ -5755,68 +6382,73 @@
       <w:sz w:val="32"/>
     </w:rPr>
   </w:style>
-  <w:style w:type="table" w:styleId="TableGrid">
+  <w:style w:type="table" w:styleId="21">
     <w:name w:val="Table Grid"/>
-    <w:basedOn w:val="TableNormal"/>
+    <w:basedOn w:val="20"/>
     <w:qFormat/>
+    <w:uiPriority w:val="0"/>
     <w:pPr>
       <w:widowControl w:val="0"/>
       <w:jc w:val="both"/>
     </w:pPr>
     <w:tblPr>
       <w:tblBorders>
-        <w:top w:val="single" w:sz="4" w:space="0" w:color="auto"/>
-        <w:left w:val="single" w:sz="4" w:space="0" w:color="auto"/>
-        <w:bottom w:val="single" w:sz="4" w:space="0" w:color="auto"/>
-        <w:right w:val="single" w:sz="4" w:space="0" w:color="auto"/>
-        <w:insideH w:val="single" w:sz="4" w:space="0" w:color="auto"/>
-        <w:insideV w:val="single" w:sz="4" w:space="0" w:color="auto"/>
+        <w:top w:val="single" w:color="auto" w:sz="4" w:space="0"/>
+        <w:left w:val="single" w:color="auto" w:sz="4" w:space="0"/>
+        <w:bottom w:val="single" w:color="auto" w:sz="4" w:space="0"/>
+        <w:right w:val="single" w:color="auto" w:sz="4" w:space="0"/>
+        <w:insideH w:val="single" w:color="auto" w:sz="4" w:space="0"/>
+        <w:insideV w:val="single" w:color="auto" w:sz="4" w:space="0"/>
       </w:tblBorders>
     </w:tblPr>
   </w:style>
-  <w:style w:type="character" w:styleId="Strong">
+  <w:style w:type="character" w:styleId="23">
     <w:name w:val="Strong"/>
-    <w:basedOn w:val="DefaultParagraphFont"/>
+    <w:basedOn w:val="22"/>
     <w:qFormat/>
+    <w:uiPriority w:val="0"/>
     <w:rPr>
       <w:b/>
     </w:rPr>
   </w:style>
-  <w:style w:type="paragraph" w:customStyle="1" w:styleId="a">
+  <w:style w:type="paragraph" w:customStyle="1" w:styleId="24">
     <w:name w:val="柴_公司名"/>
-    <w:basedOn w:val="Title"/>
+    <w:basedOn w:val="19"/>
     <w:qFormat/>
+    <w:uiPriority w:val="0"/>
     <w:pPr>
       <w:spacing w:after="600" w:afterLines="600"/>
     </w:pPr>
     <w:rPr>
-      <w:rFonts w:ascii="宋体" w:eastAsia="宋体" w:hAnsi="宋体" w:cs="宋体" w:hint="eastAsia"/>
+      <w:rFonts w:hint="eastAsia" w:ascii="宋体" w:hAnsi="宋体" w:eastAsia="宋体" w:cs="宋体"/>
       <w:bCs/>
       <w:spacing w:val="-6"/>
       <w:sz w:val="52"/>
       <w:szCs w:val="52"/>
     </w:rPr>
   </w:style>
-  <w:style w:type="paragraph" w:customStyle="1" w:styleId="a0">
+  <w:style w:type="paragraph" w:customStyle="1" w:styleId="25">
     <w:name w:val="柴_文档名"/>
-    <w:basedOn w:val="Title"/>
+    <w:basedOn w:val="19"/>
     <w:qFormat/>
+    <w:uiPriority w:val="0"/>
     <w:pPr>
       <w:spacing w:after="900" w:afterLines="900"/>
     </w:pPr>
     <w:rPr>
-      <w:rFonts w:ascii="黑体" w:eastAsia="黑体" w:hAnsi="黑体" w:cs="黑体"/>
+      <w:rFonts w:ascii="黑体" w:hAnsi="黑体" w:eastAsia="黑体" w:cs="黑体"/>
       <w:bCs/>
       <w:spacing w:val="-7"/>
       <w:sz w:val="52"/>
       <w:szCs w:val="52"/>
     </w:rPr>
   </w:style>
-  <w:style w:type="table" w:customStyle="1" w:styleId="TableNormal0">
+  <w:style w:type="table" w:customStyle="1" w:styleId="26">
     <w:name w:val="Table Normal_0"/>
     <w:semiHidden/>
     <w:unhideWhenUsed/>
     <w:qFormat/>
+    <w:uiPriority w:val="0"/>
     <w:tblPr>
       <w:tblCellMar>
         <w:top w:w="0" w:type="dxa"/>
@@ -5826,82 +6458,88 @@
       </w:tblCellMar>
     </w:tblPr>
   </w:style>
-  <w:style w:type="paragraph" w:customStyle="1" w:styleId="TableText">
+  <w:style w:type="paragraph" w:customStyle="1" w:styleId="27">
     <w:name w:val="Table Text"/>
-    <w:basedOn w:val="Normal"/>
+    <w:basedOn w:val="1"/>
     <w:semiHidden/>
     <w:qFormat/>
+    <w:uiPriority w:val="0"/>
     <w:rPr>
-      <w:rFonts w:ascii="宋体" w:eastAsia="宋体" w:hAnsi="宋体" w:cs="宋体"/>
+      <w:rFonts w:ascii="宋体" w:hAnsi="宋体" w:eastAsia="宋体" w:cs="宋体"/>
       <w:sz w:val="21"/>
       <w:szCs w:val="21"/>
       <w:lang w:val="en-US" w:eastAsia="en-US" w:bidi="ar-SA"/>
     </w:rPr>
   </w:style>
-  <w:style w:type="paragraph" w:customStyle="1" w:styleId="1">
+  <w:style w:type="paragraph" w:customStyle="1" w:styleId="28">
     <w:name w:val="柴_标题1"/>
-    <w:basedOn w:val="Heading1"/>
-    <w:next w:val="a1"/>
-    <w:link w:val="1Char"/>
+    <w:basedOn w:val="2"/>
+    <w:next w:val="29"/>
+    <w:link w:val="38"/>
     <w:qFormat/>
+    <w:uiPriority w:val="0"/>
     <w:pPr>
       <w:spacing w:before="100" w:after="90" w:line="360" w:lineRule="auto"/>
     </w:pPr>
     <w:rPr>
-      <w:rFonts w:ascii="Arial" w:eastAsia="宋体" w:hAnsi="Arial"/>
+      <w:rFonts w:ascii="Arial" w:hAnsi="Arial" w:eastAsia="宋体"/>
       <w:sz w:val="32"/>
     </w:rPr>
   </w:style>
-  <w:style w:type="paragraph" w:customStyle="1" w:styleId="a1">
+  <w:style w:type="paragraph" w:customStyle="1" w:styleId="29">
     <w:name w:val="柴_正文"/>
-    <w:basedOn w:val="BodyText"/>
-    <w:link w:val="Char"/>
+    <w:basedOn w:val="12"/>
+    <w:link w:val="42"/>
     <w:qFormat/>
+    <w:uiPriority w:val="0"/>
     <w:pPr>
       <w:spacing w:line="360" w:lineRule="auto"/>
       <w:ind w:firstLine="470" w:firstLineChars="200"/>
     </w:pPr>
     <w:rPr>
-      <w:rFonts w:ascii="Arial" w:eastAsia="宋体" w:hAnsi="Arial"/>
+      <w:rFonts w:ascii="Arial" w:hAnsi="Arial" w:eastAsia="宋体"/>
       <w:sz w:val="24"/>
       <w:lang w:eastAsia="zh-CN"/>
     </w:rPr>
   </w:style>
-  <w:style w:type="paragraph" w:customStyle="1" w:styleId="2">
+  <w:style w:type="paragraph" w:customStyle="1" w:styleId="30">
     <w:name w:val="柴_标题2"/>
-    <w:basedOn w:val="Heading2"/>
-    <w:next w:val="a1"/>
+    <w:basedOn w:val="3"/>
+    <w:next w:val="29"/>
     <w:qFormat/>
+    <w:uiPriority w:val="0"/>
     <w:pPr>
       <w:spacing w:line="360" w:lineRule="auto"/>
     </w:pPr>
     <w:rPr>
-      <w:rFonts w:ascii="Arial" w:eastAsia="宋体" w:hAnsi="Arial"/>
+      <w:rFonts w:ascii="Arial" w:hAnsi="Arial" w:eastAsia="宋体"/>
       <w:sz w:val="28"/>
     </w:rPr>
   </w:style>
-  <w:style w:type="paragraph" w:customStyle="1" w:styleId="3">
+  <w:style w:type="paragraph" w:customStyle="1" w:styleId="31">
     <w:name w:val="柴_标题3"/>
-    <w:basedOn w:val="Heading3"/>
-    <w:next w:val="a1"/>
-    <w:link w:val="3Char"/>
+    <w:basedOn w:val="4"/>
+    <w:next w:val="29"/>
+    <w:link w:val="39"/>
     <w:qFormat/>
+    <w:uiPriority w:val="0"/>
     <w:pPr>
       <w:spacing w:line="360" w:lineRule="auto"/>
       <w:ind w:left="0" w:firstLine="472" w:firstLineChars="200"/>
     </w:pPr>
     <w:rPr>
-      <w:rFonts w:ascii="宋体" w:eastAsia="宋体" w:hAnsi="宋体" w:cs="宋体"/>
+      <w:rFonts w:ascii="宋体" w:hAnsi="宋体" w:eastAsia="宋体" w:cs="宋体"/>
       <w:spacing w:val="-2"/>
       <w:sz w:val="24"/>
       <w:szCs w:val="24"/>
     </w:rPr>
   </w:style>
-  <w:style w:type="paragraph" w:customStyle="1" w:styleId="a2">
+  <w:style w:type="paragraph" w:customStyle="1" w:styleId="32">
     <w:name w:val="柴_目录"/>
-    <w:basedOn w:val="Normal"/>
-    <w:next w:val="BodyText"/>
+    <w:basedOn w:val="1"/>
+    <w:next w:val="12"/>
     <w:qFormat/>
+    <w:uiPriority w:val="0"/>
     <w:pPr>
       <w:tabs>
         <w:tab w:val="right" w:leader="dot" w:pos="8442"/>
@@ -5909,59 +6547,64 @@
       <w:ind w:left="0" w:leftChars="0"/>
     </w:pPr>
     <w:rPr>
-      <w:rFonts w:ascii="Arial" w:eastAsia="Microsoft JhengHei" w:hAnsi="Arial"/>
+      <w:rFonts w:ascii="Arial" w:hAnsi="Arial" w:eastAsia="Microsoft JhengHei"/>
       <w:sz w:val="24"/>
     </w:rPr>
   </w:style>
-  <w:style w:type="paragraph" w:customStyle="1" w:styleId="WPSOffice1">
+  <w:style w:type="paragraph" w:customStyle="1" w:styleId="33">
     <w:name w:val="WPSOffice手动目录 1"/>
     <w:qFormat/>
+    <w:uiPriority w:val="0"/>
     <w:pPr>
       <w:ind w:leftChars="0"/>
     </w:pPr>
     <w:rPr>
-      <w:rFonts w:ascii="Times New Roman" w:eastAsia="宋体" w:hAnsi="Times New Roman" w:cs="Times New Roman"/>
+      <w:rFonts w:ascii="Times New Roman" w:hAnsi="Times New Roman" w:eastAsia="宋体" w:cs="Times New Roman"/>
       <w:sz w:val="20"/>
       <w:szCs w:val="20"/>
     </w:rPr>
   </w:style>
-  <w:style w:type="paragraph" w:customStyle="1" w:styleId="WPSOffice2">
+  <w:style w:type="paragraph" w:customStyle="1" w:styleId="34">
     <w:name w:val="WPSOffice手动目录 2"/>
     <w:qFormat/>
+    <w:uiPriority w:val="0"/>
     <w:pPr>
       <w:ind w:leftChars="200"/>
     </w:pPr>
     <w:rPr>
-      <w:rFonts w:ascii="Times New Roman" w:eastAsia="宋体" w:hAnsi="Times New Roman" w:cs="Times New Roman"/>
+      <w:rFonts w:ascii="Times New Roman" w:hAnsi="Times New Roman" w:eastAsia="宋体" w:cs="Times New Roman"/>
       <w:sz w:val="20"/>
       <w:szCs w:val="20"/>
     </w:rPr>
   </w:style>
-  <w:style w:type="paragraph" w:customStyle="1" w:styleId="WPSOffice3">
+  <w:style w:type="paragraph" w:customStyle="1" w:styleId="35">
     <w:name w:val="WPSOffice手动目录 3"/>
     <w:qFormat/>
+    <w:uiPriority w:val="0"/>
     <w:pPr>
       <w:ind w:leftChars="400"/>
     </w:pPr>
     <w:rPr>
-      <w:rFonts w:ascii="Times New Roman" w:eastAsia="宋体" w:hAnsi="Times New Roman" w:cs="Times New Roman"/>
+      <w:rFonts w:ascii="Times New Roman" w:hAnsi="Times New Roman" w:eastAsia="宋体" w:cs="Times New Roman"/>
       <w:sz w:val="20"/>
       <w:szCs w:val="20"/>
     </w:rPr>
   </w:style>
-  <w:style w:type="paragraph" w:customStyle="1" w:styleId="Compact">
+  <w:style w:type="paragraph" w:customStyle="1" w:styleId="36">
     <w:name w:val="Compact"/>
-    <w:basedOn w:val="BodyText"/>
+    <w:basedOn w:val="12"/>
     <w:qFormat/>
+    <w:uiPriority w:val="0"/>
     <w:pPr>
       <w:spacing w:before="36" w:after="36"/>
     </w:pPr>
   </w:style>
-  <w:style w:type="table" w:customStyle="1" w:styleId="Table">
+  <w:style w:type="table" w:customStyle="1" w:styleId="37">
     <w:name w:val="Table"/>
     <w:semiHidden/>
     <w:unhideWhenUsed/>
     <w:qFormat/>
+    <w:uiPriority w:val="0"/>
     <w:tblPr>
       <w:tblCellMar>
         <w:top w:w="0" w:type="dxa"/>
@@ -5973,36 +6616,39 @@
     <w:tblStylePr w:type="firstRow">
       <w:tcPr>
         <w:tcBorders>
-          <w:bottom w:val="single" w:sz="0" w:space="0" w:color="auto"/>
+          <w:bottom w:val="single" w:color="auto" w:sz="0" w:space="0"/>
         </w:tcBorders>
         <w:vAlign w:val="bottom"/>
       </w:tcPr>
     </w:tblStylePr>
   </w:style>
-  <w:style w:type="character" w:customStyle="1" w:styleId="1Char">
+  <w:style w:type="character" w:customStyle="1" w:styleId="38">
     <w:name w:val="柴_标题1 Char"/>
-    <w:link w:val="1"/>
+    <w:link w:val="28"/>
     <w:qFormat/>
+    <w:uiPriority w:val="0"/>
     <w:rPr>
-      <w:rFonts w:ascii="Arial" w:eastAsia="宋体" w:hAnsi="Arial"/>
+      <w:rFonts w:ascii="Arial" w:hAnsi="Arial" w:eastAsia="宋体"/>
       <w:sz w:val="32"/>
     </w:rPr>
   </w:style>
-  <w:style w:type="character" w:customStyle="1" w:styleId="3Char">
+  <w:style w:type="character" w:customStyle="1" w:styleId="39">
     <w:name w:val="柴_标题3 Char"/>
-    <w:link w:val="3"/>
+    <w:link w:val="31"/>
     <w:qFormat/>
+    <w:uiPriority w:val="0"/>
     <w:rPr>
-      <w:rFonts w:ascii="宋体" w:eastAsia="宋体" w:hAnsi="宋体" w:cs="宋体"/>
+      <w:rFonts w:ascii="宋体" w:hAnsi="宋体" w:eastAsia="宋体" w:cs="宋体"/>
       <w:spacing w:val="-2"/>
       <w:sz w:val="24"/>
       <w:szCs w:val="24"/>
     </w:rPr>
   </w:style>
-  <w:style w:type="paragraph" w:customStyle="1" w:styleId="a3">
+  <w:style w:type="paragraph" w:customStyle="1" w:styleId="40">
     <w:name w:val="柴_正文_无缩进"/>
-    <w:basedOn w:val="Normal"/>
+    <w:basedOn w:val="1"/>
     <w:qFormat/>
+    <w:uiPriority w:val="0"/>
     <w:pPr>
       <w:ind w:firstLine="0" w:firstLineChars="0"/>
     </w:pPr>
@@ -6012,29 +6658,31 @@
       <w:lang w:eastAsia="zh-CN"/>
     </w:rPr>
   </w:style>
-  <w:style w:type="paragraph" w:customStyle="1" w:styleId="4">
+  <w:style w:type="paragraph" w:customStyle="1" w:styleId="41">
     <w:name w:val="柴_标题4"/>
-    <w:basedOn w:val="Heading4"/>
-    <w:next w:val="Normal"/>
+    <w:basedOn w:val="5"/>
+    <w:next w:val="1"/>
     <w:qFormat/>
+    <w:uiPriority w:val="0"/>
     <w:pPr>
       <w:widowControl w:val="0"/>
       <w:spacing w:before="160" w:line="360" w:lineRule="auto"/>
-      <w:ind w:left="981" w:hanging="862" w:leftChars="300"/>
+      <w:ind w:left="981" w:leftChars="300" w:hanging="862"/>
     </w:pPr>
     <w:rPr>
-      <w:rFonts w:ascii="Calibri" w:eastAsia="宋体" w:hAnsi="Calibri" w:cs="宋体" w:hint="eastAsia"/>
+      <w:rFonts w:hint="eastAsia" w:ascii="Calibri" w:hAnsi="Calibri" w:eastAsia="宋体" w:cs="宋体"/>
       <w:sz w:val="24"/>
       <w:szCs w:val="24"/>
       <w:lang w:eastAsia="zh-CN" w:bidi="zh-CN"/>
     </w:rPr>
   </w:style>
-  <w:style w:type="character" w:customStyle="1" w:styleId="Char">
+  <w:style w:type="character" w:customStyle="1" w:styleId="42">
     <w:name w:val="柴_正文 Char"/>
-    <w:link w:val="a1"/>
+    <w:link w:val="29"/>
     <w:qFormat/>
+    <w:uiPriority w:val="0"/>
     <w:rPr>
-      <w:rFonts w:ascii="Arial" w:eastAsia="宋体" w:hAnsi="Arial"/>
+      <w:rFonts w:ascii="Arial" w:hAnsi="Arial" w:eastAsia="宋体"/>
       <w:sz w:val="24"/>
       <w:lang w:eastAsia="zh-CN"/>
     </w:rPr>
